--- a/Reports/Informe Global.docx
+++ b/Reports/Informe Global.docx
@@ -3,636 +3,1094 @@
 <w:document xmlns:wpc="http://schemas.microsoft.com/office/word/2010/wordprocessingCanvas" xmlns:cx="http://schemas.microsoft.com/office/drawing/2014/chartex" xmlns:cx1="http://schemas.microsoft.com/office/drawing/2015/9/8/chartex" xmlns:cx2="http://schemas.microsoft.com/office/drawing/2015/10/21/chartex" xmlns:cx3="http://schemas.microsoft.com/office/drawing/2016/5/9/chartex" xmlns:cx4="http://schemas.microsoft.com/office/drawing/2016/5/10/chartex" xmlns:cx5="http://schemas.microsoft.com/office/drawing/2016/5/11/chartex" xmlns:cx6="http://schemas.microsoft.com/office/drawing/2016/5/12/chartex" xmlns:cx7="http://schemas.microsoft.com/office/drawing/2016/5/13/chartex" xmlns:cx8="http://schemas.microsoft.com/office/drawing/2016/5/14/chartex" xmlns:mc="http://schemas.openxmlformats.org/markup-compatibility/2006" xmlns:aink="http://schemas.microsoft.com/office/drawing/2016/ink" xmlns:am3d="http://schemas.microsoft.com/office/drawing/2017/model3d" xmlns:o="urn:schemas-microsoft-com:office:office" xmlns:oel="http://schemas.microsoft.com/office/2019/extlst" xmlns:r="http://schemas.openxmlformats.org/officeDocument/2006/relationships" xmlns:m="http://schemas.openxmlformats.org/officeDocument/2006/math" xmlns:v="urn:schemas-microsoft-com:vml" xmlns:wp14="http://schemas.microsoft.com/office/word/2010/wordprocessingDrawing" xmlns:wp="http://schemas.openxmlformats.org/drawingml/2006/wordprocessingDrawing" xmlns:w10="urn:schemas-microsoft-com:office:word" xmlns:w="http://schemas.openxmlformats.org/wordprocessingml/2006/main" xmlns:w14="http://schemas.microsoft.com/office/word/2010/wordml" xmlns:w15="http://schemas.microsoft.com/office/word/2012/wordml" xmlns:w16cex="http://schemas.microsoft.com/office/word/2018/wordml/cex" xmlns:w16cid="http://schemas.microsoft.com/office/word/2016/wordml/cid" xmlns:w16="http://schemas.microsoft.com/office/word/2018/wordml" xmlns:w16du="http://schemas.microsoft.com/office/word/2023/wordml/word16du" xmlns:w16sdtdh="http://schemas.microsoft.com/office/word/2020/wordml/sdtdatahash" xmlns:w16se="http://schemas.microsoft.com/office/word/2015/wordml/symex" xmlns:wpg="http://schemas.microsoft.com/office/word/2010/wordprocessingGroup" xmlns:wpi="http://schemas.microsoft.com/office/word/2010/wordprocessingInk" xmlns:wne="http://schemas.microsoft.com/office/word/2006/wordml" xmlns:wps="http://schemas.microsoft.com/office/word/2010/wordprocessingShape" mc:Ignorable="w14 w15 w16se w16cid w16 w16cex w16sdtdh w16du wp14">
   <w:body>
     <w:p>
-      <w:r>
-        <w:t xml:space="preserve">La limpieza y transformación de los datos se realizó mediante Python (Pandas), generando un conjunto de datos depurado que posteriormente fue exportado a Excel. A partir de este </w:t>
+      <w:pPr>
+        <w:rPr>
+          <w:b/>
+          <w:bCs/>
+        </w:rPr>
+      </w:pPr>
+      <w:r>
+        <w:rPr>
+          <w:b/>
+          <w:bCs/>
+        </w:rPr>
+        <w:t>ANÁLISIS DE PRÉSTAMOS EN PLATAFORMAS FINTECH</w:t>
+      </w:r>
+    </w:p>
+    <w:p>
+      <w:pPr>
+        <w:rPr>
+          <w:b/>
+          <w:bCs/>
+        </w:rPr>
+      </w:pPr>
+      <w:r>
+        <w:rPr>
+          <w:b/>
+          <w:bCs/>
+        </w:rPr>
+        <w:t xml:space="preserve">Caso de estudio: </w:t>
       </w:r>
       <w:proofErr w:type="spellStart"/>
       <w:r>
-        <w:t>dataset</w:t>
+        <w:rPr>
+          <w:b/>
+          <w:bCs/>
+        </w:rPr>
+        <w:t>Lending</w:t>
       </w:r>
       <w:proofErr w:type="spellEnd"/>
       <w:r>
-        <w:t xml:space="preserve"> se construyeron tablas dinámicas y un </w:t>
+        <w:rPr>
+          <w:b/>
+          <w:bCs/>
+        </w:rPr>
+        <w:t xml:space="preserve"> Club</w:t>
+      </w:r>
+    </w:p>
+    <w:p>
+      <w:pPr>
+        <w:rPr>
+          <w:b/>
+          <w:bCs/>
+        </w:rPr>
+      </w:pPr>
+      <w:r>
+        <w:rPr>
+          <w:b/>
+          <w:bCs/>
+        </w:rPr>
+        <w:t>1. Introducción</w:t>
+      </w:r>
+    </w:p>
+    <w:p>
+      <w:r>
+        <w:t xml:space="preserve">En los últimos años, el desarrollo de las plataformas </w:t>
       </w:r>
       <w:proofErr w:type="spellStart"/>
       <w:r>
-        <w:t>dashboard</w:t>
+        <w:t>fintech</w:t>
       </w:r>
       <w:proofErr w:type="spellEnd"/>
       <w:r>
-        <w:t xml:space="preserve"> interactivo para facilitar el análisis y la toma de decisiones.</w:t>
-      </w:r>
-    </w:p>
-    <w:p>
-      <w:r>
-        <w:rPr>
-          <w:highlight w:val="yellow"/>
-        </w:rPr>
-        <w:t>1️</w:t>
-      </w:r>
-      <w:r>
-        <w:rPr>
-          <w:rFonts w:ascii="Segoe UI Symbol" w:hAnsi="Segoe UI Symbol" w:cs="Segoe UI Symbol"/>
-          <w:highlight w:val="yellow"/>
-        </w:rPr>
-        <w:t>⃣</w:t>
-      </w:r>
-      <w:r>
-        <w:rPr>
-          <w:highlight w:val="yellow"/>
-        </w:rPr>
-        <w:t xml:space="preserve"> </w:t>
+        <w:t xml:space="preserve"> ha transformado el sistema financiero tradicional mediante la introducción de modelos alternativos de financiación. Entre estos modelos destaca el </w:t>
+      </w:r>
+      <w:r>
+        <w:rPr>
+          <w:b/>
+          <w:bCs/>
+        </w:rPr>
+        <w:t>peer-</w:t>
       </w:r>
       <w:proofErr w:type="spellStart"/>
       <w:r>
         <w:rPr>
-          <w:highlight w:val="yellow"/>
-        </w:rPr>
-        <w:t>Datos_Originales</w:t>
+          <w:b/>
+          <w:bCs/>
+        </w:rPr>
+        <w:t>to</w:t>
       </w:r>
       <w:proofErr w:type="spellEnd"/>
-    </w:p>
-    <w:p>
-      <w:r>
-        <w:t>“Esta hoja contiene los datos originales sin ningún tipo de modificación.”</w:t>
-      </w:r>
-    </w:p>
-    <w:p>
-      <w:r>
-        <w:rPr>
-          <w:highlight w:val="yellow"/>
-        </w:rPr>
-        <w:t>2️</w:t>
-      </w:r>
-      <w:r>
-        <w:rPr>
-          <w:rFonts w:ascii="Segoe UI Symbol" w:hAnsi="Segoe UI Symbol" w:cs="Segoe UI Symbol"/>
-          <w:highlight w:val="yellow"/>
-        </w:rPr>
-        <w:t>⃣</w:t>
-      </w:r>
-      <w:r>
-        <w:rPr>
-          <w:highlight w:val="yellow"/>
-        </w:rPr>
-        <w:t xml:space="preserve"> </w:t>
+      <w:r>
+        <w:rPr>
+          <w:b/>
+          <w:bCs/>
+        </w:rPr>
+        <w:t xml:space="preserve">-peer </w:t>
       </w:r>
       <w:proofErr w:type="spellStart"/>
       <w:r>
         <w:rPr>
-          <w:highlight w:val="yellow"/>
-        </w:rPr>
-        <w:t>Limpieza_y_Transformación</w:t>
+          <w:b/>
+          <w:bCs/>
+        </w:rPr>
+        <w:t>lending</w:t>
       </w:r>
       <w:proofErr w:type="spellEnd"/>
-    </w:p>
-    <w:p>
-      <w:r>
-        <w:t xml:space="preserve">La limpieza y transformación de los datos se realizó mediante Python utilizando la librería Pandas. El conjunto de datos resultante fue exportado a Excel, donde se construyeron tablas dinámicas para el análisis descriptivo y comparativo. Finalmente, se desarrolló un </w:t>
+      <w:r>
+        <w:t>, un sistema que permite conectar directamente a prestatarios con inversores a través de plataformas digitales.</w:t>
+      </w:r>
+    </w:p>
+    <w:p>
+      <w:r>
+        <w:t xml:space="preserve">Una de las plataformas más relevantes en este ámbito es </w:t>
       </w:r>
       <w:proofErr w:type="spellStart"/>
       <w:r>
-        <w:t>dashboard</w:t>
+        <w:t>LendingClub</w:t>
       </w:r>
       <w:proofErr w:type="spellEnd"/>
       <w:r>
-        <w:t xml:space="preserve"> en Excel conectado a dichas tablas, facilitando la interpretación visual de los resultados.</w:t>
-      </w:r>
-    </w:p>
-    <w:p>
-      <w:pPr>
-        <w:rPr>
-          <w:b/>
-          <w:bCs/>
-        </w:rPr>
-      </w:pPr>
-      <w:r>
-        <w:rPr>
-          <w:rFonts w:ascii="Segoe UI Symbol" w:hAnsi="Segoe UI Symbol" w:cs="Segoe UI Symbol"/>
-          <w:b/>
-          <w:bCs/>
-        </w:rPr>
-        <w:t>✔</w:t>
-      </w:r>
-      <w:r>
-        <w:rPr>
-          <w:b/>
-          <w:bCs/>
-        </w:rPr>
-        <w:t xml:space="preserve"> Transformaciones (muy evaluable)</w:t>
-      </w:r>
-    </w:p>
-    <w:p>
-      <w:r>
-        <w:t>Refleja cosas como:</w:t>
+        <w:t>, que ofrece préstamos personales financiados por inversores individuales o institucionales.</w:t>
+      </w:r>
+    </w:p>
+    <w:p>
+      <w:r>
+        <w:t xml:space="preserve">El objetivo de este proyecto es realizar un </w:t>
+      </w:r>
+      <w:r>
+        <w:rPr>
+          <w:b/>
+          <w:bCs/>
+        </w:rPr>
+        <w:t xml:space="preserve">análisis exploratorio y descriptivo del comportamiento de los préstamos concedidos por </w:t>
+      </w:r>
+      <w:proofErr w:type="spellStart"/>
+      <w:r>
+        <w:rPr>
+          <w:b/>
+          <w:bCs/>
+        </w:rPr>
+        <w:t>Lending</w:t>
+      </w:r>
+      <w:proofErr w:type="spellEnd"/>
+      <w:r>
+        <w:rPr>
+          <w:b/>
+          <w:bCs/>
+        </w:rPr>
+        <w:t xml:space="preserve"> Club</w:t>
+      </w:r>
+      <w:r>
+        <w:t>, con el fin de identificar patrones relacionados con:</w:t>
       </w:r>
     </w:p>
     <w:p>
       <w:pPr>
         <w:numPr>
           <w:ilvl w:val="0"/>
-          <w:numId w:val="5"/>
+          <w:numId w:val="19"/>
         </w:numPr>
       </w:pPr>
-      <w:proofErr w:type="spellStart"/>
-      <w:r>
-        <w:t>int_rate</w:t>
-      </w:r>
-      <w:proofErr w:type="spellEnd"/>
-      <w:r>
-        <w:br/>
-      </w:r>
-      <w:r>
-        <w:rPr>
-          <w:rFonts w:ascii="Segoe UI Emoji" w:hAnsi="Segoe UI Emoji" w:cs="Segoe UI Emoji"/>
-        </w:rPr>
-        <w:t>❌</w:t>
-      </w:r>
-      <w:r>
-        <w:t xml:space="preserve"> "13.56%"</w:t>
-      </w:r>
-      <w:r>
-        <w:br/>
-      </w:r>
-      <w:r>
-        <w:rPr>
-          <w:rFonts w:ascii="Segoe UI Emoji" w:hAnsi="Segoe UI Emoji" w:cs="Segoe UI Emoji"/>
-        </w:rPr>
-        <w:t>✅</w:t>
-      </w:r>
-      <w:r>
-        <w:t xml:space="preserve"> 13.56</w:t>
+      <w:r>
+        <w:t>el estado final de los préstamos</w:t>
       </w:r>
     </w:p>
     <w:p>
       <w:pPr>
         <w:numPr>
           <w:ilvl w:val="0"/>
-          <w:numId w:val="5"/>
+          <w:numId w:val="19"/>
         </w:numPr>
       </w:pPr>
-      <w:proofErr w:type="spellStart"/>
-      <w:r>
-        <w:t>term</w:t>
-      </w:r>
-      <w:proofErr w:type="spellEnd"/>
-      <w:r>
-        <w:br/>
-      </w:r>
-      <w:r>
-        <w:rPr>
-          <w:rFonts w:ascii="Segoe UI Emoji" w:hAnsi="Segoe UI Emoji" w:cs="Segoe UI Emoji"/>
-        </w:rPr>
-        <w:t>❌</w:t>
-      </w:r>
-      <w:r>
-        <w:t xml:space="preserve"> "36 </w:t>
-      </w:r>
-      <w:proofErr w:type="spellStart"/>
-      <w:r>
-        <w:t>months</w:t>
-      </w:r>
-      <w:proofErr w:type="spellEnd"/>
-      <w:r>
-        <w:t>"</w:t>
-      </w:r>
-      <w:r>
-        <w:br/>
-      </w:r>
-      <w:r>
-        <w:rPr>
-          <w:rFonts w:ascii="Segoe UI Emoji" w:hAnsi="Segoe UI Emoji" w:cs="Segoe UI Emoji"/>
-        </w:rPr>
-        <w:t>✅</w:t>
-      </w:r>
-      <w:r>
-        <w:t xml:space="preserve"> 36</w:t>
+      <w:r>
+        <w:t>las características financieras de los prestatarios</w:t>
       </w:r>
     </w:p>
     <w:p>
       <w:pPr>
         <w:numPr>
           <w:ilvl w:val="0"/>
-          <w:numId w:val="5"/>
+          <w:numId w:val="19"/>
         </w:numPr>
       </w:pPr>
       <w:r>
-        <w:t>Variables numéricas:</w:t>
-      </w:r>
-    </w:p>
-    <w:p>
-      <w:pPr>
-        <w:numPr>
-          <w:ilvl w:val="1"/>
-          <w:numId w:val="5"/>
-        </w:numPr>
-      </w:pPr>
-      <w:proofErr w:type="spellStart"/>
-      <w:r>
-        <w:t>loan_amnt</w:t>
-      </w:r>
-      <w:proofErr w:type="spellEnd"/>
-    </w:p>
-    <w:p>
-      <w:pPr>
-        <w:numPr>
-          <w:ilvl w:val="1"/>
-          <w:numId w:val="5"/>
-        </w:numPr>
-      </w:pPr>
-      <w:proofErr w:type="spellStart"/>
-      <w:r>
-        <w:t>annual_inc</w:t>
-      </w:r>
-      <w:proofErr w:type="spellEnd"/>
-    </w:p>
-    <w:p>
-      <w:pPr>
-        <w:numPr>
-          <w:ilvl w:val="1"/>
-          <w:numId w:val="5"/>
-        </w:numPr>
-      </w:pPr>
-      <w:proofErr w:type="spellStart"/>
-      <w:r>
-        <w:t>installment</w:t>
-      </w:r>
-      <w:proofErr w:type="spellEnd"/>
-    </w:p>
-    <w:p>
-      <w:r>
-        <w:t>Todo ya en formato numérico correcto.</w:t>
-      </w:r>
-    </w:p>
-    <w:p/>
-    <w:p>
-      <w:pPr>
-        <w:rPr>
-          <w:highlight w:val="yellow"/>
-        </w:rPr>
-      </w:pPr>
-      <w:r>
-        <w:rPr>
-          <w:highlight w:val="yellow"/>
-        </w:rPr>
-        <w:t>3️</w:t>
-      </w:r>
-      <w:r>
-        <w:rPr>
-          <w:rFonts w:ascii="Segoe UI Symbol" w:hAnsi="Segoe UI Symbol" w:cs="Segoe UI Symbol"/>
-          <w:highlight w:val="yellow"/>
-        </w:rPr>
-        <w:t>⃣</w:t>
-      </w:r>
-      <w:r>
-        <w:rPr>
-          <w:highlight w:val="yellow"/>
-        </w:rPr>
-        <w:t xml:space="preserve"> Análisis</w:t>
-      </w:r>
-    </w:p>
-    <w:p>
-      <w:pPr>
-        <w:rPr>
-          <w:b/>
-          <w:bCs/>
-        </w:rPr>
-      </w:pPr>
-      <w:r>
-        <w:rPr>
-          <w:b/>
-          <w:bCs/>
-          <w:highlight w:val="yellow"/>
-        </w:rPr>
-        <w:t>Hoja: Análisis (TABLAS DINÁMICAS)</w:t>
-      </w:r>
-    </w:p>
-    <w:p>
-      <w:pPr>
-        <w:rPr>
-          <w:b/>
-          <w:bCs/>
-        </w:rPr>
-      </w:pPr>
-      <w:r>
-        <w:rPr>
-          <w:rFonts w:ascii="Segoe UI Emoji" w:hAnsi="Segoe UI Emoji" w:cs="Segoe UI Emoji"/>
-          <w:b/>
-          <w:bCs/>
-        </w:rPr>
-        <w:t>📊</w:t>
-      </w:r>
-      <w:r>
-        <w:rPr>
-          <w:b/>
-          <w:bCs/>
-        </w:rPr>
-        <w:t xml:space="preserve"> 1️</w:t>
-      </w:r>
-      <w:r>
-        <w:rPr>
-          <w:rFonts w:ascii="Segoe UI Symbol" w:hAnsi="Segoe UI Symbol" w:cs="Segoe UI Symbol"/>
-          <w:b/>
-          <w:bCs/>
-        </w:rPr>
-        <w:t>⃣</w:t>
-      </w:r>
-      <w:r>
-        <w:rPr>
-          <w:b/>
-          <w:bCs/>
-        </w:rPr>
-        <w:t xml:space="preserve"> Distribución del estado del préstamo</w:t>
-      </w:r>
-    </w:p>
-    <w:p>
-      <w:pPr>
-        <w:rPr>
-          <w:b/>
-          <w:bCs/>
-        </w:rPr>
-      </w:pPr>
-      <w:r>
-        <w:rPr>
-          <w:b/>
-          <w:bCs/>
-        </w:rPr>
-        <w:t>Qué mide</w:t>
-      </w:r>
-    </w:p>
-    <w:p>
-      <w:r>
-        <w:t>Proporción de préstamos según su estado actual (</w:t>
-      </w:r>
-      <w:proofErr w:type="spellStart"/>
-      <w:r>
-        <w:t>Fully</w:t>
-      </w:r>
-      <w:proofErr w:type="spellEnd"/>
-      <w:r>
-        <w:t xml:space="preserve"> </w:t>
-      </w:r>
-      <w:proofErr w:type="spellStart"/>
-      <w:r>
-        <w:t>Paid</w:t>
-      </w:r>
-      <w:proofErr w:type="spellEnd"/>
-      <w:r>
-        <w:t>, Default, Late, etc.).</w:t>
-      </w:r>
-    </w:p>
-    <w:p>
-      <w:pPr>
-        <w:rPr>
-          <w:b/>
-          <w:bCs/>
-        </w:rPr>
-      </w:pPr>
-      <w:r>
-        <w:rPr>
-          <w:b/>
-          <w:bCs/>
-        </w:rPr>
-        <w:t>Qué puedes escribir en tu informe</w:t>
-      </w:r>
-    </w:p>
-    <w:p>
-      <w:r>
-        <w:t>La distribución del estado del préstamo permite evaluar la calidad global de la cartera. Se observa que la mayor parte de los préstamos se encuentran en estado "</w:t>
-      </w:r>
-      <w:proofErr w:type="spellStart"/>
-      <w:r>
-        <w:t>Fully</w:t>
-      </w:r>
-      <w:proofErr w:type="spellEnd"/>
-      <w:r>
-        <w:t xml:space="preserve"> </w:t>
-      </w:r>
-      <w:proofErr w:type="spellStart"/>
-      <w:r>
-        <w:t>Paid</w:t>
-      </w:r>
-      <w:proofErr w:type="spellEnd"/>
-      <w:r>
-        <w:t>" o "</w:t>
-      </w:r>
-      <w:proofErr w:type="spellStart"/>
-      <w:r>
-        <w:t>Current</w:t>
-      </w:r>
-      <w:proofErr w:type="spellEnd"/>
-      <w:r>
-        <w:t>", lo que indica un comportamiento mayoritariamente saludable de la cartera.</w:t>
-      </w:r>
-    </w:p>
-    <w:p>
-      <w:r>
-        <w:lastRenderedPageBreak/>
-        <w:t>No obstante, existe un porcentaje relevante de préstamos en situación de impago ("</w:t>
-      </w:r>
-      <w:proofErr w:type="spellStart"/>
-      <w:r>
-        <w:t>Charged</w:t>
-      </w:r>
-      <w:proofErr w:type="spellEnd"/>
-      <w:r>
-        <w:t xml:space="preserve"> Off", "Default") o mora ("Late"), lo que evidencia la existencia de riesgo crediticio estructural.</w:t>
-      </w:r>
-    </w:p>
-    <w:p>
-      <w:pPr>
-        <w:rPr>
-          <w:b/>
-          <w:bCs/>
-        </w:rPr>
-      </w:pPr>
-      <w:proofErr w:type="spellStart"/>
-      <w:r>
-        <w:rPr>
-          <w:b/>
-          <w:bCs/>
-        </w:rPr>
-        <w:t>Insight</w:t>
-      </w:r>
-      <w:proofErr w:type="spellEnd"/>
-      <w:r>
-        <w:rPr>
-          <w:b/>
-          <w:bCs/>
-        </w:rPr>
-        <w:t xml:space="preserve"> que suma puntos</w:t>
+        <w:t>las condiciones de los créditos concedidos</w:t>
       </w:r>
     </w:p>
     <w:p>
       <w:pPr>
         <w:numPr>
           <w:ilvl w:val="0"/>
-          <w:numId w:val="6"/>
+          <w:numId w:val="19"/>
         </w:numPr>
       </w:pPr>
       <w:r>
-        <w:t xml:space="preserve">Si </w:t>
+        <w:t>la relación entre riesgo crediticio y tasas de interés</w:t>
+      </w:r>
+    </w:p>
+    <w:p>
+      <w:r>
+        <w:t xml:space="preserve">Para ello se emplean técnicas de </w:t>
+      </w:r>
+      <w:r>
+        <w:rPr>
+          <w:b/>
+          <w:bCs/>
+        </w:rPr>
+        <w:t>análisis de datos, visualización y exploración estadística</w:t>
+      </w:r>
+      <w:r>
+        <w:t xml:space="preserve">, así como el desarrollo de un </w:t>
       </w:r>
       <w:proofErr w:type="spellStart"/>
       <w:r>
-        <w:t>Fully</w:t>
+        <w:rPr>
+          <w:b/>
+          <w:bCs/>
+        </w:rPr>
+        <w:t>dashboard</w:t>
       </w:r>
       <w:proofErr w:type="spellEnd"/>
       <w:r>
-        <w:t xml:space="preserve"> </w:t>
+        <w:rPr>
+          <w:b/>
+          <w:bCs/>
+        </w:rPr>
+        <w:t xml:space="preserve"> interactivo</w:t>
+      </w:r>
+      <w:r>
+        <w:t xml:space="preserve"> que facilite la interpretación de los resultados.</w:t>
+      </w:r>
+    </w:p>
+    <w:p/>
+    <w:p>
+      <w:pPr>
+        <w:rPr>
+          <w:b/>
+          <w:bCs/>
+        </w:rPr>
+      </w:pPr>
+      <w:r>
+        <w:rPr>
+          <w:b/>
+          <w:bCs/>
+        </w:rPr>
+        <w:t>2. Objetivos del proyecto</w:t>
+      </w:r>
+    </w:p>
+    <w:p>
+      <w:pPr>
+        <w:rPr>
+          <w:b/>
+          <w:bCs/>
+        </w:rPr>
+      </w:pPr>
+      <w:r>
+        <w:rPr>
+          <w:b/>
+          <w:bCs/>
+        </w:rPr>
+        <w:t>Objetivo general</w:t>
+      </w:r>
+    </w:p>
+    <w:p>
+      <w:r>
+        <w:t xml:space="preserve">Analizar el comportamiento de los préstamos concedidos por </w:t>
       </w:r>
       <w:proofErr w:type="spellStart"/>
       <w:r>
-        <w:t>Paid</w:t>
+        <w:t>Lending</w:t>
       </w:r>
       <w:proofErr w:type="spellEnd"/>
       <w:r>
-        <w:t xml:space="preserve"> es mayoría → cartera relativamente sana.</w:t>
+        <w:t xml:space="preserve"> Club para identificar factores relacionados con el rendimiento de los créditos y el perfil de los prestatarios.</w:t>
+      </w:r>
+    </w:p>
+    <w:p>
+      <w:pPr>
+        <w:rPr>
+          <w:b/>
+          <w:bCs/>
+        </w:rPr>
+      </w:pPr>
+      <w:r>
+        <w:rPr>
+          <w:b/>
+          <w:bCs/>
+        </w:rPr>
+        <w:t>Objetivos específicos</w:t>
       </w:r>
     </w:p>
     <w:p>
       <w:pPr>
         <w:numPr>
           <w:ilvl w:val="0"/>
-          <w:numId w:val="6"/>
+          <w:numId w:val="20"/>
         </w:numPr>
       </w:pPr>
       <w:r>
-        <w:t xml:space="preserve">Si </w:t>
-      </w:r>
-      <w:proofErr w:type="spellStart"/>
-      <w:r>
-        <w:t>Charged</w:t>
-      </w:r>
-      <w:proofErr w:type="spellEnd"/>
-      <w:r>
-        <w:t xml:space="preserve"> Off + Default es alto → mayor exposición al riesgo.</w:t>
+        <w:t xml:space="preserve">Realizar un proceso de </w:t>
+      </w:r>
+      <w:r>
+        <w:rPr>
+          <w:b/>
+          <w:bCs/>
+        </w:rPr>
+        <w:t>limpieza y preparación de datos</w:t>
+      </w:r>
+      <w:r>
+        <w:t>.</w:t>
       </w:r>
     </w:p>
     <w:p>
       <w:pPr>
         <w:numPr>
           <w:ilvl w:val="0"/>
-          <w:numId w:val="6"/>
+          <w:numId w:val="20"/>
         </w:numPr>
       </w:pPr>
       <w:r>
-        <w:t>Si hay muchos "Late" → deterioro potencial futuro.</w:t>
-      </w:r>
-    </w:p>
-    <w:p>
-      <w:r>
-        <w:t>Puedes añadir:</w:t>
-      </w:r>
-    </w:p>
-    <w:p>
-      <w:r>
-        <w:t>La proporción de préstamos en mora constituye un indicador adelantado del riesgo de deterioro futuro.</w:t>
-      </w:r>
-    </w:p>
-    <w:p>
-      <w:r>
-        <w:t>Eso suena muy profesional.</w:t>
-      </w:r>
-    </w:p>
-    <w:p>
-      <w:r>
-        <w:pict w14:anchorId="1E08889C">
-          <v:rect id="_x0000_i1064" style="width:0;height:1.5pt" o:hralign="center" o:hrstd="t" o:hr="t" fillcolor="#a0a0a0" stroked="f"/>
-        </w:pict>
-      </w:r>
-    </w:p>
-    <w:p>
-      <w:pPr>
-        <w:rPr>
-          <w:b/>
-          <w:bCs/>
-        </w:rPr>
-      </w:pPr>
-      <w:r>
-        <w:rPr>
-          <w:rFonts w:ascii="Segoe UI Emoji" w:hAnsi="Segoe UI Emoji" w:cs="Segoe UI Emoji"/>
-          <w:b/>
-          <w:bCs/>
-        </w:rPr>
-        <w:t>📈</w:t>
-      </w:r>
-      <w:r>
-        <w:rPr>
-          <w:b/>
-          <w:bCs/>
-        </w:rPr>
-        <w:t xml:space="preserve"> 2️</w:t>
-      </w:r>
-      <w:r>
-        <w:rPr>
-          <w:rFonts w:ascii="Segoe UI Symbol" w:hAnsi="Segoe UI Symbol" w:cs="Segoe UI Symbol"/>
-          <w:b/>
-          <w:bCs/>
-        </w:rPr>
-        <w:t>⃣</w:t>
-      </w:r>
-      <w:r>
-        <w:rPr>
-          <w:b/>
-          <w:bCs/>
-        </w:rPr>
-        <w:t xml:space="preserve"> Tipo de interés medio por estado del préstamo</w:t>
-      </w:r>
-    </w:p>
-    <w:p>
-      <w:r>
-        <w:t>Esta es muy potente.</w:t>
-      </w:r>
-    </w:p>
-    <w:p>
-      <w:pPr>
-        <w:rPr>
-          <w:b/>
-          <w:bCs/>
-        </w:rPr>
-      </w:pPr>
-      <w:r>
-        <w:rPr>
-          <w:b/>
-          <w:bCs/>
-        </w:rPr>
-        <w:t>Qué mide</w:t>
-      </w:r>
-    </w:p>
-    <w:p>
-      <w:r>
-        <w:t>Relación entre precio del préstamo (interés) y resultado final (estado).</w:t>
-      </w:r>
-    </w:p>
-    <w:p>
-      <w:pPr>
-        <w:rPr>
-          <w:b/>
-          <w:bCs/>
-        </w:rPr>
-      </w:pPr>
-      <w:r>
-        <w:rPr>
-          <w:b/>
-          <w:bCs/>
-        </w:rPr>
-        <w:t>Qué puedes escribir</w:t>
-      </w:r>
-    </w:p>
-    <w:p>
-      <w:r>
-        <w:t>Se observa que los préstamos en situación de impago o mora presentan, en promedio, tipos de interés superiores a los préstamos totalmente pagados.</w:t>
-      </w:r>
-    </w:p>
-    <w:p>
-      <w:r>
-        <w:t>Esto sugiere una relación positiva entre el nivel de riesgo percibido por la entidad y el precio del préstamo.</w:t>
-      </w:r>
-    </w:p>
-    <w:p>
-      <w:r>
-        <w:t>Si tus datos muestran algo así:</w:t>
+        <w:t xml:space="preserve">Analizar la </w:t>
+      </w:r>
+      <w:r>
+        <w:rPr>
+          <w:b/>
+          <w:bCs/>
+        </w:rPr>
+        <w:t>distribución de los préstamos según su estado final</w:t>
+      </w:r>
+      <w:r>
+        <w:t>.</w:t>
+      </w:r>
+    </w:p>
+    <w:p>
+      <w:pPr>
+        <w:numPr>
+          <w:ilvl w:val="0"/>
+          <w:numId w:val="20"/>
+        </w:numPr>
+      </w:pPr>
+      <w:r>
+        <w:t xml:space="preserve">Estudiar la relación entre </w:t>
+      </w:r>
+      <w:r>
+        <w:rPr>
+          <w:b/>
+          <w:bCs/>
+        </w:rPr>
+        <w:t>grado crediticio y tasa de interés</w:t>
+      </w:r>
+      <w:r>
+        <w:t>.</w:t>
+      </w:r>
+    </w:p>
+    <w:p>
+      <w:pPr>
+        <w:numPr>
+          <w:ilvl w:val="0"/>
+          <w:numId w:val="20"/>
+        </w:numPr>
+      </w:pPr>
+      <w:r>
+        <w:t>Analizar las características económicas de los prestatarios.</w:t>
+      </w:r>
+    </w:p>
+    <w:p>
+      <w:pPr>
+        <w:numPr>
+          <w:ilvl w:val="0"/>
+          <w:numId w:val="20"/>
+        </w:numPr>
+      </w:pPr>
+      <w:r>
+        <w:t xml:space="preserve">Identificar </w:t>
+      </w:r>
+      <w:r>
+        <w:rPr>
+          <w:b/>
+          <w:bCs/>
+        </w:rPr>
+        <w:t>correlaciones entre variables financieras</w:t>
+      </w:r>
+      <w:r>
+        <w:t>.</w:t>
+      </w:r>
+    </w:p>
+    <w:p>
+      <w:pPr>
+        <w:numPr>
+          <w:ilvl w:val="0"/>
+          <w:numId w:val="20"/>
+        </w:numPr>
+      </w:pPr>
+      <w:r>
+        <w:t xml:space="preserve">Desarrollar un </w:t>
+      </w:r>
+      <w:proofErr w:type="spellStart"/>
+      <w:r>
+        <w:rPr>
+          <w:b/>
+          <w:bCs/>
+        </w:rPr>
+        <w:t>dashboard</w:t>
+      </w:r>
+      <w:proofErr w:type="spellEnd"/>
+      <w:r>
+        <w:rPr>
+          <w:b/>
+          <w:bCs/>
+        </w:rPr>
+        <w:t xml:space="preserve"> visual</w:t>
+      </w:r>
+      <w:r>
+        <w:t xml:space="preserve"> que resuma los principales resultados del análisis.</w:t>
+      </w:r>
+    </w:p>
+    <w:p/>
+    <w:p/>
+    <w:p>
+      <w:pPr>
+        <w:rPr>
+          <w:b/>
+          <w:bCs/>
+        </w:rPr>
+      </w:pPr>
+      <w:r>
+        <w:rPr>
+          <w:b/>
+          <w:bCs/>
+        </w:rPr>
+        <w:lastRenderedPageBreak/>
+        <w:t xml:space="preserve">3. Descripción del </w:t>
+      </w:r>
+      <w:proofErr w:type="spellStart"/>
+      <w:r>
+        <w:rPr>
+          <w:b/>
+          <w:bCs/>
+        </w:rPr>
+        <w:t>dataset</w:t>
+      </w:r>
+      <w:proofErr w:type="spellEnd"/>
+    </w:p>
+    <w:p>
+      <w:r>
+        <w:t xml:space="preserve">El conjunto de datos utilizado contiene información sobre </w:t>
+      </w:r>
+      <w:r>
+        <w:rPr>
+          <w:b/>
+          <w:bCs/>
+        </w:rPr>
+        <w:t>préstamos concedidos entre 2007 y 2011</w:t>
+      </w:r>
+      <w:r>
+        <w:t xml:space="preserve"> a través de la plataforma </w:t>
+      </w:r>
+      <w:proofErr w:type="spellStart"/>
+      <w:r>
+        <w:t>Lending</w:t>
+      </w:r>
+      <w:proofErr w:type="spellEnd"/>
+      <w:r>
+        <w:t xml:space="preserve"> Club.</w:t>
+      </w:r>
+    </w:p>
+    <w:p>
+      <w:r>
+        <w:t xml:space="preserve">Cada fila del </w:t>
+      </w:r>
+      <w:proofErr w:type="spellStart"/>
+      <w:r>
+        <w:t>dataset</w:t>
+      </w:r>
+      <w:proofErr w:type="spellEnd"/>
+      <w:r>
+        <w:t xml:space="preserve"> representa </w:t>
+      </w:r>
+      <w:r>
+        <w:rPr>
+          <w:b/>
+          <w:bCs/>
+        </w:rPr>
+        <w:t>un préstamo individual</w:t>
+      </w:r>
+      <w:r>
+        <w:t xml:space="preserve"> concedido a un prestatario.</w:t>
+      </w:r>
+    </w:p>
+    <w:p>
+      <w:r>
+        <w:t xml:space="preserve">El </w:t>
+      </w:r>
+      <w:proofErr w:type="spellStart"/>
+      <w:r>
+        <w:t>dataset</w:t>
+      </w:r>
+      <w:proofErr w:type="spellEnd"/>
+      <w:r>
+        <w:t xml:space="preserve"> contiene aproximadamente </w:t>
+      </w:r>
+      <w:r>
+        <w:rPr>
+          <w:b/>
+          <w:bCs/>
+        </w:rPr>
+        <w:t>42.543 préstamos</w:t>
+      </w:r>
+      <w:r>
+        <w:t xml:space="preserve"> y múltiples variables relacionadas con el perfil financiero del solicitante y las condiciones del crédito.</w:t>
+      </w:r>
+    </w:p>
+    <w:p>
+      <w:pPr>
+        <w:rPr>
+          <w:b/>
+          <w:bCs/>
+        </w:rPr>
+      </w:pPr>
+      <w:r>
+        <w:rPr>
+          <w:b/>
+          <w:bCs/>
+        </w:rPr>
+        <w:t xml:space="preserve">Principales variables del </w:t>
+      </w:r>
+      <w:proofErr w:type="spellStart"/>
+      <w:r>
+        <w:rPr>
+          <w:b/>
+          <w:bCs/>
+        </w:rPr>
+        <w:t>dataset</w:t>
+      </w:r>
+      <w:proofErr w:type="spellEnd"/>
+    </w:p>
+    <w:p>
+      <w:pPr>
+        <w:rPr>
+          <w:b/>
+          <w:bCs/>
+        </w:rPr>
+      </w:pPr>
+      <w:r>
+        <w:rPr>
+          <w:b/>
+          <w:bCs/>
+        </w:rPr>
+        <w:t>Variables del préstamo</w:t>
+      </w:r>
+    </w:p>
+    <w:p>
+      <w:pPr>
+        <w:numPr>
+          <w:ilvl w:val="0"/>
+          <w:numId w:val="21"/>
+        </w:numPr>
+      </w:pPr>
+      <w:proofErr w:type="spellStart"/>
+      <w:r>
+        <w:rPr>
+          <w:b/>
+          <w:bCs/>
+        </w:rPr>
+        <w:t>loan_amnt</w:t>
+      </w:r>
+      <w:proofErr w:type="spellEnd"/>
+      <w:r>
+        <w:t xml:space="preserve"> — cantidad del préstamo concedido</w:t>
+      </w:r>
+    </w:p>
+    <w:p>
+      <w:pPr>
+        <w:numPr>
+          <w:ilvl w:val="0"/>
+          <w:numId w:val="21"/>
+        </w:numPr>
+      </w:pPr>
+      <w:proofErr w:type="spellStart"/>
+      <w:r>
+        <w:rPr>
+          <w:b/>
+          <w:bCs/>
+        </w:rPr>
+        <w:t>term</w:t>
+      </w:r>
+      <w:proofErr w:type="spellEnd"/>
+      <w:r>
+        <w:t xml:space="preserve"> — duración del préstamo (36 o 60 meses)</w:t>
+      </w:r>
+    </w:p>
+    <w:p>
+      <w:pPr>
+        <w:numPr>
+          <w:ilvl w:val="0"/>
+          <w:numId w:val="21"/>
+        </w:numPr>
+      </w:pPr>
+      <w:proofErr w:type="spellStart"/>
+      <w:r>
+        <w:rPr>
+          <w:b/>
+          <w:bCs/>
+        </w:rPr>
+        <w:t>int_rate</w:t>
+      </w:r>
+      <w:proofErr w:type="spellEnd"/>
+      <w:r>
+        <w:t xml:space="preserve"> — tasa de interés del préstamo</w:t>
+      </w:r>
+    </w:p>
+    <w:p>
+      <w:pPr>
+        <w:numPr>
+          <w:ilvl w:val="0"/>
+          <w:numId w:val="21"/>
+        </w:numPr>
+      </w:pPr>
+      <w:proofErr w:type="spellStart"/>
+      <w:r>
+        <w:rPr>
+          <w:b/>
+          <w:bCs/>
+        </w:rPr>
+        <w:t>installment</w:t>
+      </w:r>
+      <w:proofErr w:type="spellEnd"/>
+      <w:r>
+        <w:t xml:space="preserve"> — cuota mensual del préstamo</w:t>
+      </w:r>
+    </w:p>
+    <w:p>
+      <w:pPr>
+        <w:rPr>
+          <w:b/>
+          <w:bCs/>
+        </w:rPr>
+      </w:pPr>
+      <w:r>
+        <w:rPr>
+          <w:b/>
+          <w:bCs/>
+        </w:rPr>
+        <w:t>Variables del prestatario</w:t>
+      </w:r>
+    </w:p>
+    <w:p>
+      <w:pPr>
+        <w:numPr>
+          <w:ilvl w:val="0"/>
+          <w:numId w:val="22"/>
+        </w:numPr>
+      </w:pPr>
+      <w:proofErr w:type="spellStart"/>
+      <w:r>
+        <w:rPr>
+          <w:b/>
+          <w:bCs/>
+        </w:rPr>
+        <w:t>annual_inc</w:t>
+      </w:r>
+      <w:proofErr w:type="spellEnd"/>
+      <w:r>
+        <w:t xml:space="preserve"> — ingresos anuales del prestatario</w:t>
+      </w:r>
+    </w:p>
+    <w:p>
+      <w:pPr>
+        <w:numPr>
+          <w:ilvl w:val="0"/>
+          <w:numId w:val="22"/>
+        </w:numPr>
+      </w:pPr>
+      <w:proofErr w:type="spellStart"/>
+      <w:r>
+        <w:rPr>
+          <w:b/>
+          <w:bCs/>
+        </w:rPr>
+        <w:t>home_ownership</w:t>
+      </w:r>
+      <w:proofErr w:type="spellEnd"/>
+      <w:r>
+        <w:t xml:space="preserve"> — situación de vivienda</w:t>
+      </w:r>
+    </w:p>
+    <w:p>
+      <w:pPr>
+        <w:numPr>
+          <w:ilvl w:val="0"/>
+          <w:numId w:val="22"/>
+        </w:numPr>
+      </w:pPr>
+      <w:proofErr w:type="spellStart"/>
+      <w:r>
+        <w:rPr>
+          <w:b/>
+          <w:bCs/>
+        </w:rPr>
+        <w:t>emp_length</w:t>
+      </w:r>
+      <w:proofErr w:type="spellEnd"/>
+      <w:r>
+        <w:t xml:space="preserve"> — antigüedad laboral</w:t>
+      </w:r>
+    </w:p>
+    <w:p>
+      <w:pPr>
+        <w:rPr>
+          <w:b/>
+          <w:bCs/>
+        </w:rPr>
+      </w:pPr>
+      <w:r>
+        <w:rPr>
+          <w:b/>
+          <w:bCs/>
+        </w:rPr>
+        <w:t>Variables de riesgo crediticio</w:t>
+      </w:r>
+    </w:p>
+    <w:p>
+      <w:pPr>
+        <w:numPr>
+          <w:ilvl w:val="0"/>
+          <w:numId w:val="23"/>
+        </w:numPr>
+      </w:pPr>
+      <w:r>
+        <w:rPr>
+          <w:b/>
+          <w:bCs/>
+        </w:rPr>
+        <w:t>grade</w:t>
+      </w:r>
+      <w:r>
+        <w:t xml:space="preserve"> — clasificación de riesgo crediticio</w:t>
+      </w:r>
+    </w:p>
+    <w:p>
+      <w:pPr>
+        <w:numPr>
+          <w:ilvl w:val="0"/>
+          <w:numId w:val="23"/>
+        </w:numPr>
+      </w:pPr>
+      <w:proofErr w:type="spellStart"/>
+      <w:r>
+        <w:rPr>
+          <w:b/>
+          <w:bCs/>
+        </w:rPr>
+        <w:t>sub_grade</w:t>
+      </w:r>
+      <w:proofErr w:type="spellEnd"/>
+      <w:r>
+        <w:t xml:space="preserve"> — subcategoría de riesgo</w:t>
+      </w:r>
+    </w:p>
+    <w:p>
+      <w:pPr>
+        <w:numPr>
+          <w:ilvl w:val="0"/>
+          <w:numId w:val="23"/>
+        </w:numPr>
+      </w:pPr>
+      <w:proofErr w:type="spellStart"/>
+      <w:r>
+        <w:rPr>
+          <w:b/>
+          <w:bCs/>
+        </w:rPr>
+        <w:t>dti</w:t>
+      </w:r>
+      <w:proofErr w:type="spellEnd"/>
+      <w:r>
+        <w:t xml:space="preserve"> — ratio deuda/ingresos</w:t>
+      </w:r>
+    </w:p>
+    <w:p>
+      <w:pPr>
+        <w:rPr>
+          <w:b/>
+          <w:bCs/>
+        </w:rPr>
+      </w:pPr>
+      <w:r>
+        <w:rPr>
+          <w:b/>
+          <w:bCs/>
+        </w:rPr>
+        <w:t>Variable objetivo</w:t>
+      </w:r>
+    </w:p>
+    <w:p>
+      <w:pPr>
+        <w:numPr>
+          <w:ilvl w:val="0"/>
+          <w:numId w:val="24"/>
+        </w:numPr>
+      </w:pPr>
+      <w:proofErr w:type="spellStart"/>
+      <w:r>
+        <w:rPr>
+          <w:b/>
+          <w:bCs/>
+        </w:rPr>
+        <w:t>loan_status</w:t>
+      </w:r>
+      <w:proofErr w:type="spellEnd"/>
+      <w:r>
+        <w:t xml:space="preserve"> — estado del préstamo</w:t>
+      </w:r>
+    </w:p>
+    <w:p>
+      <w:r>
+        <w:t>Los estados del préstamo incluyen:</w:t>
+      </w:r>
+    </w:p>
+    <w:p>
+      <w:pPr>
+        <w:numPr>
+          <w:ilvl w:val="0"/>
+          <w:numId w:val="25"/>
+        </w:numPr>
+      </w:pPr>
+      <w:proofErr w:type="spellStart"/>
+      <w:r>
+        <w:t>Fully</w:t>
+      </w:r>
+      <w:proofErr w:type="spellEnd"/>
+      <w:r>
+        <w:t xml:space="preserve"> </w:t>
+      </w:r>
+      <w:proofErr w:type="spellStart"/>
+      <w:r>
+        <w:t>Paid</w:t>
+      </w:r>
+      <w:proofErr w:type="spellEnd"/>
+    </w:p>
+    <w:p>
+      <w:pPr>
+        <w:numPr>
+          <w:ilvl w:val="0"/>
+          <w:numId w:val="25"/>
+        </w:numPr>
+      </w:pPr>
+      <w:proofErr w:type="spellStart"/>
+      <w:r>
+        <w:t>Charged</w:t>
+      </w:r>
+      <w:proofErr w:type="spellEnd"/>
+      <w:r>
+        <w:t xml:space="preserve"> Off</w:t>
+      </w:r>
+    </w:p>
+    <w:p>
+      <w:pPr>
+        <w:numPr>
+          <w:ilvl w:val="0"/>
+          <w:numId w:val="25"/>
+        </w:numPr>
+      </w:pPr>
+      <w:proofErr w:type="spellStart"/>
+      <w:r>
+        <w:t>Current</w:t>
+      </w:r>
+      <w:proofErr w:type="spellEnd"/>
+    </w:p>
+    <w:p>
+      <w:pPr>
+        <w:numPr>
+          <w:ilvl w:val="0"/>
+          <w:numId w:val="25"/>
+        </w:numPr>
+      </w:pPr>
+      <w:r>
+        <w:t>Late</w:t>
+      </w:r>
+    </w:p>
+    <w:p>
+      <w:pPr>
+        <w:numPr>
+          <w:ilvl w:val="0"/>
+          <w:numId w:val="25"/>
+        </w:numPr>
+      </w:pPr>
+      <w:r>
+        <w:t xml:space="preserve">In Grace </w:t>
+      </w:r>
+      <w:proofErr w:type="spellStart"/>
+      <w:r>
+        <w:t>Period</w:t>
+      </w:r>
+      <w:proofErr w:type="spellEnd"/>
+    </w:p>
+    <w:p/>
+    <w:p>
+      <w:pPr>
+        <w:rPr>
+          <w:b/>
+          <w:bCs/>
+        </w:rPr>
+      </w:pPr>
+      <w:r>
+        <w:rPr>
+          <w:b/>
+          <w:bCs/>
+        </w:rPr>
+        <w:t>4. Metodología</w:t>
+      </w:r>
+    </w:p>
+    <w:p>
+      <w:r>
+        <w:t>El proyecto se desarrolló siguiendo un proceso estructurado de análisis de datos que incluye varias fases.</w:t>
+      </w:r>
+    </w:p>
+    <w:p>
+      <w:pPr>
+        <w:rPr>
+          <w:b/>
+          <w:bCs/>
+        </w:rPr>
+      </w:pPr>
+      <w:r>
+        <w:rPr>
+          <w:b/>
+          <w:bCs/>
+        </w:rPr>
+        <w:lastRenderedPageBreak/>
+        <w:t>4.1 Preparación y limpieza de datos</w:t>
+      </w:r>
+    </w:p>
+    <w:p>
+      <w:r>
+        <w:t>Antes de realizar el análisis exploratorio, se llevó a cabo un proceso de limpieza y transformación de los datos.</w:t>
+      </w:r>
+    </w:p>
+    <w:p>
+      <w:r>
+        <w:t>Las principales acciones realizadas fueron:</w:t>
+      </w:r>
+    </w:p>
+    <w:p>
+      <w:pPr>
+        <w:numPr>
+          <w:ilvl w:val="0"/>
+          <w:numId w:val="26"/>
+        </w:numPr>
+      </w:pPr>
+      <w:r>
+        <w:t>Identificación y eliminación de valores nulos en variables relevantes.</w:t>
+      </w:r>
+    </w:p>
+    <w:p>
+      <w:pPr>
+        <w:numPr>
+          <w:ilvl w:val="0"/>
+          <w:numId w:val="26"/>
+        </w:numPr>
+      </w:pPr>
+      <w:r>
+        <w:t>Conversión de variables almacenadas como texto a formato numérico.</w:t>
+      </w:r>
+    </w:p>
+    <w:p>
+      <w:pPr>
+        <w:numPr>
+          <w:ilvl w:val="0"/>
+          <w:numId w:val="26"/>
+        </w:numPr>
+      </w:pPr>
+      <w:r>
+        <w:t>Normalización de variables porcentuales como la tasa de interés.</w:t>
+      </w:r>
+    </w:p>
+    <w:p>
+      <w:pPr>
+        <w:numPr>
+          <w:ilvl w:val="0"/>
+          <w:numId w:val="26"/>
+        </w:numPr>
+      </w:pPr>
+      <w:r>
+        <w:t>Eliminación de registros inconsistentes o incompletos.</w:t>
+      </w:r>
+    </w:p>
+    <w:p>
+      <w:r>
+        <w:t>Además, se generaron nuevas variables derivadas para facilitar el análisis.</w:t>
+      </w:r>
+    </w:p>
+    <w:p>
+      <w:pPr>
+        <w:rPr>
+          <w:b/>
+          <w:bCs/>
+        </w:rPr>
+      </w:pPr>
+      <w:r>
+        <w:rPr>
+          <w:b/>
+          <w:bCs/>
+        </w:rPr>
+        <w:t>Ejemplo de variable derivada</w:t>
+      </w:r>
+    </w:p>
+    <w:p>
+      <w:proofErr w:type="spellStart"/>
+      <w:r>
+        <w:rPr>
+          <w:b/>
+          <w:bCs/>
+        </w:rPr>
+        <w:t>Income</w:t>
+      </w:r>
+      <w:proofErr w:type="spellEnd"/>
+      <w:r>
+        <w:rPr>
+          <w:b/>
+          <w:bCs/>
+        </w:rPr>
+        <w:t xml:space="preserve"> </w:t>
+      </w:r>
+      <w:proofErr w:type="spellStart"/>
+      <w:r>
+        <w:rPr>
+          <w:b/>
+          <w:bCs/>
+        </w:rPr>
+        <w:t>to</w:t>
+      </w:r>
+      <w:proofErr w:type="spellEnd"/>
+      <w:r>
+        <w:rPr>
+          <w:b/>
+          <w:bCs/>
+        </w:rPr>
+        <w:t xml:space="preserve"> Loan Ratio</w:t>
+      </w:r>
+    </w:p>
+    <w:p>
+      <w:r>
+        <w:t>Relación entre los ingresos del prestatario y el monto del préstamo.</w:t>
+      </w:r>
+    </w:p>
+    <w:p>
+      <w:r>
+        <w:t>Esta variable permite evaluar la capacidad relativa del prestatario para asumir la deuda.</w:t>
+      </w:r>
+    </w:p>
+    <w:p/>
+    <w:p>
+      <w:pPr>
+        <w:rPr>
+          <w:b/>
+          <w:bCs/>
+        </w:rPr>
+      </w:pPr>
+      <w:r>
+        <w:rPr>
+          <w:b/>
+          <w:bCs/>
+        </w:rPr>
+        <w:t>5. Análisis exploratorio de datos</w:t>
+      </w:r>
+    </w:p>
+    <w:p>
+      <w:pPr>
+        <w:rPr>
+          <w:b/>
+          <w:bCs/>
+        </w:rPr>
+      </w:pPr>
+      <w:r>
+        <w:rPr>
+          <w:b/>
+          <w:bCs/>
+        </w:rPr>
+        <w:t>5.1 Distribución del estado del préstamo</w:t>
+      </w:r>
+    </w:p>
+    <w:p>
+      <w:r>
+        <w:t>El análisis del estado del préstamo permite evaluar el rendimiento general de los créditos concedidos.</w:t>
+      </w:r>
+    </w:p>
+    <w:p>
+      <w:r>
+        <w:t>Los resultados muestran la siguiente distribución aproximada:</w:t>
       </w:r>
     </w:p>
     <w:tbl>
@@ -648,8 +1106,8 @@
         <w:tblLook w:val="04A0" w:firstRow="1" w:lastRow="0" w:firstColumn="1" w:lastColumn="0" w:noHBand="0" w:noVBand="1"/>
       </w:tblPr>
       <w:tblGrid>
-        <w:gridCol w:w="982"/>
-        <w:gridCol w:w="1457"/>
+        <w:gridCol w:w="2135"/>
+        <w:gridCol w:w="1157"/>
       </w:tblGrid>
       <w:tr>
         <w:trPr>
@@ -674,7 +1132,7 @@
                 <w:b/>
                 <w:bCs/>
               </w:rPr>
-              <w:t>Estado</w:t>
+              <w:t>Estado del préstamo</w:t>
             </w:r>
           </w:p>
         </w:tc>
@@ -696,7 +1154,7 @@
                 <w:b/>
                 <w:bCs/>
               </w:rPr>
-              <w:t>Interés medio</w:t>
+              <w:t>Porcentaje</w:t>
             </w:r>
           </w:p>
         </w:tc>
@@ -735,7 +1193,41 @@
           </w:tcPr>
           <w:p>
             <w:r>
-              <w:t>12%</w:t>
+              <w:t>~79%</w:t>
+            </w:r>
+          </w:p>
+        </w:tc>
+      </w:tr>
+      <w:tr>
+        <w:trPr>
+          <w:tblCellSpacing w:w="15" w:type="dxa"/>
+        </w:trPr>
+        <w:tc>
+          <w:tcPr>
+            <w:tcW w:w="0" w:type="auto"/>
+            <w:vAlign w:val="center"/>
+            <w:hideMark/>
+          </w:tcPr>
+          <w:p>
+            <w:proofErr w:type="spellStart"/>
+            <w:r>
+              <w:t>Charged</w:t>
+            </w:r>
+            <w:proofErr w:type="spellEnd"/>
+            <w:r>
+              <w:t xml:space="preserve"> Off</w:t>
+            </w:r>
+          </w:p>
+        </w:tc>
+        <w:tc>
+          <w:tcPr>
+            <w:tcW w:w="0" w:type="auto"/>
+            <w:vAlign w:val="center"/>
+            <w:hideMark/>
+          </w:tcPr>
+          <w:p>
+            <w:r>
+              <w:t>~13%</w:t>
             </w:r>
           </w:p>
         </w:tc>
@@ -752,7 +1244,7 @@
           </w:tcPr>
           <w:p>
             <w:r>
-              <w:t>Default</w:t>
+              <w:t>Otros estados</w:t>
             </w:r>
           </w:p>
         </w:tc>
@@ -764,7 +1256,291 @@
           </w:tcPr>
           <w:p>
             <w:r>
-              <w:t>16%</w:t>
+              <w:t>&lt; 8%</w:t>
+            </w:r>
+          </w:p>
+        </w:tc>
+      </w:tr>
+    </w:tbl>
+    <w:p>
+      <w:r>
+        <w:t>Esto indica que la mayoría de los préstamos concedidos fueron pagados correctamente.</w:t>
+      </w:r>
+    </w:p>
+    <w:p>
+      <w:r>
+        <w:t xml:space="preserve">Sin embargo, existe una proporción significativa de préstamos que terminaron en </w:t>
+      </w:r>
+      <w:r>
+        <w:rPr>
+          <w:b/>
+          <w:bCs/>
+        </w:rPr>
+        <w:t>impago (</w:t>
+      </w:r>
+      <w:proofErr w:type="spellStart"/>
+      <w:r>
+        <w:rPr>
+          <w:b/>
+          <w:bCs/>
+        </w:rPr>
+        <w:t>Charged</w:t>
+      </w:r>
+      <w:proofErr w:type="spellEnd"/>
+      <w:r>
+        <w:rPr>
+          <w:b/>
+          <w:bCs/>
+        </w:rPr>
+        <w:t xml:space="preserve"> Off)</w:t>
+      </w:r>
+      <w:r>
+        <w:t>.</w:t>
+      </w:r>
+    </w:p>
+    <w:p/>
+    <w:p>
+      <w:pPr>
+        <w:rPr>
+          <w:b/>
+          <w:bCs/>
+        </w:rPr>
+      </w:pPr>
+      <w:r>
+        <w:rPr>
+          <w:b/>
+          <w:bCs/>
+        </w:rPr>
+        <w:t>5.2 Tasa de interés según estado del préstamo</w:t>
+      </w:r>
+    </w:p>
+    <w:p>
+      <w:r>
+        <w:t xml:space="preserve">El análisis de la tasa de interés promedio muestra que los préstamos con estados asociados a mayor riesgo tienden a presentar </w:t>
+      </w:r>
+      <w:r>
+        <w:rPr>
+          <w:b/>
+          <w:bCs/>
+        </w:rPr>
+        <w:t>intereses más elevados</w:t>
+      </w:r>
+      <w:r>
+        <w:t>.</w:t>
+      </w:r>
+    </w:p>
+    <w:p>
+      <w:r>
+        <w:t>Por ejemplo:</w:t>
+      </w:r>
+    </w:p>
+    <w:p>
+      <w:pPr>
+        <w:numPr>
+          <w:ilvl w:val="0"/>
+          <w:numId w:val="27"/>
+        </w:numPr>
+      </w:pPr>
+      <w:proofErr w:type="spellStart"/>
+      <w:r>
+        <w:t>Fully</w:t>
+      </w:r>
+      <w:proofErr w:type="spellEnd"/>
+      <w:r>
+        <w:t xml:space="preserve"> </w:t>
+      </w:r>
+      <w:proofErr w:type="spellStart"/>
+      <w:r>
+        <w:t>Paid</w:t>
+      </w:r>
+      <w:proofErr w:type="spellEnd"/>
+      <w:r>
+        <w:t xml:space="preserve"> → aproximadamente 12%</w:t>
+      </w:r>
+    </w:p>
+    <w:p>
+      <w:pPr>
+        <w:numPr>
+          <w:ilvl w:val="0"/>
+          <w:numId w:val="27"/>
+        </w:numPr>
+      </w:pPr>
+      <w:proofErr w:type="spellStart"/>
+      <w:r>
+        <w:lastRenderedPageBreak/>
+        <w:t>Charged</w:t>
+      </w:r>
+      <w:proofErr w:type="spellEnd"/>
+      <w:r>
+        <w:t xml:space="preserve"> Off → aproximadamente 14%</w:t>
+      </w:r>
+    </w:p>
+    <w:p>
+      <w:r>
+        <w:t xml:space="preserve">Esto refleja un sistema de </w:t>
+      </w:r>
+      <w:proofErr w:type="spellStart"/>
+      <w:r>
+        <w:rPr>
+          <w:b/>
+          <w:bCs/>
+        </w:rPr>
+        <w:t>pricing</w:t>
+      </w:r>
+      <w:proofErr w:type="spellEnd"/>
+      <w:r>
+        <w:rPr>
+          <w:b/>
+          <w:bCs/>
+        </w:rPr>
+        <w:t xml:space="preserve"> basado en riesgo</w:t>
+      </w:r>
+      <w:r>
+        <w:t>, donde los prestatarios considerados más riesgosos reciben condiciones de financiación más costosas.</w:t>
+      </w:r>
+    </w:p>
+    <w:p/>
+    <w:p>
+      <w:pPr>
+        <w:rPr>
+          <w:b/>
+          <w:bCs/>
+        </w:rPr>
+      </w:pPr>
+      <w:r>
+        <w:rPr>
+          <w:b/>
+          <w:bCs/>
+        </w:rPr>
+        <w:t>5.3 Ingresos promedio de los prestatarios</w:t>
+      </w:r>
+    </w:p>
+    <w:p>
+      <w:r>
+        <w:t xml:space="preserve">El ingreso anual promedio de los prestatarios se sitúa en torno a </w:t>
+      </w:r>
+      <w:r>
+        <w:rPr>
+          <w:b/>
+          <w:bCs/>
+        </w:rPr>
+        <w:t>69.000 €</w:t>
+      </w:r>
+      <w:r>
+        <w:t>.</w:t>
+      </w:r>
+    </w:p>
+    <w:p>
+      <w:r>
+        <w:t>Aunque existen diferencias entre los distintos estados del préstamo, estas no son extremadamente pronunciadas, lo que sugiere que el nivel de ingresos por sí solo no explica completamente el riesgo de impago.</w:t>
+      </w:r>
+    </w:p>
+    <w:p/>
+    <w:p>
+      <w:pPr>
+        <w:rPr>
+          <w:b/>
+          <w:bCs/>
+        </w:rPr>
+      </w:pPr>
+      <w:r>
+        <w:rPr>
+          <w:b/>
+          <w:bCs/>
+        </w:rPr>
+        <w:t>6. Relación entre grado crediticio e interés</w:t>
+      </w:r>
+    </w:p>
+    <w:p>
+      <w:r>
+        <w:t xml:space="preserve">El sistema de </w:t>
+      </w:r>
+      <w:proofErr w:type="spellStart"/>
+      <w:r>
+        <w:t>Lending</w:t>
+      </w:r>
+      <w:proofErr w:type="spellEnd"/>
+      <w:r>
+        <w:t xml:space="preserve"> Club clasifica a los prestatarios mediante un </w:t>
+      </w:r>
+      <w:r>
+        <w:rPr>
+          <w:b/>
+          <w:bCs/>
+        </w:rPr>
+        <w:t>grado crediticio (grade)</w:t>
+      </w:r>
+      <w:r>
+        <w:t xml:space="preserve"> que refleja su nivel de riesgo.</w:t>
+      </w:r>
+    </w:p>
+    <w:p>
+      <w:r>
+        <w:t>El análisis muestra una relación clara entre el grado crediticio y la tasa de interés aplicada.</w:t>
+      </w:r>
+    </w:p>
+    <w:tbl>
+      <w:tblPr>
+        <w:tblW w:w="0" w:type="auto"/>
+        <w:tblCellSpacing w:w="15" w:type="dxa"/>
+        <w:tblCellMar>
+          <w:top w:w="15" w:type="dxa"/>
+          <w:left w:w="15" w:type="dxa"/>
+          <w:bottom w:w="15" w:type="dxa"/>
+          <w:right w:w="15" w:type="dxa"/>
+        </w:tblCellMar>
+        <w:tblLook w:val="04A0" w:firstRow="1" w:lastRow="0" w:firstColumn="1" w:lastColumn="0" w:noHBand="0" w:noVBand="1"/>
+      </w:tblPr>
+      <w:tblGrid>
+        <w:gridCol w:w="681"/>
+        <w:gridCol w:w="1791"/>
+      </w:tblGrid>
+      <w:tr>
+        <w:trPr>
+          <w:tblHeader/>
+          <w:tblCellSpacing w:w="15" w:type="dxa"/>
+        </w:trPr>
+        <w:tc>
+          <w:tcPr>
+            <w:tcW w:w="0" w:type="auto"/>
+            <w:vAlign w:val="center"/>
+            <w:hideMark/>
+          </w:tcPr>
+          <w:p>
+            <w:pPr>
+              <w:rPr>
+                <w:b/>
+                <w:bCs/>
+              </w:rPr>
+            </w:pPr>
+            <w:r>
+              <w:rPr>
+                <w:b/>
+                <w:bCs/>
+              </w:rPr>
+              <w:t>Grade</w:t>
+            </w:r>
+          </w:p>
+        </w:tc>
+        <w:tc>
+          <w:tcPr>
+            <w:tcW w:w="0" w:type="auto"/>
+            <w:vAlign w:val="center"/>
+            <w:hideMark/>
+          </w:tcPr>
+          <w:p>
+            <w:pPr>
+              <w:rPr>
+                <w:b/>
+                <w:bCs/>
+              </w:rPr>
+            </w:pPr>
+            <w:r>
+              <w:rPr>
+                <w:b/>
+                <w:bCs/>
+              </w:rPr>
+              <w:t>Interés promedio</w:t>
             </w:r>
           </w:p>
         </w:tc>
@@ -781,7 +1557,7 @@
           </w:tcPr>
           <w:p>
             <w:r>
-              <w:t>Late</w:t>
+              <w:t>A</w:t>
             </w:r>
           </w:p>
         </w:tc>
@@ -793,7 +1569,181 @@
           </w:tcPr>
           <w:p>
             <w:r>
-              <w:t>17–18%</w:t>
+              <w:t>~7%</w:t>
+            </w:r>
+          </w:p>
+        </w:tc>
+      </w:tr>
+      <w:tr>
+        <w:trPr>
+          <w:tblCellSpacing w:w="15" w:type="dxa"/>
+        </w:trPr>
+        <w:tc>
+          <w:tcPr>
+            <w:tcW w:w="0" w:type="auto"/>
+            <w:vAlign w:val="center"/>
+            <w:hideMark/>
+          </w:tcPr>
+          <w:p>
+            <w:r>
+              <w:t>B</w:t>
+            </w:r>
+          </w:p>
+        </w:tc>
+        <w:tc>
+          <w:tcPr>
+            <w:tcW w:w="0" w:type="auto"/>
+            <w:vAlign w:val="center"/>
+            <w:hideMark/>
+          </w:tcPr>
+          <w:p>
+            <w:r>
+              <w:t>~11%</w:t>
+            </w:r>
+          </w:p>
+        </w:tc>
+      </w:tr>
+      <w:tr>
+        <w:trPr>
+          <w:tblCellSpacing w:w="15" w:type="dxa"/>
+        </w:trPr>
+        <w:tc>
+          <w:tcPr>
+            <w:tcW w:w="0" w:type="auto"/>
+            <w:vAlign w:val="center"/>
+            <w:hideMark/>
+          </w:tcPr>
+          <w:p>
+            <w:r>
+              <w:t>C</w:t>
+            </w:r>
+          </w:p>
+        </w:tc>
+        <w:tc>
+          <w:tcPr>
+            <w:tcW w:w="0" w:type="auto"/>
+            <w:vAlign w:val="center"/>
+            <w:hideMark/>
+          </w:tcPr>
+          <w:p>
+            <w:r>
+              <w:t>~13%</w:t>
+            </w:r>
+          </w:p>
+        </w:tc>
+      </w:tr>
+      <w:tr>
+        <w:trPr>
+          <w:tblCellSpacing w:w="15" w:type="dxa"/>
+        </w:trPr>
+        <w:tc>
+          <w:tcPr>
+            <w:tcW w:w="0" w:type="auto"/>
+            <w:vAlign w:val="center"/>
+            <w:hideMark/>
+          </w:tcPr>
+          <w:p>
+            <w:r>
+              <w:t>D</w:t>
+            </w:r>
+          </w:p>
+        </w:tc>
+        <w:tc>
+          <w:tcPr>
+            <w:tcW w:w="0" w:type="auto"/>
+            <w:vAlign w:val="center"/>
+            <w:hideMark/>
+          </w:tcPr>
+          <w:p>
+            <w:r>
+              <w:t>~16%</w:t>
+            </w:r>
+          </w:p>
+        </w:tc>
+      </w:tr>
+      <w:tr>
+        <w:trPr>
+          <w:tblCellSpacing w:w="15" w:type="dxa"/>
+        </w:trPr>
+        <w:tc>
+          <w:tcPr>
+            <w:tcW w:w="0" w:type="auto"/>
+            <w:vAlign w:val="center"/>
+            <w:hideMark/>
+          </w:tcPr>
+          <w:p>
+            <w:r>
+              <w:t>E</w:t>
+            </w:r>
+          </w:p>
+        </w:tc>
+        <w:tc>
+          <w:tcPr>
+            <w:tcW w:w="0" w:type="auto"/>
+            <w:vAlign w:val="center"/>
+            <w:hideMark/>
+          </w:tcPr>
+          <w:p>
+            <w:r>
+              <w:t>~17%</w:t>
+            </w:r>
+          </w:p>
+        </w:tc>
+      </w:tr>
+      <w:tr>
+        <w:trPr>
+          <w:tblCellSpacing w:w="15" w:type="dxa"/>
+        </w:trPr>
+        <w:tc>
+          <w:tcPr>
+            <w:tcW w:w="0" w:type="auto"/>
+            <w:vAlign w:val="center"/>
+            <w:hideMark/>
+          </w:tcPr>
+          <w:p>
+            <w:r>
+              <w:t>F</w:t>
+            </w:r>
+          </w:p>
+        </w:tc>
+        <w:tc>
+          <w:tcPr>
+            <w:tcW w:w="0" w:type="auto"/>
+            <w:vAlign w:val="center"/>
+            <w:hideMark/>
+          </w:tcPr>
+          <w:p>
+            <w:r>
+              <w:t>~19%</w:t>
+            </w:r>
+          </w:p>
+        </w:tc>
+      </w:tr>
+      <w:tr>
+        <w:trPr>
+          <w:tblCellSpacing w:w="15" w:type="dxa"/>
+        </w:trPr>
+        <w:tc>
+          <w:tcPr>
+            <w:tcW w:w="0" w:type="auto"/>
+            <w:vAlign w:val="center"/>
+            <w:hideMark/>
+          </w:tcPr>
+          <w:p>
+            <w:r>
+              <w:t>G</w:t>
+            </w:r>
+          </w:p>
+        </w:tc>
+        <w:tc>
+          <w:tcPr>
+            <w:tcW w:w="0" w:type="auto"/>
+            <w:vAlign w:val="center"/>
+            <w:hideMark/>
+          </w:tcPr>
+          <w:p>
+            <w:r>
+              <w:t>~20%</w:t>
             </w:r>
           </w:p>
         </w:tc>
@@ -801,170 +1751,707 @@
     </w:tbl>
     <w:p>
       <w:r>
-        <w:t>Puedes añadir:</w:t>
-      </w:r>
-    </w:p>
-    <w:p>
-      <w:r>
-        <w:t xml:space="preserve">Este patrón confirma que los préstamos considerados de mayor riesgo fueron concedidos a tipos más elevados, reflejando una estrategia de </w:t>
+        <w:t>A medida que aumenta el riesgo crediticio, la tasa de interés aplicada al préstamo también aumenta.</w:t>
+      </w:r>
+    </w:p>
+    <w:p/>
+    <w:p>
+      <w:pPr>
+        <w:rPr>
+          <w:b/>
+          <w:bCs/>
+        </w:rPr>
+      </w:pPr>
+      <w:r>
+        <w:rPr>
+          <w:b/>
+          <w:bCs/>
+        </w:rPr>
+        <w:t>7. Correlación entre variables</w:t>
+      </w:r>
+    </w:p>
+    <w:p>
+      <w:r>
+        <w:t>Se analizaron las correlaciones entre diferentes variables financieras y la tasa de interés.</w:t>
+      </w:r>
+    </w:p>
+    <w:tbl>
+      <w:tblPr>
+        <w:tblW w:w="0" w:type="auto"/>
+        <w:tblCellSpacing w:w="15" w:type="dxa"/>
+        <w:tblCellMar>
+          <w:top w:w="15" w:type="dxa"/>
+          <w:left w:w="15" w:type="dxa"/>
+          <w:bottom w:w="15" w:type="dxa"/>
+          <w:right w:w="15" w:type="dxa"/>
+        </w:tblCellMar>
+        <w:tblLook w:val="04A0" w:firstRow="1" w:lastRow="0" w:firstColumn="1" w:lastColumn="0" w:noHBand="0" w:noVBand="1"/>
+      </w:tblPr>
+      <w:tblGrid>
+        <w:gridCol w:w="2127"/>
+        <w:gridCol w:w="2424"/>
+      </w:tblGrid>
+      <w:tr>
+        <w:trPr>
+          <w:tblHeader/>
+          <w:tblCellSpacing w:w="15" w:type="dxa"/>
+        </w:trPr>
+        <w:tc>
+          <w:tcPr>
+            <w:tcW w:w="0" w:type="auto"/>
+            <w:vAlign w:val="center"/>
+            <w:hideMark/>
+          </w:tcPr>
+          <w:p>
+            <w:pPr>
+              <w:rPr>
+                <w:b/>
+                <w:bCs/>
+              </w:rPr>
+            </w:pPr>
+            <w:r>
+              <w:rPr>
+                <w:b/>
+                <w:bCs/>
+              </w:rPr>
+              <w:t>Variable</w:t>
+            </w:r>
+          </w:p>
+        </w:tc>
+        <w:tc>
+          <w:tcPr>
+            <w:tcW w:w="0" w:type="auto"/>
+            <w:vAlign w:val="center"/>
+            <w:hideMark/>
+          </w:tcPr>
+          <w:p>
+            <w:pPr>
+              <w:rPr>
+                <w:b/>
+                <w:bCs/>
+              </w:rPr>
+            </w:pPr>
+            <w:r>
+              <w:rPr>
+                <w:b/>
+                <w:bCs/>
+              </w:rPr>
+              <w:t>Correlación con interés</w:t>
+            </w:r>
+          </w:p>
+        </w:tc>
+      </w:tr>
+      <w:tr>
+        <w:trPr>
+          <w:tblCellSpacing w:w="15" w:type="dxa"/>
+        </w:trPr>
+        <w:tc>
+          <w:tcPr>
+            <w:tcW w:w="0" w:type="auto"/>
+            <w:vAlign w:val="center"/>
+            <w:hideMark/>
+          </w:tcPr>
+          <w:p>
+            <w:proofErr w:type="spellStart"/>
+            <w:r>
+              <w:t>loan_amnt</w:t>
+            </w:r>
+            <w:proofErr w:type="spellEnd"/>
+          </w:p>
+        </w:tc>
+        <w:tc>
+          <w:tcPr>
+            <w:tcW w:w="0" w:type="auto"/>
+            <w:vAlign w:val="center"/>
+            <w:hideMark/>
+          </w:tcPr>
+          <w:p>
+            <w:r>
+              <w:t>0.29</w:t>
+            </w:r>
+          </w:p>
+        </w:tc>
+      </w:tr>
+      <w:tr>
+        <w:trPr>
+          <w:tblCellSpacing w:w="15" w:type="dxa"/>
+        </w:trPr>
+        <w:tc>
+          <w:tcPr>
+            <w:tcW w:w="0" w:type="auto"/>
+            <w:vAlign w:val="center"/>
+            <w:hideMark/>
+          </w:tcPr>
+          <w:p>
+            <w:proofErr w:type="spellStart"/>
+            <w:r>
+              <w:t>dti</w:t>
+            </w:r>
+            <w:proofErr w:type="spellEnd"/>
+          </w:p>
+        </w:tc>
+        <w:tc>
+          <w:tcPr>
+            <w:tcW w:w="0" w:type="auto"/>
+            <w:vAlign w:val="center"/>
+            <w:hideMark/>
+          </w:tcPr>
+          <w:p>
+            <w:r>
+              <w:t>0.12</w:t>
+            </w:r>
+          </w:p>
+        </w:tc>
+      </w:tr>
+      <w:tr>
+        <w:trPr>
+          <w:tblCellSpacing w:w="15" w:type="dxa"/>
+        </w:trPr>
+        <w:tc>
+          <w:tcPr>
+            <w:tcW w:w="0" w:type="auto"/>
+            <w:vAlign w:val="center"/>
+            <w:hideMark/>
+          </w:tcPr>
+          <w:p>
+            <w:proofErr w:type="spellStart"/>
+            <w:r>
+              <w:lastRenderedPageBreak/>
+              <w:t>annual_inc</w:t>
+            </w:r>
+            <w:proofErr w:type="spellEnd"/>
+          </w:p>
+        </w:tc>
+        <w:tc>
+          <w:tcPr>
+            <w:tcW w:w="0" w:type="auto"/>
+            <w:vAlign w:val="center"/>
+            <w:hideMark/>
+          </w:tcPr>
+          <w:p>
+            <w:r>
+              <w:t>0.05</w:t>
+            </w:r>
+          </w:p>
+        </w:tc>
+      </w:tr>
+      <w:tr>
+        <w:trPr>
+          <w:tblCellSpacing w:w="15" w:type="dxa"/>
+        </w:trPr>
+        <w:tc>
+          <w:tcPr>
+            <w:tcW w:w="0" w:type="auto"/>
+            <w:vAlign w:val="center"/>
+            <w:hideMark/>
+          </w:tcPr>
+          <w:p>
+            <w:proofErr w:type="spellStart"/>
+            <w:r>
+              <w:t>income_to_loan_ratio</w:t>
+            </w:r>
+            <w:proofErr w:type="spellEnd"/>
+          </w:p>
+        </w:tc>
+        <w:tc>
+          <w:tcPr>
+            <w:tcW w:w="0" w:type="auto"/>
+            <w:vAlign w:val="center"/>
+            <w:hideMark/>
+          </w:tcPr>
+          <w:p>
+            <w:r>
+              <w:t>-0.09</w:t>
+            </w:r>
+          </w:p>
+        </w:tc>
+      </w:tr>
+    </w:tbl>
+    <w:p>
+      <w:r>
+        <w:t>Los resultados sugieren que:</w:t>
+      </w:r>
+    </w:p>
+    <w:p>
+      <w:pPr>
+        <w:numPr>
+          <w:ilvl w:val="0"/>
+          <w:numId w:val="28"/>
+        </w:numPr>
+      </w:pPr>
+      <w:r>
+        <w:t>Los préstamos de mayor tamaño tienden a asociarse con tasas de interés ligeramente superiores.</w:t>
+      </w:r>
+    </w:p>
+    <w:p>
+      <w:pPr>
+        <w:numPr>
+          <w:ilvl w:val="0"/>
+          <w:numId w:val="28"/>
+        </w:numPr>
+      </w:pPr>
+      <w:r>
+        <w:t>Un mayor ratio de ingresos respecto al préstamo se asocia con menores tasas de interés.</w:t>
+      </w:r>
+    </w:p>
+    <w:p/>
+    <w:p>
+      <w:pPr>
+        <w:rPr>
+          <w:b/>
+          <w:bCs/>
+        </w:rPr>
+      </w:pPr>
+      <w:r>
+        <w:rPr>
+          <w:b/>
+          <w:bCs/>
+        </w:rPr>
+        <w:t>8. Estado del préstamo por grado crediticio</w:t>
+      </w:r>
+    </w:p>
+    <w:p>
+      <w:r>
+        <w:t>Uno de los análisis más relevantes consiste en observar cómo varía el estado final del préstamo según el grado crediticio.</w:t>
+      </w:r>
+    </w:p>
+    <w:p>
+      <w:r>
+        <w:t>Los resultados indican que:</w:t>
+      </w:r>
+    </w:p>
+    <w:p>
+      <w:pPr>
+        <w:numPr>
+          <w:ilvl w:val="0"/>
+          <w:numId w:val="29"/>
+        </w:numPr>
+      </w:pPr>
+      <w:r>
+        <w:t xml:space="preserve">Los préstamos con </w:t>
+      </w:r>
+      <w:r>
+        <w:rPr>
+          <w:b/>
+          <w:bCs/>
+        </w:rPr>
+        <w:t>grado A presentan tasas de pago superiores al 90%</w:t>
+      </w:r>
+      <w:r>
+        <w:t>.</w:t>
+      </w:r>
+    </w:p>
+    <w:p>
+      <w:pPr>
+        <w:numPr>
+          <w:ilvl w:val="0"/>
+          <w:numId w:val="29"/>
+        </w:numPr>
+      </w:pPr>
+      <w:r>
+        <w:t>Los préstamos con grados más bajos presentan mayores tasas de impago.</w:t>
+      </w:r>
+    </w:p>
+    <w:p>
+      <w:r>
+        <w:t>Esto confirma que el sistema de clasificación crediticia utilizado por la plataforma refleja adecuadamente el nivel de riesgo del prestatario.</w:t>
+      </w:r>
+    </w:p>
+    <w:p/>
+    <w:p>
+      <w:pPr>
+        <w:rPr>
+          <w:b/>
+          <w:bCs/>
+        </w:rPr>
+      </w:pPr>
+      <w:r>
+        <w:rPr>
+          <w:b/>
+          <w:bCs/>
+        </w:rPr>
+        <w:t xml:space="preserve">9. Desarrollo del </w:t>
       </w:r>
       <w:proofErr w:type="spellStart"/>
       <w:r>
-        <w:t>pricing</w:t>
+        <w:rPr>
+          <w:b/>
+          <w:bCs/>
+        </w:rPr>
+        <w:t>dashboard</w:t>
       </w:r>
       <w:proofErr w:type="spellEnd"/>
-      <w:r>
-        <w:t xml:space="preserve"> basada en riesgo.</w:t>
-      </w:r>
-    </w:p>
-    <w:p>
-      <w:r>
-        <w:t>Esto es análisis financiero real.</w:t>
-      </w:r>
-    </w:p>
-    <w:p>
-      <w:r>
-        <w:pict w14:anchorId="486D81EB">
-          <v:rect id="_x0000_i1065" style="width:0;height:1.5pt" o:hralign="center" o:hrstd="t" o:hr="t" fillcolor="#a0a0a0" stroked="f"/>
-        </w:pict>
-      </w:r>
-    </w:p>
-    <w:p>
-      <w:pPr>
-        <w:rPr>
-          <w:b/>
-          <w:bCs/>
-        </w:rPr>
-      </w:pPr>
-      <w:r>
-        <w:rPr>
-          <w:rFonts w:ascii="Segoe UI Emoji" w:hAnsi="Segoe UI Emoji" w:cs="Segoe UI Emoji"/>
-          <w:b/>
-          <w:bCs/>
-        </w:rPr>
-        <w:t>💶</w:t>
-      </w:r>
-      <w:r>
-        <w:rPr>
-          <w:b/>
-          <w:bCs/>
-        </w:rPr>
-        <w:t xml:space="preserve"> 3️</w:t>
-      </w:r>
-      <w:r>
-        <w:rPr>
-          <w:rFonts w:ascii="Segoe UI Symbol" w:hAnsi="Segoe UI Symbol" w:cs="Segoe UI Symbol"/>
-          <w:b/>
-          <w:bCs/>
-        </w:rPr>
-        <w:t>⃣</w:t>
-      </w:r>
-      <w:r>
-        <w:rPr>
-          <w:b/>
-          <w:bCs/>
-        </w:rPr>
-        <w:t xml:space="preserve"> Ingreso medio por estado del préstamo</w:t>
-      </w:r>
-    </w:p>
-    <w:p>
+    </w:p>
+    <w:p>
+      <w:r>
+        <w:t xml:space="preserve">Para facilitar la interpretación de los resultados se desarrolló un </w:t>
+      </w:r>
+      <w:proofErr w:type="spellStart"/>
+      <w:r>
+        <w:rPr>
+          <w:b/>
+          <w:bCs/>
+        </w:rPr>
+        <w:t>dashboard</w:t>
+      </w:r>
+      <w:proofErr w:type="spellEnd"/>
+      <w:r>
+        <w:rPr>
+          <w:b/>
+          <w:bCs/>
+        </w:rPr>
+        <w:t xml:space="preserve"> en Excel</w:t>
+      </w:r>
+      <w:r>
+        <w:t xml:space="preserve"> que permite visualizar de forma clara los principales indicadores del análisis.</w:t>
+      </w:r>
+    </w:p>
+    <w:p>
+      <w:r>
+        <w:t xml:space="preserve">El </w:t>
+      </w:r>
+      <w:proofErr w:type="spellStart"/>
+      <w:r>
+        <w:t>dashboard</w:t>
+      </w:r>
+      <w:proofErr w:type="spellEnd"/>
+      <w:r>
+        <w:t xml:space="preserve"> incluye:</w:t>
+      </w:r>
+    </w:p>
+    <w:p>
+      <w:pPr>
+        <w:rPr>
+          <w:b/>
+          <w:bCs/>
+        </w:rPr>
+      </w:pPr>
+      <w:proofErr w:type="spellStart"/>
+      <w:r>
+        <w:rPr>
+          <w:b/>
+          <w:bCs/>
+        </w:rPr>
+        <w:t>KPIs</w:t>
+      </w:r>
+      <w:proofErr w:type="spellEnd"/>
+      <w:r>
+        <w:rPr>
+          <w:b/>
+          <w:bCs/>
+        </w:rPr>
+        <w:t xml:space="preserve"> principales</w:t>
+      </w:r>
+    </w:p>
+    <w:p>
+      <w:pPr>
+        <w:numPr>
+          <w:ilvl w:val="0"/>
+          <w:numId w:val="30"/>
+        </w:numPr>
+      </w:pPr>
+      <w:r>
+        <w:t>Total de préstamos analizados</w:t>
+      </w:r>
+    </w:p>
+    <w:p>
+      <w:pPr>
+        <w:numPr>
+          <w:ilvl w:val="0"/>
+          <w:numId w:val="30"/>
+        </w:numPr>
+      </w:pPr>
+      <w:r>
+        <w:t>Porcentaje de préstamos pagados</w:t>
+      </w:r>
+    </w:p>
+    <w:p>
+      <w:pPr>
+        <w:numPr>
+          <w:ilvl w:val="0"/>
+          <w:numId w:val="30"/>
+        </w:numPr>
+      </w:pPr>
+      <w:r>
+        <w:t>Porcentaje de préstamos en impago</w:t>
+      </w:r>
+    </w:p>
+    <w:p>
+      <w:pPr>
+        <w:numPr>
+          <w:ilvl w:val="0"/>
+          <w:numId w:val="30"/>
+        </w:numPr>
+      </w:pPr>
+      <w:r>
+        <w:t>Tasa de interés promedio</w:t>
+      </w:r>
+    </w:p>
+    <w:p>
+      <w:pPr>
+        <w:rPr>
+          <w:b/>
+          <w:bCs/>
+        </w:rPr>
+      </w:pPr>
+      <w:r>
+        <w:rPr>
+          <w:b/>
+          <w:bCs/>
+        </w:rPr>
+        <w:t>Visualizaciones</w:t>
+      </w:r>
+    </w:p>
+    <w:p>
+      <w:pPr>
+        <w:numPr>
+          <w:ilvl w:val="0"/>
+          <w:numId w:val="31"/>
+        </w:numPr>
+      </w:pPr>
+      <w:r>
+        <w:t>Distribución del estado del préstamo</w:t>
+      </w:r>
+    </w:p>
+    <w:p>
+      <w:pPr>
+        <w:numPr>
+          <w:ilvl w:val="0"/>
+          <w:numId w:val="31"/>
+        </w:numPr>
+      </w:pPr>
+      <w:r>
+        <w:t>Tasa de interés por grado crediticio</w:t>
+      </w:r>
+    </w:p>
+    <w:p>
+      <w:pPr>
+        <w:numPr>
+          <w:ilvl w:val="0"/>
+          <w:numId w:val="31"/>
+        </w:numPr>
+      </w:pPr>
+      <w:r>
+        <w:t>Estado del préstamo por grado</w:t>
+      </w:r>
+    </w:p>
+    <w:p>
+      <w:pPr>
+        <w:numPr>
+          <w:ilvl w:val="0"/>
+          <w:numId w:val="31"/>
+        </w:numPr>
+      </w:pPr>
+      <w:r>
+        <w:t>Ingreso promedio por estado del préstamo</w:t>
+      </w:r>
+    </w:p>
+    <w:p>
+      <w:pPr>
+        <w:numPr>
+          <w:ilvl w:val="0"/>
+          <w:numId w:val="31"/>
+        </w:numPr>
+      </w:pPr>
       <w:r>
         <w:lastRenderedPageBreak/>
-        <w:t>Esta es más interesante de lo que parece.</w:t>
-      </w:r>
-    </w:p>
-    <w:p>
-      <w:pPr>
-        <w:rPr>
-          <w:b/>
-          <w:bCs/>
-        </w:rPr>
-      </w:pPr>
-      <w:r>
-        <w:rPr>
-          <w:b/>
-          <w:bCs/>
-        </w:rPr>
-        <w:t>Qué mide</w:t>
-      </w:r>
-    </w:p>
-    <w:p>
-      <w:r>
-        <w:t>Perfil económico medio según comportamiento de pago.</w:t>
-      </w:r>
-    </w:p>
-    <w:p>
-      <w:pPr>
-        <w:rPr>
-          <w:b/>
-          <w:bCs/>
-        </w:rPr>
-      </w:pPr>
-      <w:r>
-        <w:rPr>
-          <w:b/>
-          <w:bCs/>
-        </w:rPr>
-        <w:t>Qué puedes escribir</w:t>
-      </w:r>
-    </w:p>
-    <w:p>
-      <w:r>
-        <w:t>El análisis del ingreso medio por estado del préstamo muestra que niveles de renta elevados no garantizan necesariamente un mejor comportamiento de pago.</w:t>
-      </w:r>
-    </w:p>
-    <w:p>
-      <w:r>
-        <w:t>Se observa que algunos segmentos con ingresos relativamente altos también presentan situaciones de mora o impago.</w:t>
-      </w:r>
-    </w:p>
-    <w:p>
-      <w:r>
-        <w:t>Este punto es clave:</w:t>
-      </w:r>
-    </w:p>
-    <w:p>
-      <w:r>
-        <w:t>El ingreso por sí solo NO explica el default.</w:t>
-      </w:r>
-    </w:p>
-    <w:p>
-      <w:r>
-        <w:t>Puedes añadir:</w:t>
-      </w:r>
-    </w:p>
-    <w:p>
-      <w:r>
-        <w:t>Esto sugiere que variables como la carga financiera (DTI), el perfil crediticio o el tipo de producto pueden tener mayor capacidad explicativa que el ingreso absoluto.</w:t>
-      </w:r>
-    </w:p>
-    <w:p>
-      <w:r>
-        <w:t>Eso ya es pensamiento analítico.</w:t>
-      </w:r>
-    </w:p>
-    <w:p>
-      <w:r>
-        <w:t>4️</w:t>
-      </w:r>
-      <w:r>
-        <w:rPr>
-          <w:rFonts w:ascii="Segoe UI Symbol" w:hAnsi="Segoe UI Symbol" w:cs="Segoe UI Symbol"/>
-        </w:rPr>
-        <w:t>⃣</w:t>
-      </w:r>
-      <w:r>
-        <w:t xml:space="preserve"> </w:t>
+        <w:t>Análisis de correlaciones</w:t>
+      </w:r>
+    </w:p>
+    <w:p>
+      <w:r>
+        <w:t xml:space="preserve">Este </w:t>
       </w:r>
       <w:proofErr w:type="spellStart"/>
       <w:r>
-        <w:rPr>
-          <w:highlight w:val="yellow"/>
-        </w:rPr>
-        <w:t>Dashboard</w:t>
+        <w:t>dashboard</w:t>
       </w:r>
       <w:proofErr w:type="spellEnd"/>
-    </w:p>
+      <w:r>
+        <w:t xml:space="preserve"> permite explorar visualmente el comportamiento de los préstamos y facilita la comunicación de los resultados del análisis.</w:t>
+      </w:r>
+    </w:p>
+    <w:p/>
+    <w:p>
+      <w:pPr>
+        <w:rPr>
+          <w:b/>
+          <w:bCs/>
+        </w:rPr>
+      </w:pPr>
+      <w:r>
+        <w:rPr>
+          <w:b/>
+          <w:bCs/>
+        </w:rPr>
+        <w:t>10. Conclusiones</w:t>
+      </w:r>
+    </w:p>
+    <w:p>
+      <w:r>
+        <w:t xml:space="preserve">El análisis realizado permite extraer varias conclusiones relevantes sobre el comportamiento de los préstamos concedidos a través de </w:t>
+      </w:r>
+      <w:proofErr w:type="spellStart"/>
+      <w:r>
+        <w:t>Lending</w:t>
+      </w:r>
+      <w:proofErr w:type="spellEnd"/>
+      <w:r>
+        <w:t xml:space="preserve"> Club.</w:t>
+      </w:r>
+    </w:p>
+    <w:p>
+      <w:r>
+        <w:t>En primer lugar, la mayoría de los préstamos concedidos fueron pagados correctamente, lo que indica un rendimiento relativamente sólido de la cartera de créditos.</w:t>
+      </w:r>
+    </w:p>
+    <w:p>
+      <w:r>
+        <w:t xml:space="preserve">En segundo lugar, existe una relación clara entre el </w:t>
+      </w:r>
+      <w:r>
+        <w:rPr>
+          <w:b/>
+          <w:bCs/>
+        </w:rPr>
+        <w:t>grado crediticio del prestatario y la tasa de interés aplicada</w:t>
+      </w:r>
+      <w:r>
+        <w:t>, lo que confirma que el sistema de clasificación de riesgo utilizado por la plataforma influye directamente en las condiciones del préstamo.</w:t>
+      </w:r>
+    </w:p>
+    <w:p>
+      <w:r>
+        <w:t>Además, se observa que los préstamos asociados a grados crediticios más bajos presentan mayores probabilidades de impago.</w:t>
+      </w:r>
+    </w:p>
+    <w:p>
+      <w:r>
+        <w:t>Por último, variables como el monto del préstamo o el ratio deuda/ingresos también muestran cierta relación con la tasa de interés, aunque con una intensidad moderada.</w:t>
+      </w:r>
+    </w:p>
+    <w:p>
+      <w:r>
+        <w:t>En conjunto, el análisis demuestra la utilidad de las técnicas de análisis de datos para comprender el comportamiento de los préstamos y apoyar la toma de decisiones en el ámbito financiero.</w:t>
+      </w:r>
+    </w:p>
+    <w:p/>
+    <w:p>
+      <w:pPr>
+        <w:rPr>
+          <w:b/>
+          <w:bCs/>
+        </w:rPr>
+      </w:pPr>
+      <w:r>
+        <w:rPr>
+          <w:b/>
+          <w:bCs/>
+        </w:rPr>
+        <w:t>11. Trabajo futuro</w:t>
+      </w:r>
+    </w:p>
+    <w:p>
+      <w:r>
+        <w:t>Como posibles extensiones del presente proyecto, se podrían desarrollar nuevas líneas de investigación:</w:t>
+      </w:r>
+    </w:p>
+    <w:p>
+      <w:pPr>
+        <w:numPr>
+          <w:ilvl w:val="0"/>
+          <w:numId w:val="32"/>
+        </w:numPr>
+      </w:pPr>
+      <w:r>
+        <w:t xml:space="preserve">aplicación de </w:t>
+      </w:r>
+      <w:r>
+        <w:rPr>
+          <w:b/>
+          <w:bCs/>
+        </w:rPr>
+        <w:t xml:space="preserve">modelos de machine </w:t>
+      </w:r>
+      <w:proofErr w:type="spellStart"/>
+      <w:r>
+        <w:rPr>
+          <w:b/>
+          <w:bCs/>
+        </w:rPr>
+        <w:t>learning</w:t>
+      </w:r>
+      <w:proofErr w:type="spellEnd"/>
+      <w:r>
+        <w:rPr>
+          <w:b/>
+          <w:bCs/>
+        </w:rPr>
+        <w:t xml:space="preserve"> para predicción de impago</w:t>
+      </w:r>
+    </w:p>
+    <w:p>
+      <w:pPr>
+        <w:numPr>
+          <w:ilvl w:val="0"/>
+          <w:numId w:val="32"/>
+        </w:numPr>
+      </w:pPr>
+      <w:r>
+        <w:t xml:space="preserve">desarrollo de </w:t>
+      </w:r>
+      <w:r>
+        <w:rPr>
+          <w:b/>
+          <w:bCs/>
+        </w:rPr>
+        <w:t xml:space="preserve">modelos de </w:t>
+      </w:r>
+      <w:proofErr w:type="spellStart"/>
+      <w:r>
+        <w:rPr>
+          <w:b/>
+          <w:bCs/>
+        </w:rPr>
+        <w:t>scoring</w:t>
+      </w:r>
+      <w:proofErr w:type="spellEnd"/>
+      <w:r>
+        <w:rPr>
+          <w:b/>
+          <w:bCs/>
+        </w:rPr>
+        <w:t xml:space="preserve"> crediticio</w:t>
+      </w:r>
+    </w:p>
+    <w:p>
+      <w:pPr>
+        <w:numPr>
+          <w:ilvl w:val="0"/>
+          <w:numId w:val="32"/>
+        </w:numPr>
+      </w:pPr>
+      <w:r>
+        <w:t>análisis temporal del comportamiento de los préstamos</w:t>
+      </w:r>
+    </w:p>
+    <w:p>
+      <w:pPr>
+        <w:numPr>
+          <w:ilvl w:val="0"/>
+          <w:numId w:val="32"/>
+        </w:numPr>
+      </w:pPr>
+      <w:r>
+        <w:t>análisis de rentabilidad para inversores</w:t>
+      </w:r>
+    </w:p>
+    <w:p>
+      <w:r>
+        <w:t>Estas líneas permitirían ampliar el alcance del estudio y profundizar en el análisis del riesgo crediticio.</w:t>
+      </w:r>
+    </w:p>
+    <w:p/>
     <w:sectPr>
       <w:pgSz w:w="11906" w:h="16838"/>
       <w:pgMar w:top="1417" w:right="1701" w:bottom="1417" w:left="1701" w:header="708" w:footer="708" w:gutter="0"/>
@@ -1127,6 +2614,304 @@
     </w:lvl>
   </w:abstractNum>
   <w:abstractNum w:abstractNumId="1" w15:restartNumberingAfterBreak="0">
+    <w:nsid w:val="05D158BE"/>
+    <w:multiLevelType w:val="multilevel"/>
+    <w:tmpl w:val="50505C70"/>
+    <w:lvl w:ilvl="0">
+      <w:start w:val="1"/>
+      <w:numFmt w:val="bullet"/>
+      <w:lvlText w:val=""/>
+      <w:lvlJc w:val="left"/>
+      <w:pPr>
+        <w:tabs>
+          <w:tab w:val="num" w:pos="720"/>
+        </w:tabs>
+        <w:ind w:left="720" w:hanging="360"/>
+      </w:pPr>
+      <w:rPr>
+        <w:rFonts w:ascii="Symbol" w:hAnsi="Symbol" w:hint="default"/>
+        <w:sz w:val="20"/>
+      </w:rPr>
+    </w:lvl>
+    <w:lvl w:ilvl="1" w:tentative="1">
+      <w:start w:val="1"/>
+      <w:numFmt w:val="bullet"/>
+      <w:lvlText w:val="o"/>
+      <w:lvlJc w:val="left"/>
+      <w:pPr>
+        <w:tabs>
+          <w:tab w:val="num" w:pos="1440"/>
+        </w:tabs>
+        <w:ind w:left="1440" w:hanging="360"/>
+      </w:pPr>
+      <w:rPr>
+        <w:rFonts w:ascii="Courier New" w:hAnsi="Courier New" w:hint="default"/>
+        <w:sz w:val="20"/>
+      </w:rPr>
+    </w:lvl>
+    <w:lvl w:ilvl="2" w:tentative="1">
+      <w:start w:val="1"/>
+      <w:numFmt w:val="bullet"/>
+      <w:lvlText w:val=""/>
+      <w:lvlJc w:val="left"/>
+      <w:pPr>
+        <w:tabs>
+          <w:tab w:val="num" w:pos="2160"/>
+        </w:tabs>
+        <w:ind w:left="2160" w:hanging="360"/>
+      </w:pPr>
+      <w:rPr>
+        <w:rFonts w:ascii="Wingdings" w:hAnsi="Wingdings" w:hint="default"/>
+        <w:sz w:val="20"/>
+      </w:rPr>
+    </w:lvl>
+    <w:lvl w:ilvl="3" w:tentative="1">
+      <w:start w:val="1"/>
+      <w:numFmt w:val="bullet"/>
+      <w:lvlText w:val=""/>
+      <w:lvlJc w:val="left"/>
+      <w:pPr>
+        <w:tabs>
+          <w:tab w:val="num" w:pos="2880"/>
+        </w:tabs>
+        <w:ind w:left="2880" w:hanging="360"/>
+      </w:pPr>
+      <w:rPr>
+        <w:rFonts w:ascii="Wingdings" w:hAnsi="Wingdings" w:hint="default"/>
+        <w:sz w:val="20"/>
+      </w:rPr>
+    </w:lvl>
+    <w:lvl w:ilvl="4" w:tentative="1">
+      <w:start w:val="1"/>
+      <w:numFmt w:val="bullet"/>
+      <w:lvlText w:val=""/>
+      <w:lvlJc w:val="left"/>
+      <w:pPr>
+        <w:tabs>
+          <w:tab w:val="num" w:pos="3600"/>
+        </w:tabs>
+        <w:ind w:left="3600" w:hanging="360"/>
+      </w:pPr>
+      <w:rPr>
+        <w:rFonts w:ascii="Wingdings" w:hAnsi="Wingdings" w:hint="default"/>
+        <w:sz w:val="20"/>
+      </w:rPr>
+    </w:lvl>
+    <w:lvl w:ilvl="5" w:tentative="1">
+      <w:start w:val="1"/>
+      <w:numFmt w:val="bullet"/>
+      <w:lvlText w:val=""/>
+      <w:lvlJc w:val="left"/>
+      <w:pPr>
+        <w:tabs>
+          <w:tab w:val="num" w:pos="4320"/>
+        </w:tabs>
+        <w:ind w:left="4320" w:hanging="360"/>
+      </w:pPr>
+      <w:rPr>
+        <w:rFonts w:ascii="Wingdings" w:hAnsi="Wingdings" w:hint="default"/>
+        <w:sz w:val="20"/>
+      </w:rPr>
+    </w:lvl>
+    <w:lvl w:ilvl="6" w:tentative="1">
+      <w:start w:val="1"/>
+      <w:numFmt w:val="bullet"/>
+      <w:lvlText w:val=""/>
+      <w:lvlJc w:val="left"/>
+      <w:pPr>
+        <w:tabs>
+          <w:tab w:val="num" w:pos="5040"/>
+        </w:tabs>
+        <w:ind w:left="5040" w:hanging="360"/>
+      </w:pPr>
+      <w:rPr>
+        <w:rFonts w:ascii="Wingdings" w:hAnsi="Wingdings" w:hint="default"/>
+        <w:sz w:val="20"/>
+      </w:rPr>
+    </w:lvl>
+    <w:lvl w:ilvl="7" w:tentative="1">
+      <w:start w:val="1"/>
+      <w:numFmt w:val="bullet"/>
+      <w:lvlText w:val=""/>
+      <w:lvlJc w:val="left"/>
+      <w:pPr>
+        <w:tabs>
+          <w:tab w:val="num" w:pos="5760"/>
+        </w:tabs>
+        <w:ind w:left="5760" w:hanging="360"/>
+      </w:pPr>
+      <w:rPr>
+        <w:rFonts w:ascii="Wingdings" w:hAnsi="Wingdings" w:hint="default"/>
+        <w:sz w:val="20"/>
+      </w:rPr>
+    </w:lvl>
+    <w:lvl w:ilvl="8" w:tentative="1">
+      <w:start w:val="1"/>
+      <w:numFmt w:val="bullet"/>
+      <w:lvlText w:val=""/>
+      <w:lvlJc w:val="left"/>
+      <w:pPr>
+        <w:tabs>
+          <w:tab w:val="num" w:pos="6480"/>
+        </w:tabs>
+        <w:ind w:left="6480" w:hanging="360"/>
+      </w:pPr>
+      <w:rPr>
+        <w:rFonts w:ascii="Wingdings" w:hAnsi="Wingdings" w:hint="default"/>
+        <w:sz w:val="20"/>
+      </w:rPr>
+    </w:lvl>
+  </w:abstractNum>
+  <w:abstractNum w:abstractNumId="2" w15:restartNumberingAfterBreak="0">
+    <w:nsid w:val="0EAD3DCD"/>
+    <w:multiLevelType w:val="multilevel"/>
+    <w:tmpl w:val="4222665E"/>
+    <w:lvl w:ilvl="0">
+      <w:start w:val="1"/>
+      <w:numFmt w:val="bullet"/>
+      <w:lvlText w:val=""/>
+      <w:lvlJc w:val="left"/>
+      <w:pPr>
+        <w:tabs>
+          <w:tab w:val="num" w:pos="720"/>
+        </w:tabs>
+        <w:ind w:left="720" w:hanging="360"/>
+      </w:pPr>
+      <w:rPr>
+        <w:rFonts w:ascii="Symbol" w:hAnsi="Symbol" w:hint="default"/>
+        <w:sz w:val="20"/>
+      </w:rPr>
+    </w:lvl>
+    <w:lvl w:ilvl="1" w:tentative="1">
+      <w:start w:val="1"/>
+      <w:numFmt w:val="bullet"/>
+      <w:lvlText w:val="o"/>
+      <w:lvlJc w:val="left"/>
+      <w:pPr>
+        <w:tabs>
+          <w:tab w:val="num" w:pos="1440"/>
+        </w:tabs>
+        <w:ind w:left="1440" w:hanging="360"/>
+      </w:pPr>
+      <w:rPr>
+        <w:rFonts w:ascii="Courier New" w:hAnsi="Courier New" w:hint="default"/>
+        <w:sz w:val="20"/>
+      </w:rPr>
+    </w:lvl>
+    <w:lvl w:ilvl="2" w:tentative="1">
+      <w:start w:val="1"/>
+      <w:numFmt w:val="bullet"/>
+      <w:lvlText w:val=""/>
+      <w:lvlJc w:val="left"/>
+      <w:pPr>
+        <w:tabs>
+          <w:tab w:val="num" w:pos="2160"/>
+        </w:tabs>
+        <w:ind w:left="2160" w:hanging="360"/>
+      </w:pPr>
+      <w:rPr>
+        <w:rFonts w:ascii="Wingdings" w:hAnsi="Wingdings" w:hint="default"/>
+        <w:sz w:val="20"/>
+      </w:rPr>
+    </w:lvl>
+    <w:lvl w:ilvl="3" w:tentative="1">
+      <w:start w:val="1"/>
+      <w:numFmt w:val="bullet"/>
+      <w:lvlText w:val=""/>
+      <w:lvlJc w:val="left"/>
+      <w:pPr>
+        <w:tabs>
+          <w:tab w:val="num" w:pos="2880"/>
+        </w:tabs>
+        <w:ind w:left="2880" w:hanging="360"/>
+      </w:pPr>
+      <w:rPr>
+        <w:rFonts w:ascii="Wingdings" w:hAnsi="Wingdings" w:hint="default"/>
+        <w:sz w:val="20"/>
+      </w:rPr>
+    </w:lvl>
+    <w:lvl w:ilvl="4" w:tentative="1">
+      <w:start w:val="1"/>
+      <w:numFmt w:val="bullet"/>
+      <w:lvlText w:val=""/>
+      <w:lvlJc w:val="left"/>
+      <w:pPr>
+        <w:tabs>
+          <w:tab w:val="num" w:pos="3600"/>
+        </w:tabs>
+        <w:ind w:left="3600" w:hanging="360"/>
+      </w:pPr>
+      <w:rPr>
+        <w:rFonts w:ascii="Wingdings" w:hAnsi="Wingdings" w:hint="default"/>
+        <w:sz w:val="20"/>
+      </w:rPr>
+    </w:lvl>
+    <w:lvl w:ilvl="5" w:tentative="1">
+      <w:start w:val="1"/>
+      <w:numFmt w:val="bullet"/>
+      <w:lvlText w:val=""/>
+      <w:lvlJc w:val="left"/>
+      <w:pPr>
+        <w:tabs>
+          <w:tab w:val="num" w:pos="4320"/>
+        </w:tabs>
+        <w:ind w:left="4320" w:hanging="360"/>
+      </w:pPr>
+      <w:rPr>
+        <w:rFonts w:ascii="Wingdings" w:hAnsi="Wingdings" w:hint="default"/>
+        <w:sz w:val="20"/>
+      </w:rPr>
+    </w:lvl>
+    <w:lvl w:ilvl="6" w:tentative="1">
+      <w:start w:val="1"/>
+      <w:numFmt w:val="bullet"/>
+      <w:lvlText w:val=""/>
+      <w:lvlJc w:val="left"/>
+      <w:pPr>
+        <w:tabs>
+          <w:tab w:val="num" w:pos="5040"/>
+        </w:tabs>
+        <w:ind w:left="5040" w:hanging="360"/>
+      </w:pPr>
+      <w:rPr>
+        <w:rFonts w:ascii="Wingdings" w:hAnsi="Wingdings" w:hint="default"/>
+        <w:sz w:val="20"/>
+      </w:rPr>
+    </w:lvl>
+    <w:lvl w:ilvl="7" w:tentative="1">
+      <w:start w:val="1"/>
+      <w:numFmt w:val="bullet"/>
+      <w:lvlText w:val=""/>
+      <w:lvlJc w:val="left"/>
+      <w:pPr>
+        <w:tabs>
+          <w:tab w:val="num" w:pos="5760"/>
+        </w:tabs>
+        <w:ind w:left="5760" w:hanging="360"/>
+      </w:pPr>
+      <w:rPr>
+        <w:rFonts w:ascii="Wingdings" w:hAnsi="Wingdings" w:hint="default"/>
+        <w:sz w:val="20"/>
+      </w:rPr>
+    </w:lvl>
+    <w:lvl w:ilvl="8" w:tentative="1">
+      <w:start w:val="1"/>
+      <w:numFmt w:val="bullet"/>
+      <w:lvlText w:val=""/>
+      <w:lvlJc w:val="left"/>
+      <w:pPr>
+        <w:tabs>
+          <w:tab w:val="num" w:pos="6480"/>
+        </w:tabs>
+        <w:ind w:left="6480" w:hanging="360"/>
+      </w:pPr>
+      <w:rPr>
+        <w:rFonts w:ascii="Wingdings" w:hAnsi="Wingdings" w:hint="default"/>
+        <w:sz w:val="20"/>
+      </w:rPr>
+    </w:lvl>
+  </w:abstractNum>
+  <w:abstractNum w:abstractNumId="3" w15:restartNumberingAfterBreak="0">
     <w:nsid w:val="0F711750"/>
     <w:multiLevelType w:val="multilevel"/>
     <w:tmpl w:val="31BA2E4C"/>
@@ -1275,7 +3060,454 @@
       </w:rPr>
     </w:lvl>
   </w:abstractNum>
-  <w:abstractNum w:abstractNumId="2" w15:restartNumberingAfterBreak="0">
+  <w:abstractNum w:abstractNumId="4" w15:restartNumberingAfterBreak="0">
+    <w:nsid w:val="16D647F2"/>
+    <w:multiLevelType w:val="multilevel"/>
+    <w:tmpl w:val="85885D08"/>
+    <w:lvl w:ilvl="0">
+      <w:start w:val="1"/>
+      <w:numFmt w:val="bullet"/>
+      <w:lvlText w:val=""/>
+      <w:lvlJc w:val="left"/>
+      <w:pPr>
+        <w:tabs>
+          <w:tab w:val="num" w:pos="720"/>
+        </w:tabs>
+        <w:ind w:left="720" w:hanging="360"/>
+      </w:pPr>
+      <w:rPr>
+        <w:rFonts w:ascii="Symbol" w:hAnsi="Symbol" w:hint="default"/>
+        <w:sz w:val="20"/>
+      </w:rPr>
+    </w:lvl>
+    <w:lvl w:ilvl="1" w:tentative="1">
+      <w:start w:val="1"/>
+      <w:numFmt w:val="bullet"/>
+      <w:lvlText w:val="o"/>
+      <w:lvlJc w:val="left"/>
+      <w:pPr>
+        <w:tabs>
+          <w:tab w:val="num" w:pos="1440"/>
+        </w:tabs>
+        <w:ind w:left="1440" w:hanging="360"/>
+      </w:pPr>
+      <w:rPr>
+        <w:rFonts w:ascii="Courier New" w:hAnsi="Courier New" w:hint="default"/>
+        <w:sz w:val="20"/>
+      </w:rPr>
+    </w:lvl>
+    <w:lvl w:ilvl="2" w:tentative="1">
+      <w:start w:val="1"/>
+      <w:numFmt w:val="bullet"/>
+      <w:lvlText w:val=""/>
+      <w:lvlJc w:val="left"/>
+      <w:pPr>
+        <w:tabs>
+          <w:tab w:val="num" w:pos="2160"/>
+        </w:tabs>
+        <w:ind w:left="2160" w:hanging="360"/>
+      </w:pPr>
+      <w:rPr>
+        <w:rFonts w:ascii="Wingdings" w:hAnsi="Wingdings" w:hint="default"/>
+        <w:sz w:val="20"/>
+      </w:rPr>
+    </w:lvl>
+    <w:lvl w:ilvl="3" w:tentative="1">
+      <w:start w:val="1"/>
+      <w:numFmt w:val="bullet"/>
+      <w:lvlText w:val=""/>
+      <w:lvlJc w:val="left"/>
+      <w:pPr>
+        <w:tabs>
+          <w:tab w:val="num" w:pos="2880"/>
+        </w:tabs>
+        <w:ind w:left="2880" w:hanging="360"/>
+      </w:pPr>
+      <w:rPr>
+        <w:rFonts w:ascii="Wingdings" w:hAnsi="Wingdings" w:hint="default"/>
+        <w:sz w:val="20"/>
+      </w:rPr>
+    </w:lvl>
+    <w:lvl w:ilvl="4" w:tentative="1">
+      <w:start w:val="1"/>
+      <w:numFmt w:val="bullet"/>
+      <w:lvlText w:val=""/>
+      <w:lvlJc w:val="left"/>
+      <w:pPr>
+        <w:tabs>
+          <w:tab w:val="num" w:pos="3600"/>
+        </w:tabs>
+        <w:ind w:left="3600" w:hanging="360"/>
+      </w:pPr>
+      <w:rPr>
+        <w:rFonts w:ascii="Wingdings" w:hAnsi="Wingdings" w:hint="default"/>
+        <w:sz w:val="20"/>
+      </w:rPr>
+    </w:lvl>
+    <w:lvl w:ilvl="5" w:tentative="1">
+      <w:start w:val="1"/>
+      <w:numFmt w:val="bullet"/>
+      <w:lvlText w:val=""/>
+      <w:lvlJc w:val="left"/>
+      <w:pPr>
+        <w:tabs>
+          <w:tab w:val="num" w:pos="4320"/>
+        </w:tabs>
+        <w:ind w:left="4320" w:hanging="360"/>
+      </w:pPr>
+      <w:rPr>
+        <w:rFonts w:ascii="Wingdings" w:hAnsi="Wingdings" w:hint="default"/>
+        <w:sz w:val="20"/>
+      </w:rPr>
+    </w:lvl>
+    <w:lvl w:ilvl="6" w:tentative="1">
+      <w:start w:val="1"/>
+      <w:numFmt w:val="bullet"/>
+      <w:lvlText w:val=""/>
+      <w:lvlJc w:val="left"/>
+      <w:pPr>
+        <w:tabs>
+          <w:tab w:val="num" w:pos="5040"/>
+        </w:tabs>
+        <w:ind w:left="5040" w:hanging="360"/>
+      </w:pPr>
+      <w:rPr>
+        <w:rFonts w:ascii="Wingdings" w:hAnsi="Wingdings" w:hint="default"/>
+        <w:sz w:val="20"/>
+      </w:rPr>
+    </w:lvl>
+    <w:lvl w:ilvl="7" w:tentative="1">
+      <w:start w:val="1"/>
+      <w:numFmt w:val="bullet"/>
+      <w:lvlText w:val=""/>
+      <w:lvlJc w:val="left"/>
+      <w:pPr>
+        <w:tabs>
+          <w:tab w:val="num" w:pos="5760"/>
+        </w:tabs>
+        <w:ind w:left="5760" w:hanging="360"/>
+      </w:pPr>
+      <w:rPr>
+        <w:rFonts w:ascii="Wingdings" w:hAnsi="Wingdings" w:hint="default"/>
+        <w:sz w:val="20"/>
+      </w:rPr>
+    </w:lvl>
+    <w:lvl w:ilvl="8" w:tentative="1">
+      <w:start w:val="1"/>
+      <w:numFmt w:val="bullet"/>
+      <w:lvlText w:val=""/>
+      <w:lvlJc w:val="left"/>
+      <w:pPr>
+        <w:tabs>
+          <w:tab w:val="num" w:pos="6480"/>
+        </w:tabs>
+        <w:ind w:left="6480" w:hanging="360"/>
+      </w:pPr>
+      <w:rPr>
+        <w:rFonts w:ascii="Wingdings" w:hAnsi="Wingdings" w:hint="default"/>
+        <w:sz w:val="20"/>
+      </w:rPr>
+    </w:lvl>
+  </w:abstractNum>
+  <w:abstractNum w:abstractNumId="5" w15:restartNumberingAfterBreak="0">
+    <w:nsid w:val="19CE2502"/>
+    <w:multiLevelType w:val="multilevel"/>
+    <w:tmpl w:val="F146B30E"/>
+    <w:lvl w:ilvl="0">
+      <w:start w:val="1"/>
+      <w:numFmt w:val="bullet"/>
+      <w:lvlText w:val=""/>
+      <w:lvlJc w:val="left"/>
+      <w:pPr>
+        <w:tabs>
+          <w:tab w:val="num" w:pos="720"/>
+        </w:tabs>
+        <w:ind w:left="720" w:hanging="360"/>
+      </w:pPr>
+      <w:rPr>
+        <w:rFonts w:ascii="Symbol" w:hAnsi="Symbol" w:hint="default"/>
+        <w:sz w:val="20"/>
+      </w:rPr>
+    </w:lvl>
+    <w:lvl w:ilvl="1" w:tentative="1">
+      <w:start w:val="1"/>
+      <w:numFmt w:val="bullet"/>
+      <w:lvlText w:val="o"/>
+      <w:lvlJc w:val="left"/>
+      <w:pPr>
+        <w:tabs>
+          <w:tab w:val="num" w:pos="1440"/>
+        </w:tabs>
+        <w:ind w:left="1440" w:hanging="360"/>
+      </w:pPr>
+      <w:rPr>
+        <w:rFonts w:ascii="Courier New" w:hAnsi="Courier New" w:hint="default"/>
+        <w:sz w:val="20"/>
+      </w:rPr>
+    </w:lvl>
+    <w:lvl w:ilvl="2" w:tentative="1">
+      <w:start w:val="1"/>
+      <w:numFmt w:val="bullet"/>
+      <w:lvlText w:val=""/>
+      <w:lvlJc w:val="left"/>
+      <w:pPr>
+        <w:tabs>
+          <w:tab w:val="num" w:pos="2160"/>
+        </w:tabs>
+        <w:ind w:left="2160" w:hanging="360"/>
+      </w:pPr>
+      <w:rPr>
+        <w:rFonts w:ascii="Wingdings" w:hAnsi="Wingdings" w:hint="default"/>
+        <w:sz w:val="20"/>
+      </w:rPr>
+    </w:lvl>
+    <w:lvl w:ilvl="3" w:tentative="1">
+      <w:start w:val="1"/>
+      <w:numFmt w:val="bullet"/>
+      <w:lvlText w:val=""/>
+      <w:lvlJc w:val="left"/>
+      <w:pPr>
+        <w:tabs>
+          <w:tab w:val="num" w:pos="2880"/>
+        </w:tabs>
+        <w:ind w:left="2880" w:hanging="360"/>
+      </w:pPr>
+      <w:rPr>
+        <w:rFonts w:ascii="Wingdings" w:hAnsi="Wingdings" w:hint="default"/>
+        <w:sz w:val="20"/>
+      </w:rPr>
+    </w:lvl>
+    <w:lvl w:ilvl="4" w:tentative="1">
+      <w:start w:val="1"/>
+      <w:numFmt w:val="bullet"/>
+      <w:lvlText w:val=""/>
+      <w:lvlJc w:val="left"/>
+      <w:pPr>
+        <w:tabs>
+          <w:tab w:val="num" w:pos="3600"/>
+        </w:tabs>
+        <w:ind w:left="3600" w:hanging="360"/>
+      </w:pPr>
+      <w:rPr>
+        <w:rFonts w:ascii="Wingdings" w:hAnsi="Wingdings" w:hint="default"/>
+        <w:sz w:val="20"/>
+      </w:rPr>
+    </w:lvl>
+    <w:lvl w:ilvl="5" w:tentative="1">
+      <w:start w:val="1"/>
+      <w:numFmt w:val="bullet"/>
+      <w:lvlText w:val=""/>
+      <w:lvlJc w:val="left"/>
+      <w:pPr>
+        <w:tabs>
+          <w:tab w:val="num" w:pos="4320"/>
+        </w:tabs>
+        <w:ind w:left="4320" w:hanging="360"/>
+      </w:pPr>
+      <w:rPr>
+        <w:rFonts w:ascii="Wingdings" w:hAnsi="Wingdings" w:hint="default"/>
+        <w:sz w:val="20"/>
+      </w:rPr>
+    </w:lvl>
+    <w:lvl w:ilvl="6" w:tentative="1">
+      <w:start w:val="1"/>
+      <w:numFmt w:val="bullet"/>
+      <w:lvlText w:val=""/>
+      <w:lvlJc w:val="left"/>
+      <w:pPr>
+        <w:tabs>
+          <w:tab w:val="num" w:pos="5040"/>
+        </w:tabs>
+        <w:ind w:left="5040" w:hanging="360"/>
+      </w:pPr>
+      <w:rPr>
+        <w:rFonts w:ascii="Wingdings" w:hAnsi="Wingdings" w:hint="default"/>
+        <w:sz w:val="20"/>
+      </w:rPr>
+    </w:lvl>
+    <w:lvl w:ilvl="7" w:tentative="1">
+      <w:start w:val="1"/>
+      <w:numFmt w:val="bullet"/>
+      <w:lvlText w:val=""/>
+      <w:lvlJc w:val="left"/>
+      <w:pPr>
+        <w:tabs>
+          <w:tab w:val="num" w:pos="5760"/>
+        </w:tabs>
+        <w:ind w:left="5760" w:hanging="360"/>
+      </w:pPr>
+      <w:rPr>
+        <w:rFonts w:ascii="Wingdings" w:hAnsi="Wingdings" w:hint="default"/>
+        <w:sz w:val="20"/>
+      </w:rPr>
+    </w:lvl>
+    <w:lvl w:ilvl="8" w:tentative="1">
+      <w:start w:val="1"/>
+      <w:numFmt w:val="bullet"/>
+      <w:lvlText w:val=""/>
+      <w:lvlJc w:val="left"/>
+      <w:pPr>
+        <w:tabs>
+          <w:tab w:val="num" w:pos="6480"/>
+        </w:tabs>
+        <w:ind w:left="6480" w:hanging="360"/>
+      </w:pPr>
+      <w:rPr>
+        <w:rFonts w:ascii="Wingdings" w:hAnsi="Wingdings" w:hint="default"/>
+        <w:sz w:val="20"/>
+      </w:rPr>
+    </w:lvl>
+  </w:abstractNum>
+  <w:abstractNum w:abstractNumId="6" w15:restartNumberingAfterBreak="0">
+    <w:nsid w:val="19E52685"/>
+    <w:multiLevelType w:val="multilevel"/>
+    <w:tmpl w:val="F8CC5EAA"/>
+    <w:lvl w:ilvl="0">
+      <w:start w:val="1"/>
+      <w:numFmt w:val="bullet"/>
+      <w:lvlText w:val=""/>
+      <w:lvlJc w:val="left"/>
+      <w:pPr>
+        <w:tabs>
+          <w:tab w:val="num" w:pos="720"/>
+        </w:tabs>
+        <w:ind w:left="720" w:hanging="360"/>
+      </w:pPr>
+      <w:rPr>
+        <w:rFonts w:ascii="Symbol" w:hAnsi="Symbol" w:hint="default"/>
+        <w:sz w:val="20"/>
+      </w:rPr>
+    </w:lvl>
+    <w:lvl w:ilvl="1" w:tentative="1">
+      <w:start w:val="1"/>
+      <w:numFmt w:val="bullet"/>
+      <w:lvlText w:val="o"/>
+      <w:lvlJc w:val="left"/>
+      <w:pPr>
+        <w:tabs>
+          <w:tab w:val="num" w:pos="1440"/>
+        </w:tabs>
+        <w:ind w:left="1440" w:hanging="360"/>
+      </w:pPr>
+      <w:rPr>
+        <w:rFonts w:ascii="Courier New" w:hAnsi="Courier New" w:hint="default"/>
+        <w:sz w:val="20"/>
+      </w:rPr>
+    </w:lvl>
+    <w:lvl w:ilvl="2" w:tentative="1">
+      <w:start w:val="1"/>
+      <w:numFmt w:val="bullet"/>
+      <w:lvlText w:val=""/>
+      <w:lvlJc w:val="left"/>
+      <w:pPr>
+        <w:tabs>
+          <w:tab w:val="num" w:pos="2160"/>
+        </w:tabs>
+        <w:ind w:left="2160" w:hanging="360"/>
+      </w:pPr>
+      <w:rPr>
+        <w:rFonts w:ascii="Wingdings" w:hAnsi="Wingdings" w:hint="default"/>
+        <w:sz w:val="20"/>
+      </w:rPr>
+    </w:lvl>
+    <w:lvl w:ilvl="3" w:tentative="1">
+      <w:start w:val="1"/>
+      <w:numFmt w:val="bullet"/>
+      <w:lvlText w:val=""/>
+      <w:lvlJc w:val="left"/>
+      <w:pPr>
+        <w:tabs>
+          <w:tab w:val="num" w:pos="2880"/>
+        </w:tabs>
+        <w:ind w:left="2880" w:hanging="360"/>
+      </w:pPr>
+      <w:rPr>
+        <w:rFonts w:ascii="Wingdings" w:hAnsi="Wingdings" w:hint="default"/>
+        <w:sz w:val="20"/>
+      </w:rPr>
+    </w:lvl>
+    <w:lvl w:ilvl="4" w:tentative="1">
+      <w:start w:val="1"/>
+      <w:numFmt w:val="bullet"/>
+      <w:lvlText w:val=""/>
+      <w:lvlJc w:val="left"/>
+      <w:pPr>
+        <w:tabs>
+          <w:tab w:val="num" w:pos="3600"/>
+        </w:tabs>
+        <w:ind w:left="3600" w:hanging="360"/>
+      </w:pPr>
+      <w:rPr>
+        <w:rFonts w:ascii="Wingdings" w:hAnsi="Wingdings" w:hint="default"/>
+        <w:sz w:val="20"/>
+      </w:rPr>
+    </w:lvl>
+    <w:lvl w:ilvl="5" w:tentative="1">
+      <w:start w:val="1"/>
+      <w:numFmt w:val="bullet"/>
+      <w:lvlText w:val=""/>
+      <w:lvlJc w:val="left"/>
+      <w:pPr>
+        <w:tabs>
+          <w:tab w:val="num" w:pos="4320"/>
+        </w:tabs>
+        <w:ind w:left="4320" w:hanging="360"/>
+      </w:pPr>
+      <w:rPr>
+        <w:rFonts w:ascii="Wingdings" w:hAnsi="Wingdings" w:hint="default"/>
+        <w:sz w:val="20"/>
+      </w:rPr>
+    </w:lvl>
+    <w:lvl w:ilvl="6" w:tentative="1">
+      <w:start w:val="1"/>
+      <w:numFmt w:val="bullet"/>
+      <w:lvlText w:val=""/>
+      <w:lvlJc w:val="left"/>
+      <w:pPr>
+        <w:tabs>
+          <w:tab w:val="num" w:pos="5040"/>
+        </w:tabs>
+        <w:ind w:left="5040" w:hanging="360"/>
+      </w:pPr>
+      <w:rPr>
+        <w:rFonts w:ascii="Wingdings" w:hAnsi="Wingdings" w:hint="default"/>
+        <w:sz w:val="20"/>
+      </w:rPr>
+    </w:lvl>
+    <w:lvl w:ilvl="7" w:tentative="1">
+      <w:start w:val="1"/>
+      <w:numFmt w:val="bullet"/>
+      <w:lvlText w:val=""/>
+      <w:lvlJc w:val="left"/>
+      <w:pPr>
+        <w:tabs>
+          <w:tab w:val="num" w:pos="5760"/>
+        </w:tabs>
+        <w:ind w:left="5760" w:hanging="360"/>
+      </w:pPr>
+      <w:rPr>
+        <w:rFonts w:ascii="Wingdings" w:hAnsi="Wingdings" w:hint="default"/>
+        <w:sz w:val="20"/>
+      </w:rPr>
+    </w:lvl>
+    <w:lvl w:ilvl="8" w:tentative="1">
+      <w:start w:val="1"/>
+      <w:numFmt w:val="bullet"/>
+      <w:lvlText w:val=""/>
+      <w:lvlJc w:val="left"/>
+      <w:pPr>
+        <w:tabs>
+          <w:tab w:val="num" w:pos="6480"/>
+        </w:tabs>
+        <w:ind w:left="6480" w:hanging="360"/>
+      </w:pPr>
+      <w:rPr>
+        <w:rFonts w:ascii="Wingdings" w:hAnsi="Wingdings" w:hint="default"/>
+        <w:sz w:val="20"/>
+      </w:rPr>
+    </w:lvl>
+  </w:abstractNum>
+  <w:abstractNum w:abstractNumId="7" w15:restartNumberingAfterBreak="0">
     <w:nsid w:val="1EFD0E73"/>
     <w:multiLevelType w:val="multilevel"/>
     <w:tmpl w:val="1EA640F0"/>
@@ -1424,7 +3656,2021 @@
       </w:rPr>
     </w:lvl>
   </w:abstractNum>
-  <w:abstractNum w:abstractNumId="3" w15:restartNumberingAfterBreak="0">
+  <w:abstractNum w:abstractNumId="8" w15:restartNumberingAfterBreak="0">
+    <w:nsid w:val="20242FDF"/>
+    <w:multiLevelType w:val="multilevel"/>
+    <w:tmpl w:val="91E6C9AC"/>
+    <w:lvl w:ilvl="0">
+      <w:start w:val="1"/>
+      <w:numFmt w:val="bullet"/>
+      <w:lvlText w:val=""/>
+      <w:lvlJc w:val="left"/>
+      <w:pPr>
+        <w:tabs>
+          <w:tab w:val="num" w:pos="720"/>
+        </w:tabs>
+        <w:ind w:left="720" w:hanging="360"/>
+      </w:pPr>
+      <w:rPr>
+        <w:rFonts w:ascii="Symbol" w:hAnsi="Symbol" w:hint="default"/>
+        <w:sz w:val="20"/>
+      </w:rPr>
+    </w:lvl>
+    <w:lvl w:ilvl="1" w:tentative="1">
+      <w:start w:val="1"/>
+      <w:numFmt w:val="bullet"/>
+      <w:lvlText w:val="o"/>
+      <w:lvlJc w:val="left"/>
+      <w:pPr>
+        <w:tabs>
+          <w:tab w:val="num" w:pos="1440"/>
+        </w:tabs>
+        <w:ind w:left="1440" w:hanging="360"/>
+      </w:pPr>
+      <w:rPr>
+        <w:rFonts w:ascii="Courier New" w:hAnsi="Courier New" w:hint="default"/>
+        <w:sz w:val="20"/>
+      </w:rPr>
+    </w:lvl>
+    <w:lvl w:ilvl="2" w:tentative="1">
+      <w:start w:val="1"/>
+      <w:numFmt w:val="bullet"/>
+      <w:lvlText w:val=""/>
+      <w:lvlJc w:val="left"/>
+      <w:pPr>
+        <w:tabs>
+          <w:tab w:val="num" w:pos="2160"/>
+        </w:tabs>
+        <w:ind w:left="2160" w:hanging="360"/>
+      </w:pPr>
+      <w:rPr>
+        <w:rFonts w:ascii="Wingdings" w:hAnsi="Wingdings" w:hint="default"/>
+        <w:sz w:val="20"/>
+      </w:rPr>
+    </w:lvl>
+    <w:lvl w:ilvl="3" w:tentative="1">
+      <w:start w:val="1"/>
+      <w:numFmt w:val="bullet"/>
+      <w:lvlText w:val=""/>
+      <w:lvlJc w:val="left"/>
+      <w:pPr>
+        <w:tabs>
+          <w:tab w:val="num" w:pos="2880"/>
+        </w:tabs>
+        <w:ind w:left="2880" w:hanging="360"/>
+      </w:pPr>
+      <w:rPr>
+        <w:rFonts w:ascii="Wingdings" w:hAnsi="Wingdings" w:hint="default"/>
+        <w:sz w:val="20"/>
+      </w:rPr>
+    </w:lvl>
+    <w:lvl w:ilvl="4" w:tentative="1">
+      <w:start w:val="1"/>
+      <w:numFmt w:val="bullet"/>
+      <w:lvlText w:val=""/>
+      <w:lvlJc w:val="left"/>
+      <w:pPr>
+        <w:tabs>
+          <w:tab w:val="num" w:pos="3600"/>
+        </w:tabs>
+        <w:ind w:left="3600" w:hanging="360"/>
+      </w:pPr>
+      <w:rPr>
+        <w:rFonts w:ascii="Wingdings" w:hAnsi="Wingdings" w:hint="default"/>
+        <w:sz w:val="20"/>
+      </w:rPr>
+    </w:lvl>
+    <w:lvl w:ilvl="5" w:tentative="1">
+      <w:start w:val="1"/>
+      <w:numFmt w:val="bullet"/>
+      <w:lvlText w:val=""/>
+      <w:lvlJc w:val="left"/>
+      <w:pPr>
+        <w:tabs>
+          <w:tab w:val="num" w:pos="4320"/>
+        </w:tabs>
+        <w:ind w:left="4320" w:hanging="360"/>
+      </w:pPr>
+      <w:rPr>
+        <w:rFonts w:ascii="Wingdings" w:hAnsi="Wingdings" w:hint="default"/>
+        <w:sz w:val="20"/>
+      </w:rPr>
+    </w:lvl>
+    <w:lvl w:ilvl="6" w:tentative="1">
+      <w:start w:val="1"/>
+      <w:numFmt w:val="bullet"/>
+      <w:lvlText w:val=""/>
+      <w:lvlJc w:val="left"/>
+      <w:pPr>
+        <w:tabs>
+          <w:tab w:val="num" w:pos="5040"/>
+        </w:tabs>
+        <w:ind w:left="5040" w:hanging="360"/>
+      </w:pPr>
+      <w:rPr>
+        <w:rFonts w:ascii="Wingdings" w:hAnsi="Wingdings" w:hint="default"/>
+        <w:sz w:val="20"/>
+      </w:rPr>
+    </w:lvl>
+    <w:lvl w:ilvl="7" w:tentative="1">
+      <w:start w:val="1"/>
+      <w:numFmt w:val="bullet"/>
+      <w:lvlText w:val=""/>
+      <w:lvlJc w:val="left"/>
+      <w:pPr>
+        <w:tabs>
+          <w:tab w:val="num" w:pos="5760"/>
+        </w:tabs>
+        <w:ind w:left="5760" w:hanging="360"/>
+      </w:pPr>
+      <w:rPr>
+        <w:rFonts w:ascii="Wingdings" w:hAnsi="Wingdings" w:hint="default"/>
+        <w:sz w:val="20"/>
+      </w:rPr>
+    </w:lvl>
+    <w:lvl w:ilvl="8" w:tentative="1">
+      <w:start w:val="1"/>
+      <w:numFmt w:val="bullet"/>
+      <w:lvlText w:val=""/>
+      <w:lvlJc w:val="left"/>
+      <w:pPr>
+        <w:tabs>
+          <w:tab w:val="num" w:pos="6480"/>
+        </w:tabs>
+        <w:ind w:left="6480" w:hanging="360"/>
+      </w:pPr>
+      <w:rPr>
+        <w:rFonts w:ascii="Wingdings" w:hAnsi="Wingdings" w:hint="default"/>
+        <w:sz w:val="20"/>
+      </w:rPr>
+    </w:lvl>
+  </w:abstractNum>
+  <w:abstractNum w:abstractNumId="9" w15:restartNumberingAfterBreak="0">
+    <w:nsid w:val="21711357"/>
+    <w:multiLevelType w:val="multilevel"/>
+    <w:tmpl w:val="2CAE85A8"/>
+    <w:lvl w:ilvl="0">
+      <w:start w:val="1"/>
+      <w:numFmt w:val="bullet"/>
+      <w:lvlText w:val=""/>
+      <w:lvlJc w:val="left"/>
+      <w:pPr>
+        <w:tabs>
+          <w:tab w:val="num" w:pos="720"/>
+        </w:tabs>
+        <w:ind w:left="720" w:hanging="360"/>
+      </w:pPr>
+      <w:rPr>
+        <w:rFonts w:ascii="Symbol" w:hAnsi="Symbol" w:hint="default"/>
+        <w:sz w:val="20"/>
+      </w:rPr>
+    </w:lvl>
+    <w:lvl w:ilvl="1" w:tentative="1">
+      <w:start w:val="1"/>
+      <w:numFmt w:val="bullet"/>
+      <w:lvlText w:val="o"/>
+      <w:lvlJc w:val="left"/>
+      <w:pPr>
+        <w:tabs>
+          <w:tab w:val="num" w:pos="1440"/>
+        </w:tabs>
+        <w:ind w:left="1440" w:hanging="360"/>
+      </w:pPr>
+      <w:rPr>
+        <w:rFonts w:ascii="Courier New" w:hAnsi="Courier New" w:hint="default"/>
+        <w:sz w:val="20"/>
+      </w:rPr>
+    </w:lvl>
+    <w:lvl w:ilvl="2" w:tentative="1">
+      <w:start w:val="1"/>
+      <w:numFmt w:val="bullet"/>
+      <w:lvlText w:val=""/>
+      <w:lvlJc w:val="left"/>
+      <w:pPr>
+        <w:tabs>
+          <w:tab w:val="num" w:pos="2160"/>
+        </w:tabs>
+        <w:ind w:left="2160" w:hanging="360"/>
+      </w:pPr>
+      <w:rPr>
+        <w:rFonts w:ascii="Wingdings" w:hAnsi="Wingdings" w:hint="default"/>
+        <w:sz w:val="20"/>
+      </w:rPr>
+    </w:lvl>
+    <w:lvl w:ilvl="3" w:tentative="1">
+      <w:start w:val="1"/>
+      <w:numFmt w:val="bullet"/>
+      <w:lvlText w:val=""/>
+      <w:lvlJc w:val="left"/>
+      <w:pPr>
+        <w:tabs>
+          <w:tab w:val="num" w:pos="2880"/>
+        </w:tabs>
+        <w:ind w:left="2880" w:hanging="360"/>
+      </w:pPr>
+      <w:rPr>
+        <w:rFonts w:ascii="Wingdings" w:hAnsi="Wingdings" w:hint="default"/>
+        <w:sz w:val="20"/>
+      </w:rPr>
+    </w:lvl>
+    <w:lvl w:ilvl="4" w:tentative="1">
+      <w:start w:val="1"/>
+      <w:numFmt w:val="bullet"/>
+      <w:lvlText w:val=""/>
+      <w:lvlJc w:val="left"/>
+      <w:pPr>
+        <w:tabs>
+          <w:tab w:val="num" w:pos="3600"/>
+        </w:tabs>
+        <w:ind w:left="3600" w:hanging="360"/>
+      </w:pPr>
+      <w:rPr>
+        <w:rFonts w:ascii="Wingdings" w:hAnsi="Wingdings" w:hint="default"/>
+        <w:sz w:val="20"/>
+      </w:rPr>
+    </w:lvl>
+    <w:lvl w:ilvl="5" w:tentative="1">
+      <w:start w:val="1"/>
+      <w:numFmt w:val="bullet"/>
+      <w:lvlText w:val=""/>
+      <w:lvlJc w:val="left"/>
+      <w:pPr>
+        <w:tabs>
+          <w:tab w:val="num" w:pos="4320"/>
+        </w:tabs>
+        <w:ind w:left="4320" w:hanging="360"/>
+      </w:pPr>
+      <w:rPr>
+        <w:rFonts w:ascii="Wingdings" w:hAnsi="Wingdings" w:hint="default"/>
+        <w:sz w:val="20"/>
+      </w:rPr>
+    </w:lvl>
+    <w:lvl w:ilvl="6" w:tentative="1">
+      <w:start w:val="1"/>
+      <w:numFmt w:val="bullet"/>
+      <w:lvlText w:val=""/>
+      <w:lvlJc w:val="left"/>
+      <w:pPr>
+        <w:tabs>
+          <w:tab w:val="num" w:pos="5040"/>
+        </w:tabs>
+        <w:ind w:left="5040" w:hanging="360"/>
+      </w:pPr>
+      <w:rPr>
+        <w:rFonts w:ascii="Wingdings" w:hAnsi="Wingdings" w:hint="default"/>
+        <w:sz w:val="20"/>
+      </w:rPr>
+    </w:lvl>
+    <w:lvl w:ilvl="7" w:tentative="1">
+      <w:start w:val="1"/>
+      <w:numFmt w:val="bullet"/>
+      <w:lvlText w:val=""/>
+      <w:lvlJc w:val="left"/>
+      <w:pPr>
+        <w:tabs>
+          <w:tab w:val="num" w:pos="5760"/>
+        </w:tabs>
+        <w:ind w:left="5760" w:hanging="360"/>
+      </w:pPr>
+      <w:rPr>
+        <w:rFonts w:ascii="Wingdings" w:hAnsi="Wingdings" w:hint="default"/>
+        <w:sz w:val="20"/>
+      </w:rPr>
+    </w:lvl>
+    <w:lvl w:ilvl="8" w:tentative="1">
+      <w:start w:val="1"/>
+      <w:numFmt w:val="bullet"/>
+      <w:lvlText w:val=""/>
+      <w:lvlJc w:val="left"/>
+      <w:pPr>
+        <w:tabs>
+          <w:tab w:val="num" w:pos="6480"/>
+        </w:tabs>
+        <w:ind w:left="6480" w:hanging="360"/>
+      </w:pPr>
+      <w:rPr>
+        <w:rFonts w:ascii="Wingdings" w:hAnsi="Wingdings" w:hint="default"/>
+        <w:sz w:val="20"/>
+      </w:rPr>
+    </w:lvl>
+  </w:abstractNum>
+  <w:abstractNum w:abstractNumId="10" w15:restartNumberingAfterBreak="0">
+    <w:nsid w:val="221C545E"/>
+    <w:multiLevelType w:val="multilevel"/>
+    <w:tmpl w:val="BF22EB46"/>
+    <w:lvl w:ilvl="0">
+      <w:start w:val="1"/>
+      <w:numFmt w:val="bullet"/>
+      <w:lvlText w:val=""/>
+      <w:lvlJc w:val="left"/>
+      <w:pPr>
+        <w:tabs>
+          <w:tab w:val="num" w:pos="720"/>
+        </w:tabs>
+        <w:ind w:left="720" w:hanging="360"/>
+      </w:pPr>
+      <w:rPr>
+        <w:rFonts w:ascii="Symbol" w:hAnsi="Symbol" w:hint="default"/>
+        <w:sz w:val="20"/>
+      </w:rPr>
+    </w:lvl>
+    <w:lvl w:ilvl="1" w:tentative="1">
+      <w:start w:val="1"/>
+      <w:numFmt w:val="bullet"/>
+      <w:lvlText w:val="o"/>
+      <w:lvlJc w:val="left"/>
+      <w:pPr>
+        <w:tabs>
+          <w:tab w:val="num" w:pos="1440"/>
+        </w:tabs>
+        <w:ind w:left="1440" w:hanging="360"/>
+      </w:pPr>
+      <w:rPr>
+        <w:rFonts w:ascii="Courier New" w:hAnsi="Courier New" w:hint="default"/>
+        <w:sz w:val="20"/>
+      </w:rPr>
+    </w:lvl>
+    <w:lvl w:ilvl="2" w:tentative="1">
+      <w:start w:val="1"/>
+      <w:numFmt w:val="bullet"/>
+      <w:lvlText w:val=""/>
+      <w:lvlJc w:val="left"/>
+      <w:pPr>
+        <w:tabs>
+          <w:tab w:val="num" w:pos="2160"/>
+        </w:tabs>
+        <w:ind w:left="2160" w:hanging="360"/>
+      </w:pPr>
+      <w:rPr>
+        <w:rFonts w:ascii="Wingdings" w:hAnsi="Wingdings" w:hint="default"/>
+        <w:sz w:val="20"/>
+      </w:rPr>
+    </w:lvl>
+    <w:lvl w:ilvl="3" w:tentative="1">
+      <w:start w:val="1"/>
+      <w:numFmt w:val="bullet"/>
+      <w:lvlText w:val=""/>
+      <w:lvlJc w:val="left"/>
+      <w:pPr>
+        <w:tabs>
+          <w:tab w:val="num" w:pos="2880"/>
+        </w:tabs>
+        <w:ind w:left="2880" w:hanging="360"/>
+      </w:pPr>
+      <w:rPr>
+        <w:rFonts w:ascii="Wingdings" w:hAnsi="Wingdings" w:hint="default"/>
+        <w:sz w:val="20"/>
+      </w:rPr>
+    </w:lvl>
+    <w:lvl w:ilvl="4" w:tentative="1">
+      <w:start w:val="1"/>
+      <w:numFmt w:val="bullet"/>
+      <w:lvlText w:val=""/>
+      <w:lvlJc w:val="left"/>
+      <w:pPr>
+        <w:tabs>
+          <w:tab w:val="num" w:pos="3600"/>
+        </w:tabs>
+        <w:ind w:left="3600" w:hanging="360"/>
+      </w:pPr>
+      <w:rPr>
+        <w:rFonts w:ascii="Wingdings" w:hAnsi="Wingdings" w:hint="default"/>
+        <w:sz w:val="20"/>
+      </w:rPr>
+    </w:lvl>
+    <w:lvl w:ilvl="5" w:tentative="1">
+      <w:start w:val="1"/>
+      <w:numFmt w:val="bullet"/>
+      <w:lvlText w:val=""/>
+      <w:lvlJc w:val="left"/>
+      <w:pPr>
+        <w:tabs>
+          <w:tab w:val="num" w:pos="4320"/>
+        </w:tabs>
+        <w:ind w:left="4320" w:hanging="360"/>
+      </w:pPr>
+      <w:rPr>
+        <w:rFonts w:ascii="Wingdings" w:hAnsi="Wingdings" w:hint="default"/>
+        <w:sz w:val="20"/>
+      </w:rPr>
+    </w:lvl>
+    <w:lvl w:ilvl="6" w:tentative="1">
+      <w:start w:val="1"/>
+      <w:numFmt w:val="bullet"/>
+      <w:lvlText w:val=""/>
+      <w:lvlJc w:val="left"/>
+      <w:pPr>
+        <w:tabs>
+          <w:tab w:val="num" w:pos="5040"/>
+        </w:tabs>
+        <w:ind w:left="5040" w:hanging="360"/>
+      </w:pPr>
+      <w:rPr>
+        <w:rFonts w:ascii="Wingdings" w:hAnsi="Wingdings" w:hint="default"/>
+        <w:sz w:val="20"/>
+      </w:rPr>
+    </w:lvl>
+    <w:lvl w:ilvl="7" w:tentative="1">
+      <w:start w:val="1"/>
+      <w:numFmt w:val="bullet"/>
+      <w:lvlText w:val=""/>
+      <w:lvlJc w:val="left"/>
+      <w:pPr>
+        <w:tabs>
+          <w:tab w:val="num" w:pos="5760"/>
+        </w:tabs>
+        <w:ind w:left="5760" w:hanging="360"/>
+      </w:pPr>
+      <w:rPr>
+        <w:rFonts w:ascii="Wingdings" w:hAnsi="Wingdings" w:hint="default"/>
+        <w:sz w:val="20"/>
+      </w:rPr>
+    </w:lvl>
+    <w:lvl w:ilvl="8" w:tentative="1">
+      <w:start w:val="1"/>
+      <w:numFmt w:val="bullet"/>
+      <w:lvlText w:val=""/>
+      <w:lvlJc w:val="left"/>
+      <w:pPr>
+        <w:tabs>
+          <w:tab w:val="num" w:pos="6480"/>
+        </w:tabs>
+        <w:ind w:left="6480" w:hanging="360"/>
+      </w:pPr>
+      <w:rPr>
+        <w:rFonts w:ascii="Wingdings" w:hAnsi="Wingdings" w:hint="default"/>
+        <w:sz w:val="20"/>
+      </w:rPr>
+    </w:lvl>
+  </w:abstractNum>
+  <w:abstractNum w:abstractNumId="11" w15:restartNumberingAfterBreak="0">
+    <w:nsid w:val="254874CB"/>
+    <w:multiLevelType w:val="multilevel"/>
+    <w:tmpl w:val="CB54C8AE"/>
+    <w:lvl w:ilvl="0">
+      <w:start w:val="1"/>
+      <w:numFmt w:val="bullet"/>
+      <w:lvlText w:val=""/>
+      <w:lvlJc w:val="left"/>
+      <w:pPr>
+        <w:tabs>
+          <w:tab w:val="num" w:pos="720"/>
+        </w:tabs>
+        <w:ind w:left="720" w:hanging="360"/>
+      </w:pPr>
+      <w:rPr>
+        <w:rFonts w:ascii="Symbol" w:hAnsi="Symbol" w:hint="default"/>
+        <w:sz w:val="20"/>
+      </w:rPr>
+    </w:lvl>
+    <w:lvl w:ilvl="1" w:tentative="1">
+      <w:start w:val="1"/>
+      <w:numFmt w:val="bullet"/>
+      <w:lvlText w:val="o"/>
+      <w:lvlJc w:val="left"/>
+      <w:pPr>
+        <w:tabs>
+          <w:tab w:val="num" w:pos="1440"/>
+        </w:tabs>
+        <w:ind w:left="1440" w:hanging="360"/>
+      </w:pPr>
+      <w:rPr>
+        <w:rFonts w:ascii="Courier New" w:hAnsi="Courier New" w:hint="default"/>
+        <w:sz w:val="20"/>
+      </w:rPr>
+    </w:lvl>
+    <w:lvl w:ilvl="2" w:tentative="1">
+      <w:start w:val="1"/>
+      <w:numFmt w:val="bullet"/>
+      <w:lvlText w:val=""/>
+      <w:lvlJc w:val="left"/>
+      <w:pPr>
+        <w:tabs>
+          <w:tab w:val="num" w:pos="2160"/>
+        </w:tabs>
+        <w:ind w:left="2160" w:hanging="360"/>
+      </w:pPr>
+      <w:rPr>
+        <w:rFonts w:ascii="Wingdings" w:hAnsi="Wingdings" w:hint="default"/>
+        <w:sz w:val="20"/>
+      </w:rPr>
+    </w:lvl>
+    <w:lvl w:ilvl="3" w:tentative="1">
+      <w:start w:val="1"/>
+      <w:numFmt w:val="bullet"/>
+      <w:lvlText w:val=""/>
+      <w:lvlJc w:val="left"/>
+      <w:pPr>
+        <w:tabs>
+          <w:tab w:val="num" w:pos="2880"/>
+        </w:tabs>
+        <w:ind w:left="2880" w:hanging="360"/>
+      </w:pPr>
+      <w:rPr>
+        <w:rFonts w:ascii="Wingdings" w:hAnsi="Wingdings" w:hint="default"/>
+        <w:sz w:val="20"/>
+      </w:rPr>
+    </w:lvl>
+    <w:lvl w:ilvl="4" w:tentative="1">
+      <w:start w:val="1"/>
+      <w:numFmt w:val="bullet"/>
+      <w:lvlText w:val=""/>
+      <w:lvlJc w:val="left"/>
+      <w:pPr>
+        <w:tabs>
+          <w:tab w:val="num" w:pos="3600"/>
+        </w:tabs>
+        <w:ind w:left="3600" w:hanging="360"/>
+      </w:pPr>
+      <w:rPr>
+        <w:rFonts w:ascii="Wingdings" w:hAnsi="Wingdings" w:hint="default"/>
+        <w:sz w:val="20"/>
+      </w:rPr>
+    </w:lvl>
+    <w:lvl w:ilvl="5" w:tentative="1">
+      <w:start w:val="1"/>
+      <w:numFmt w:val="bullet"/>
+      <w:lvlText w:val=""/>
+      <w:lvlJc w:val="left"/>
+      <w:pPr>
+        <w:tabs>
+          <w:tab w:val="num" w:pos="4320"/>
+        </w:tabs>
+        <w:ind w:left="4320" w:hanging="360"/>
+      </w:pPr>
+      <w:rPr>
+        <w:rFonts w:ascii="Wingdings" w:hAnsi="Wingdings" w:hint="default"/>
+        <w:sz w:val="20"/>
+      </w:rPr>
+    </w:lvl>
+    <w:lvl w:ilvl="6" w:tentative="1">
+      <w:start w:val="1"/>
+      <w:numFmt w:val="bullet"/>
+      <w:lvlText w:val=""/>
+      <w:lvlJc w:val="left"/>
+      <w:pPr>
+        <w:tabs>
+          <w:tab w:val="num" w:pos="5040"/>
+        </w:tabs>
+        <w:ind w:left="5040" w:hanging="360"/>
+      </w:pPr>
+      <w:rPr>
+        <w:rFonts w:ascii="Wingdings" w:hAnsi="Wingdings" w:hint="default"/>
+        <w:sz w:val="20"/>
+      </w:rPr>
+    </w:lvl>
+    <w:lvl w:ilvl="7" w:tentative="1">
+      <w:start w:val="1"/>
+      <w:numFmt w:val="bullet"/>
+      <w:lvlText w:val=""/>
+      <w:lvlJc w:val="left"/>
+      <w:pPr>
+        <w:tabs>
+          <w:tab w:val="num" w:pos="5760"/>
+        </w:tabs>
+        <w:ind w:left="5760" w:hanging="360"/>
+      </w:pPr>
+      <w:rPr>
+        <w:rFonts w:ascii="Wingdings" w:hAnsi="Wingdings" w:hint="default"/>
+        <w:sz w:val="20"/>
+      </w:rPr>
+    </w:lvl>
+    <w:lvl w:ilvl="8" w:tentative="1">
+      <w:start w:val="1"/>
+      <w:numFmt w:val="bullet"/>
+      <w:lvlText w:val=""/>
+      <w:lvlJc w:val="left"/>
+      <w:pPr>
+        <w:tabs>
+          <w:tab w:val="num" w:pos="6480"/>
+        </w:tabs>
+        <w:ind w:left="6480" w:hanging="360"/>
+      </w:pPr>
+      <w:rPr>
+        <w:rFonts w:ascii="Wingdings" w:hAnsi="Wingdings" w:hint="default"/>
+        <w:sz w:val="20"/>
+      </w:rPr>
+    </w:lvl>
+  </w:abstractNum>
+  <w:abstractNum w:abstractNumId="12" w15:restartNumberingAfterBreak="0">
+    <w:nsid w:val="28EB0CB4"/>
+    <w:multiLevelType w:val="multilevel"/>
+    <w:tmpl w:val="0EC866CA"/>
+    <w:lvl w:ilvl="0">
+      <w:start w:val="1"/>
+      <w:numFmt w:val="bullet"/>
+      <w:lvlText w:val=""/>
+      <w:lvlJc w:val="left"/>
+      <w:pPr>
+        <w:tabs>
+          <w:tab w:val="num" w:pos="720"/>
+        </w:tabs>
+        <w:ind w:left="720" w:hanging="360"/>
+      </w:pPr>
+      <w:rPr>
+        <w:rFonts w:ascii="Symbol" w:hAnsi="Symbol" w:hint="default"/>
+        <w:sz w:val="20"/>
+      </w:rPr>
+    </w:lvl>
+    <w:lvl w:ilvl="1" w:tentative="1">
+      <w:start w:val="1"/>
+      <w:numFmt w:val="bullet"/>
+      <w:lvlText w:val="o"/>
+      <w:lvlJc w:val="left"/>
+      <w:pPr>
+        <w:tabs>
+          <w:tab w:val="num" w:pos="1440"/>
+        </w:tabs>
+        <w:ind w:left="1440" w:hanging="360"/>
+      </w:pPr>
+      <w:rPr>
+        <w:rFonts w:ascii="Courier New" w:hAnsi="Courier New" w:hint="default"/>
+        <w:sz w:val="20"/>
+      </w:rPr>
+    </w:lvl>
+    <w:lvl w:ilvl="2" w:tentative="1">
+      <w:start w:val="1"/>
+      <w:numFmt w:val="bullet"/>
+      <w:lvlText w:val=""/>
+      <w:lvlJc w:val="left"/>
+      <w:pPr>
+        <w:tabs>
+          <w:tab w:val="num" w:pos="2160"/>
+        </w:tabs>
+        <w:ind w:left="2160" w:hanging="360"/>
+      </w:pPr>
+      <w:rPr>
+        <w:rFonts w:ascii="Wingdings" w:hAnsi="Wingdings" w:hint="default"/>
+        <w:sz w:val="20"/>
+      </w:rPr>
+    </w:lvl>
+    <w:lvl w:ilvl="3" w:tentative="1">
+      <w:start w:val="1"/>
+      <w:numFmt w:val="bullet"/>
+      <w:lvlText w:val=""/>
+      <w:lvlJc w:val="left"/>
+      <w:pPr>
+        <w:tabs>
+          <w:tab w:val="num" w:pos="2880"/>
+        </w:tabs>
+        <w:ind w:left="2880" w:hanging="360"/>
+      </w:pPr>
+      <w:rPr>
+        <w:rFonts w:ascii="Wingdings" w:hAnsi="Wingdings" w:hint="default"/>
+        <w:sz w:val="20"/>
+      </w:rPr>
+    </w:lvl>
+    <w:lvl w:ilvl="4" w:tentative="1">
+      <w:start w:val="1"/>
+      <w:numFmt w:val="bullet"/>
+      <w:lvlText w:val=""/>
+      <w:lvlJc w:val="left"/>
+      <w:pPr>
+        <w:tabs>
+          <w:tab w:val="num" w:pos="3600"/>
+        </w:tabs>
+        <w:ind w:left="3600" w:hanging="360"/>
+      </w:pPr>
+      <w:rPr>
+        <w:rFonts w:ascii="Wingdings" w:hAnsi="Wingdings" w:hint="default"/>
+        <w:sz w:val="20"/>
+      </w:rPr>
+    </w:lvl>
+    <w:lvl w:ilvl="5" w:tentative="1">
+      <w:start w:val="1"/>
+      <w:numFmt w:val="bullet"/>
+      <w:lvlText w:val=""/>
+      <w:lvlJc w:val="left"/>
+      <w:pPr>
+        <w:tabs>
+          <w:tab w:val="num" w:pos="4320"/>
+        </w:tabs>
+        <w:ind w:left="4320" w:hanging="360"/>
+      </w:pPr>
+      <w:rPr>
+        <w:rFonts w:ascii="Wingdings" w:hAnsi="Wingdings" w:hint="default"/>
+        <w:sz w:val="20"/>
+      </w:rPr>
+    </w:lvl>
+    <w:lvl w:ilvl="6" w:tentative="1">
+      <w:start w:val="1"/>
+      <w:numFmt w:val="bullet"/>
+      <w:lvlText w:val=""/>
+      <w:lvlJc w:val="left"/>
+      <w:pPr>
+        <w:tabs>
+          <w:tab w:val="num" w:pos="5040"/>
+        </w:tabs>
+        <w:ind w:left="5040" w:hanging="360"/>
+      </w:pPr>
+      <w:rPr>
+        <w:rFonts w:ascii="Wingdings" w:hAnsi="Wingdings" w:hint="default"/>
+        <w:sz w:val="20"/>
+      </w:rPr>
+    </w:lvl>
+    <w:lvl w:ilvl="7" w:tentative="1">
+      <w:start w:val="1"/>
+      <w:numFmt w:val="bullet"/>
+      <w:lvlText w:val=""/>
+      <w:lvlJc w:val="left"/>
+      <w:pPr>
+        <w:tabs>
+          <w:tab w:val="num" w:pos="5760"/>
+        </w:tabs>
+        <w:ind w:left="5760" w:hanging="360"/>
+      </w:pPr>
+      <w:rPr>
+        <w:rFonts w:ascii="Wingdings" w:hAnsi="Wingdings" w:hint="default"/>
+        <w:sz w:val="20"/>
+      </w:rPr>
+    </w:lvl>
+    <w:lvl w:ilvl="8" w:tentative="1">
+      <w:start w:val="1"/>
+      <w:numFmt w:val="bullet"/>
+      <w:lvlText w:val=""/>
+      <w:lvlJc w:val="left"/>
+      <w:pPr>
+        <w:tabs>
+          <w:tab w:val="num" w:pos="6480"/>
+        </w:tabs>
+        <w:ind w:left="6480" w:hanging="360"/>
+      </w:pPr>
+      <w:rPr>
+        <w:rFonts w:ascii="Wingdings" w:hAnsi="Wingdings" w:hint="default"/>
+        <w:sz w:val="20"/>
+      </w:rPr>
+    </w:lvl>
+  </w:abstractNum>
+  <w:abstractNum w:abstractNumId="13" w15:restartNumberingAfterBreak="0">
+    <w:nsid w:val="291B2AF1"/>
+    <w:multiLevelType w:val="multilevel"/>
+    <w:tmpl w:val="4DC297F4"/>
+    <w:lvl w:ilvl="0">
+      <w:start w:val="1"/>
+      <w:numFmt w:val="decimal"/>
+      <w:lvlText w:val="%1."/>
+      <w:lvlJc w:val="left"/>
+      <w:pPr>
+        <w:tabs>
+          <w:tab w:val="num" w:pos="720"/>
+        </w:tabs>
+        <w:ind w:left="720" w:hanging="360"/>
+      </w:pPr>
+    </w:lvl>
+    <w:lvl w:ilvl="1" w:tentative="1">
+      <w:start w:val="1"/>
+      <w:numFmt w:val="decimal"/>
+      <w:lvlText w:val="%2."/>
+      <w:lvlJc w:val="left"/>
+      <w:pPr>
+        <w:tabs>
+          <w:tab w:val="num" w:pos="1440"/>
+        </w:tabs>
+        <w:ind w:left="1440" w:hanging="360"/>
+      </w:pPr>
+    </w:lvl>
+    <w:lvl w:ilvl="2" w:tentative="1">
+      <w:start w:val="1"/>
+      <w:numFmt w:val="decimal"/>
+      <w:lvlText w:val="%3."/>
+      <w:lvlJc w:val="left"/>
+      <w:pPr>
+        <w:tabs>
+          <w:tab w:val="num" w:pos="2160"/>
+        </w:tabs>
+        <w:ind w:left="2160" w:hanging="360"/>
+      </w:pPr>
+    </w:lvl>
+    <w:lvl w:ilvl="3" w:tentative="1">
+      <w:start w:val="1"/>
+      <w:numFmt w:val="decimal"/>
+      <w:lvlText w:val="%4."/>
+      <w:lvlJc w:val="left"/>
+      <w:pPr>
+        <w:tabs>
+          <w:tab w:val="num" w:pos="2880"/>
+        </w:tabs>
+        <w:ind w:left="2880" w:hanging="360"/>
+      </w:pPr>
+    </w:lvl>
+    <w:lvl w:ilvl="4" w:tentative="1">
+      <w:start w:val="1"/>
+      <w:numFmt w:val="decimal"/>
+      <w:lvlText w:val="%5."/>
+      <w:lvlJc w:val="left"/>
+      <w:pPr>
+        <w:tabs>
+          <w:tab w:val="num" w:pos="3600"/>
+        </w:tabs>
+        <w:ind w:left="3600" w:hanging="360"/>
+      </w:pPr>
+    </w:lvl>
+    <w:lvl w:ilvl="5" w:tentative="1">
+      <w:start w:val="1"/>
+      <w:numFmt w:val="decimal"/>
+      <w:lvlText w:val="%6."/>
+      <w:lvlJc w:val="left"/>
+      <w:pPr>
+        <w:tabs>
+          <w:tab w:val="num" w:pos="4320"/>
+        </w:tabs>
+        <w:ind w:left="4320" w:hanging="360"/>
+      </w:pPr>
+    </w:lvl>
+    <w:lvl w:ilvl="6" w:tentative="1">
+      <w:start w:val="1"/>
+      <w:numFmt w:val="decimal"/>
+      <w:lvlText w:val="%7."/>
+      <w:lvlJc w:val="left"/>
+      <w:pPr>
+        <w:tabs>
+          <w:tab w:val="num" w:pos="5040"/>
+        </w:tabs>
+        <w:ind w:left="5040" w:hanging="360"/>
+      </w:pPr>
+    </w:lvl>
+    <w:lvl w:ilvl="7" w:tentative="1">
+      <w:start w:val="1"/>
+      <w:numFmt w:val="decimal"/>
+      <w:lvlText w:val="%8."/>
+      <w:lvlJc w:val="left"/>
+      <w:pPr>
+        <w:tabs>
+          <w:tab w:val="num" w:pos="5760"/>
+        </w:tabs>
+        <w:ind w:left="5760" w:hanging="360"/>
+      </w:pPr>
+    </w:lvl>
+    <w:lvl w:ilvl="8" w:tentative="1">
+      <w:start w:val="1"/>
+      <w:numFmt w:val="decimal"/>
+      <w:lvlText w:val="%9."/>
+      <w:lvlJc w:val="left"/>
+      <w:pPr>
+        <w:tabs>
+          <w:tab w:val="num" w:pos="6480"/>
+        </w:tabs>
+        <w:ind w:left="6480" w:hanging="360"/>
+      </w:pPr>
+    </w:lvl>
+  </w:abstractNum>
+  <w:abstractNum w:abstractNumId="14" w15:restartNumberingAfterBreak="0">
+    <w:nsid w:val="31D32B03"/>
+    <w:multiLevelType w:val="multilevel"/>
+    <w:tmpl w:val="A134C256"/>
+    <w:lvl w:ilvl="0">
+      <w:start w:val="1"/>
+      <w:numFmt w:val="bullet"/>
+      <w:lvlText w:val=""/>
+      <w:lvlJc w:val="left"/>
+      <w:pPr>
+        <w:tabs>
+          <w:tab w:val="num" w:pos="720"/>
+        </w:tabs>
+        <w:ind w:left="720" w:hanging="360"/>
+      </w:pPr>
+      <w:rPr>
+        <w:rFonts w:ascii="Symbol" w:hAnsi="Symbol" w:hint="default"/>
+        <w:sz w:val="20"/>
+      </w:rPr>
+    </w:lvl>
+    <w:lvl w:ilvl="1" w:tentative="1">
+      <w:start w:val="1"/>
+      <w:numFmt w:val="bullet"/>
+      <w:lvlText w:val="o"/>
+      <w:lvlJc w:val="left"/>
+      <w:pPr>
+        <w:tabs>
+          <w:tab w:val="num" w:pos="1440"/>
+        </w:tabs>
+        <w:ind w:left="1440" w:hanging="360"/>
+      </w:pPr>
+      <w:rPr>
+        <w:rFonts w:ascii="Courier New" w:hAnsi="Courier New" w:hint="default"/>
+        <w:sz w:val="20"/>
+      </w:rPr>
+    </w:lvl>
+    <w:lvl w:ilvl="2" w:tentative="1">
+      <w:start w:val="1"/>
+      <w:numFmt w:val="bullet"/>
+      <w:lvlText w:val=""/>
+      <w:lvlJc w:val="left"/>
+      <w:pPr>
+        <w:tabs>
+          <w:tab w:val="num" w:pos="2160"/>
+        </w:tabs>
+        <w:ind w:left="2160" w:hanging="360"/>
+      </w:pPr>
+      <w:rPr>
+        <w:rFonts w:ascii="Wingdings" w:hAnsi="Wingdings" w:hint="default"/>
+        <w:sz w:val="20"/>
+      </w:rPr>
+    </w:lvl>
+    <w:lvl w:ilvl="3" w:tentative="1">
+      <w:start w:val="1"/>
+      <w:numFmt w:val="bullet"/>
+      <w:lvlText w:val=""/>
+      <w:lvlJc w:val="left"/>
+      <w:pPr>
+        <w:tabs>
+          <w:tab w:val="num" w:pos="2880"/>
+        </w:tabs>
+        <w:ind w:left="2880" w:hanging="360"/>
+      </w:pPr>
+      <w:rPr>
+        <w:rFonts w:ascii="Wingdings" w:hAnsi="Wingdings" w:hint="default"/>
+        <w:sz w:val="20"/>
+      </w:rPr>
+    </w:lvl>
+    <w:lvl w:ilvl="4" w:tentative="1">
+      <w:start w:val="1"/>
+      <w:numFmt w:val="bullet"/>
+      <w:lvlText w:val=""/>
+      <w:lvlJc w:val="left"/>
+      <w:pPr>
+        <w:tabs>
+          <w:tab w:val="num" w:pos="3600"/>
+        </w:tabs>
+        <w:ind w:left="3600" w:hanging="360"/>
+      </w:pPr>
+      <w:rPr>
+        <w:rFonts w:ascii="Wingdings" w:hAnsi="Wingdings" w:hint="default"/>
+        <w:sz w:val="20"/>
+      </w:rPr>
+    </w:lvl>
+    <w:lvl w:ilvl="5" w:tentative="1">
+      <w:start w:val="1"/>
+      <w:numFmt w:val="bullet"/>
+      <w:lvlText w:val=""/>
+      <w:lvlJc w:val="left"/>
+      <w:pPr>
+        <w:tabs>
+          <w:tab w:val="num" w:pos="4320"/>
+        </w:tabs>
+        <w:ind w:left="4320" w:hanging="360"/>
+      </w:pPr>
+      <w:rPr>
+        <w:rFonts w:ascii="Wingdings" w:hAnsi="Wingdings" w:hint="default"/>
+        <w:sz w:val="20"/>
+      </w:rPr>
+    </w:lvl>
+    <w:lvl w:ilvl="6" w:tentative="1">
+      <w:start w:val="1"/>
+      <w:numFmt w:val="bullet"/>
+      <w:lvlText w:val=""/>
+      <w:lvlJc w:val="left"/>
+      <w:pPr>
+        <w:tabs>
+          <w:tab w:val="num" w:pos="5040"/>
+        </w:tabs>
+        <w:ind w:left="5040" w:hanging="360"/>
+      </w:pPr>
+      <w:rPr>
+        <w:rFonts w:ascii="Wingdings" w:hAnsi="Wingdings" w:hint="default"/>
+        <w:sz w:val="20"/>
+      </w:rPr>
+    </w:lvl>
+    <w:lvl w:ilvl="7" w:tentative="1">
+      <w:start w:val="1"/>
+      <w:numFmt w:val="bullet"/>
+      <w:lvlText w:val=""/>
+      <w:lvlJc w:val="left"/>
+      <w:pPr>
+        <w:tabs>
+          <w:tab w:val="num" w:pos="5760"/>
+        </w:tabs>
+        <w:ind w:left="5760" w:hanging="360"/>
+      </w:pPr>
+      <w:rPr>
+        <w:rFonts w:ascii="Wingdings" w:hAnsi="Wingdings" w:hint="default"/>
+        <w:sz w:val="20"/>
+      </w:rPr>
+    </w:lvl>
+    <w:lvl w:ilvl="8" w:tentative="1">
+      <w:start w:val="1"/>
+      <w:numFmt w:val="bullet"/>
+      <w:lvlText w:val=""/>
+      <w:lvlJc w:val="left"/>
+      <w:pPr>
+        <w:tabs>
+          <w:tab w:val="num" w:pos="6480"/>
+        </w:tabs>
+        <w:ind w:left="6480" w:hanging="360"/>
+      </w:pPr>
+      <w:rPr>
+        <w:rFonts w:ascii="Wingdings" w:hAnsi="Wingdings" w:hint="default"/>
+        <w:sz w:val="20"/>
+      </w:rPr>
+    </w:lvl>
+  </w:abstractNum>
+  <w:abstractNum w:abstractNumId="15" w15:restartNumberingAfterBreak="0">
+    <w:nsid w:val="34391CCB"/>
+    <w:multiLevelType w:val="multilevel"/>
+    <w:tmpl w:val="99A4D4F4"/>
+    <w:lvl w:ilvl="0">
+      <w:start w:val="1"/>
+      <w:numFmt w:val="decimal"/>
+      <w:lvlText w:val="%1."/>
+      <w:lvlJc w:val="left"/>
+      <w:pPr>
+        <w:tabs>
+          <w:tab w:val="num" w:pos="720"/>
+        </w:tabs>
+        <w:ind w:left="720" w:hanging="360"/>
+      </w:pPr>
+    </w:lvl>
+    <w:lvl w:ilvl="1" w:tentative="1">
+      <w:start w:val="1"/>
+      <w:numFmt w:val="decimal"/>
+      <w:lvlText w:val="%2."/>
+      <w:lvlJc w:val="left"/>
+      <w:pPr>
+        <w:tabs>
+          <w:tab w:val="num" w:pos="1440"/>
+        </w:tabs>
+        <w:ind w:left="1440" w:hanging="360"/>
+      </w:pPr>
+    </w:lvl>
+    <w:lvl w:ilvl="2" w:tentative="1">
+      <w:start w:val="1"/>
+      <w:numFmt w:val="decimal"/>
+      <w:lvlText w:val="%3."/>
+      <w:lvlJc w:val="left"/>
+      <w:pPr>
+        <w:tabs>
+          <w:tab w:val="num" w:pos="2160"/>
+        </w:tabs>
+        <w:ind w:left="2160" w:hanging="360"/>
+      </w:pPr>
+    </w:lvl>
+    <w:lvl w:ilvl="3" w:tentative="1">
+      <w:start w:val="1"/>
+      <w:numFmt w:val="decimal"/>
+      <w:lvlText w:val="%4."/>
+      <w:lvlJc w:val="left"/>
+      <w:pPr>
+        <w:tabs>
+          <w:tab w:val="num" w:pos="2880"/>
+        </w:tabs>
+        <w:ind w:left="2880" w:hanging="360"/>
+      </w:pPr>
+    </w:lvl>
+    <w:lvl w:ilvl="4" w:tentative="1">
+      <w:start w:val="1"/>
+      <w:numFmt w:val="decimal"/>
+      <w:lvlText w:val="%5."/>
+      <w:lvlJc w:val="left"/>
+      <w:pPr>
+        <w:tabs>
+          <w:tab w:val="num" w:pos="3600"/>
+        </w:tabs>
+        <w:ind w:left="3600" w:hanging="360"/>
+      </w:pPr>
+    </w:lvl>
+    <w:lvl w:ilvl="5" w:tentative="1">
+      <w:start w:val="1"/>
+      <w:numFmt w:val="decimal"/>
+      <w:lvlText w:val="%6."/>
+      <w:lvlJc w:val="left"/>
+      <w:pPr>
+        <w:tabs>
+          <w:tab w:val="num" w:pos="4320"/>
+        </w:tabs>
+        <w:ind w:left="4320" w:hanging="360"/>
+      </w:pPr>
+    </w:lvl>
+    <w:lvl w:ilvl="6" w:tentative="1">
+      <w:start w:val="1"/>
+      <w:numFmt w:val="decimal"/>
+      <w:lvlText w:val="%7."/>
+      <w:lvlJc w:val="left"/>
+      <w:pPr>
+        <w:tabs>
+          <w:tab w:val="num" w:pos="5040"/>
+        </w:tabs>
+        <w:ind w:left="5040" w:hanging="360"/>
+      </w:pPr>
+    </w:lvl>
+    <w:lvl w:ilvl="7" w:tentative="1">
+      <w:start w:val="1"/>
+      <w:numFmt w:val="decimal"/>
+      <w:lvlText w:val="%8."/>
+      <w:lvlJc w:val="left"/>
+      <w:pPr>
+        <w:tabs>
+          <w:tab w:val="num" w:pos="5760"/>
+        </w:tabs>
+        <w:ind w:left="5760" w:hanging="360"/>
+      </w:pPr>
+    </w:lvl>
+    <w:lvl w:ilvl="8" w:tentative="1">
+      <w:start w:val="1"/>
+      <w:numFmt w:val="decimal"/>
+      <w:lvlText w:val="%9."/>
+      <w:lvlJc w:val="left"/>
+      <w:pPr>
+        <w:tabs>
+          <w:tab w:val="num" w:pos="6480"/>
+        </w:tabs>
+        <w:ind w:left="6480" w:hanging="360"/>
+      </w:pPr>
+    </w:lvl>
+  </w:abstractNum>
+  <w:abstractNum w:abstractNumId="16" w15:restartNumberingAfterBreak="0">
+    <w:nsid w:val="36010898"/>
+    <w:multiLevelType w:val="multilevel"/>
+    <w:tmpl w:val="ADD08F2C"/>
+    <w:lvl w:ilvl="0">
+      <w:start w:val="1"/>
+      <w:numFmt w:val="bullet"/>
+      <w:lvlText w:val=""/>
+      <w:lvlJc w:val="left"/>
+      <w:pPr>
+        <w:tabs>
+          <w:tab w:val="num" w:pos="720"/>
+        </w:tabs>
+        <w:ind w:left="720" w:hanging="360"/>
+      </w:pPr>
+      <w:rPr>
+        <w:rFonts w:ascii="Symbol" w:hAnsi="Symbol" w:hint="default"/>
+        <w:sz w:val="20"/>
+      </w:rPr>
+    </w:lvl>
+    <w:lvl w:ilvl="1" w:tentative="1">
+      <w:start w:val="1"/>
+      <w:numFmt w:val="bullet"/>
+      <w:lvlText w:val="o"/>
+      <w:lvlJc w:val="left"/>
+      <w:pPr>
+        <w:tabs>
+          <w:tab w:val="num" w:pos="1440"/>
+        </w:tabs>
+        <w:ind w:left="1440" w:hanging="360"/>
+      </w:pPr>
+      <w:rPr>
+        <w:rFonts w:ascii="Courier New" w:hAnsi="Courier New" w:hint="default"/>
+        <w:sz w:val="20"/>
+      </w:rPr>
+    </w:lvl>
+    <w:lvl w:ilvl="2" w:tentative="1">
+      <w:start w:val="1"/>
+      <w:numFmt w:val="bullet"/>
+      <w:lvlText w:val=""/>
+      <w:lvlJc w:val="left"/>
+      <w:pPr>
+        <w:tabs>
+          <w:tab w:val="num" w:pos="2160"/>
+        </w:tabs>
+        <w:ind w:left="2160" w:hanging="360"/>
+      </w:pPr>
+      <w:rPr>
+        <w:rFonts w:ascii="Wingdings" w:hAnsi="Wingdings" w:hint="default"/>
+        <w:sz w:val="20"/>
+      </w:rPr>
+    </w:lvl>
+    <w:lvl w:ilvl="3" w:tentative="1">
+      <w:start w:val="1"/>
+      <w:numFmt w:val="bullet"/>
+      <w:lvlText w:val=""/>
+      <w:lvlJc w:val="left"/>
+      <w:pPr>
+        <w:tabs>
+          <w:tab w:val="num" w:pos="2880"/>
+        </w:tabs>
+        <w:ind w:left="2880" w:hanging="360"/>
+      </w:pPr>
+      <w:rPr>
+        <w:rFonts w:ascii="Wingdings" w:hAnsi="Wingdings" w:hint="default"/>
+        <w:sz w:val="20"/>
+      </w:rPr>
+    </w:lvl>
+    <w:lvl w:ilvl="4" w:tentative="1">
+      <w:start w:val="1"/>
+      <w:numFmt w:val="bullet"/>
+      <w:lvlText w:val=""/>
+      <w:lvlJc w:val="left"/>
+      <w:pPr>
+        <w:tabs>
+          <w:tab w:val="num" w:pos="3600"/>
+        </w:tabs>
+        <w:ind w:left="3600" w:hanging="360"/>
+      </w:pPr>
+      <w:rPr>
+        <w:rFonts w:ascii="Wingdings" w:hAnsi="Wingdings" w:hint="default"/>
+        <w:sz w:val="20"/>
+      </w:rPr>
+    </w:lvl>
+    <w:lvl w:ilvl="5" w:tentative="1">
+      <w:start w:val="1"/>
+      <w:numFmt w:val="bullet"/>
+      <w:lvlText w:val=""/>
+      <w:lvlJc w:val="left"/>
+      <w:pPr>
+        <w:tabs>
+          <w:tab w:val="num" w:pos="4320"/>
+        </w:tabs>
+        <w:ind w:left="4320" w:hanging="360"/>
+      </w:pPr>
+      <w:rPr>
+        <w:rFonts w:ascii="Wingdings" w:hAnsi="Wingdings" w:hint="default"/>
+        <w:sz w:val="20"/>
+      </w:rPr>
+    </w:lvl>
+    <w:lvl w:ilvl="6" w:tentative="1">
+      <w:start w:val="1"/>
+      <w:numFmt w:val="bullet"/>
+      <w:lvlText w:val=""/>
+      <w:lvlJc w:val="left"/>
+      <w:pPr>
+        <w:tabs>
+          <w:tab w:val="num" w:pos="5040"/>
+        </w:tabs>
+        <w:ind w:left="5040" w:hanging="360"/>
+      </w:pPr>
+      <w:rPr>
+        <w:rFonts w:ascii="Wingdings" w:hAnsi="Wingdings" w:hint="default"/>
+        <w:sz w:val="20"/>
+      </w:rPr>
+    </w:lvl>
+    <w:lvl w:ilvl="7" w:tentative="1">
+      <w:start w:val="1"/>
+      <w:numFmt w:val="bullet"/>
+      <w:lvlText w:val=""/>
+      <w:lvlJc w:val="left"/>
+      <w:pPr>
+        <w:tabs>
+          <w:tab w:val="num" w:pos="5760"/>
+        </w:tabs>
+        <w:ind w:left="5760" w:hanging="360"/>
+      </w:pPr>
+      <w:rPr>
+        <w:rFonts w:ascii="Wingdings" w:hAnsi="Wingdings" w:hint="default"/>
+        <w:sz w:val="20"/>
+      </w:rPr>
+    </w:lvl>
+    <w:lvl w:ilvl="8" w:tentative="1">
+      <w:start w:val="1"/>
+      <w:numFmt w:val="bullet"/>
+      <w:lvlText w:val=""/>
+      <w:lvlJc w:val="left"/>
+      <w:pPr>
+        <w:tabs>
+          <w:tab w:val="num" w:pos="6480"/>
+        </w:tabs>
+        <w:ind w:left="6480" w:hanging="360"/>
+      </w:pPr>
+      <w:rPr>
+        <w:rFonts w:ascii="Wingdings" w:hAnsi="Wingdings" w:hint="default"/>
+        <w:sz w:val="20"/>
+      </w:rPr>
+    </w:lvl>
+  </w:abstractNum>
+  <w:abstractNum w:abstractNumId="17" w15:restartNumberingAfterBreak="0">
+    <w:nsid w:val="39547B01"/>
+    <w:multiLevelType w:val="multilevel"/>
+    <w:tmpl w:val="662AC582"/>
+    <w:lvl w:ilvl="0">
+      <w:start w:val="1"/>
+      <w:numFmt w:val="bullet"/>
+      <w:lvlText w:val=""/>
+      <w:lvlJc w:val="left"/>
+      <w:pPr>
+        <w:tabs>
+          <w:tab w:val="num" w:pos="720"/>
+        </w:tabs>
+        <w:ind w:left="720" w:hanging="360"/>
+      </w:pPr>
+      <w:rPr>
+        <w:rFonts w:ascii="Symbol" w:hAnsi="Symbol" w:hint="default"/>
+        <w:sz w:val="20"/>
+      </w:rPr>
+    </w:lvl>
+    <w:lvl w:ilvl="1" w:tentative="1">
+      <w:start w:val="1"/>
+      <w:numFmt w:val="bullet"/>
+      <w:lvlText w:val="o"/>
+      <w:lvlJc w:val="left"/>
+      <w:pPr>
+        <w:tabs>
+          <w:tab w:val="num" w:pos="1440"/>
+        </w:tabs>
+        <w:ind w:left="1440" w:hanging="360"/>
+      </w:pPr>
+      <w:rPr>
+        <w:rFonts w:ascii="Courier New" w:hAnsi="Courier New" w:hint="default"/>
+        <w:sz w:val="20"/>
+      </w:rPr>
+    </w:lvl>
+    <w:lvl w:ilvl="2" w:tentative="1">
+      <w:start w:val="1"/>
+      <w:numFmt w:val="bullet"/>
+      <w:lvlText w:val=""/>
+      <w:lvlJc w:val="left"/>
+      <w:pPr>
+        <w:tabs>
+          <w:tab w:val="num" w:pos="2160"/>
+        </w:tabs>
+        <w:ind w:left="2160" w:hanging="360"/>
+      </w:pPr>
+      <w:rPr>
+        <w:rFonts w:ascii="Wingdings" w:hAnsi="Wingdings" w:hint="default"/>
+        <w:sz w:val="20"/>
+      </w:rPr>
+    </w:lvl>
+    <w:lvl w:ilvl="3" w:tentative="1">
+      <w:start w:val="1"/>
+      <w:numFmt w:val="bullet"/>
+      <w:lvlText w:val=""/>
+      <w:lvlJc w:val="left"/>
+      <w:pPr>
+        <w:tabs>
+          <w:tab w:val="num" w:pos="2880"/>
+        </w:tabs>
+        <w:ind w:left="2880" w:hanging="360"/>
+      </w:pPr>
+      <w:rPr>
+        <w:rFonts w:ascii="Wingdings" w:hAnsi="Wingdings" w:hint="default"/>
+        <w:sz w:val="20"/>
+      </w:rPr>
+    </w:lvl>
+    <w:lvl w:ilvl="4" w:tentative="1">
+      <w:start w:val="1"/>
+      <w:numFmt w:val="bullet"/>
+      <w:lvlText w:val=""/>
+      <w:lvlJc w:val="left"/>
+      <w:pPr>
+        <w:tabs>
+          <w:tab w:val="num" w:pos="3600"/>
+        </w:tabs>
+        <w:ind w:left="3600" w:hanging="360"/>
+      </w:pPr>
+      <w:rPr>
+        <w:rFonts w:ascii="Wingdings" w:hAnsi="Wingdings" w:hint="default"/>
+        <w:sz w:val="20"/>
+      </w:rPr>
+    </w:lvl>
+    <w:lvl w:ilvl="5" w:tentative="1">
+      <w:start w:val="1"/>
+      <w:numFmt w:val="bullet"/>
+      <w:lvlText w:val=""/>
+      <w:lvlJc w:val="left"/>
+      <w:pPr>
+        <w:tabs>
+          <w:tab w:val="num" w:pos="4320"/>
+        </w:tabs>
+        <w:ind w:left="4320" w:hanging="360"/>
+      </w:pPr>
+      <w:rPr>
+        <w:rFonts w:ascii="Wingdings" w:hAnsi="Wingdings" w:hint="default"/>
+        <w:sz w:val="20"/>
+      </w:rPr>
+    </w:lvl>
+    <w:lvl w:ilvl="6" w:tentative="1">
+      <w:start w:val="1"/>
+      <w:numFmt w:val="bullet"/>
+      <w:lvlText w:val=""/>
+      <w:lvlJc w:val="left"/>
+      <w:pPr>
+        <w:tabs>
+          <w:tab w:val="num" w:pos="5040"/>
+        </w:tabs>
+        <w:ind w:left="5040" w:hanging="360"/>
+      </w:pPr>
+      <w:rPr>
+        <w:rFonts w:ascii="Wingdings" w:hAnsi="Wingdings" w:hint="default"/>
+        <w:sz w:val="20"/>
+      </w:rPr>
+    </w:lvl>
+    <w:lvl w:ilvl="7" w:tentative="1">
+      <w:start w:val="1"/>
+      <w:numFmt w:val="bullet"/>
+      <w:lvlText w:val=""/>
+      <w:lvlJc w:val="left"/>
+      <w:pPr>
+        <w:tabs>
+          <w:tab w:val="num" w:pos="5760"/>
+        </w:tabs>
+        <w:ind w:left="5760" w:hanging="360"/>
+      </w:pPr>
+      <w:rPr>
+        <w:rFonts w:ascii="Wingdings" w:hAnsi="Wingdings" w:hint="default"/>
+        <w:sz w:val="20"/>
+      </w:rPr>
+    </w:lvl>
+    <w:lvl w:ilvl="8" w:tentative="1">
+      <w:start w:val="1"/>
+      <w:numFmt w:val="bullet"/>
+      <w:lvlText w:val=""/>
+      <w:lvlJc w:val="left"/>
+      <w:pPr>
+        <w:tabs>
+          <w:tab w:val="num" w:pos="6480"/>
+        </w:tabs>
+        <w:ind w:left="6480" w:hanging="360"/>
+      </w:pPr>
+      <w:rPr>
+        <w:rFonts w:ascii="Wingdings" w:hAnsi="Wingdings" w:hint="default"/>
+        <w:sz w:val="20"/>
+      </w:rPr>
+    </w:lvl>
+  </w:abstractNum>
+  <w:abstractNum w:abstractNumId="18" w15:restartNumberingAfterBreak="0">
+    <w:nsid w:val="3ED24AC4"/>
+    <w:multiLevelType w:val="multilevel"/>
+    <w:tmpl w:val="1B643A8E"/>
+    <w:lvl w:ilvl="0">
+      <w:start w:val="1"/>
+      <w:numFmt w:val="bullet"/>
+      <w:lvlText w:val=""/>
+      <w:lvlJc w:val="left"/>
+      <w:pPr>
+        <w:tabs>
+          <w:tab w:val="num" w:pos="720"/>
+        </w:tabs>
+        <w:ind w:left="720" w:hanging="360"/>
+      </w:pPr>
+      <w:rPr>
+        <w:rFonts w:ascii="Symbol" w:hAnsi="Symbol" w:hint="default"/>
+        <w:sz w:val="20"/>
+      </w:rPr>
+    </w:lvl>
+    <w:lvl w:ilvl="1" w:tentative="1">
+      <w:start w:val="1"/>
+      <w:numFmt w:val="bullet"/>
+      <w:lvlText w:val="o"/>
+      <w:lvlJc w:val="left"/>
+      <w:pPr>
+        <w:tabs>
+          <w:tab w:val="num" w:pos="1440"/>
+        </w:tabs>
+        <w:ind w:left="1440" w:hanging="360"/>
+      </w:pPr>
+      <w:rPr>
+        <w:rFonts w:ascii="Courier New" w:hAnsi="Courier New" w:hint="default"/>
+        <w:sz w:val="20"/>
+      </w:rPr>
+    </w:lvl>
+    <w:lvl w:ilvl="2" w:tentative="1">
+      <w:start w:val="1"/>
+      <w:numFmt w:val="bullet"/>
+      <w:lvlText w:val=""/>
+      <w:lvlJc w:val="left"/>
+      <w:pPr>
+        <w:tabs>
+          <w:tab w:val="num" w:pos="2160"/>
+        </w:tabs>
+        <w:ind w:left="2160" w:hanging="360"/>
+      </w:pPr>
+      <w:rPr>
+        <w:rFonts w:ascii="Wingdings" w:hAnsi="Wingdings" w:hint="default"/>
+        <w:sz w:val="20"/>
+      </w:rPr>
+    </w:lvl>
+    <w:lvl w:ilvl="3" w:tentative="1">
+      <w:start w:val="1"/>
+      <w:numFmt w:val="bullet"/>
+      <w:lvlText w:val=""/>
+      <w:lvlJc w:val="left"/>
+      <w:pPr>
+        <w:tabs>
+          <w:tab w:val="num" w:pos="2880"/>
+        </w:tabs>
+        <w:ind w:left="2880" w:hanging="360"/>
+      </w:pPr>
+      <w:rPr>
+        <w:rFonts w:ascii="Wingdings" w:hAnsi="Wingdings" w:hint="default"/>
+        <w:sz w:val="20"/>
+      </w:rPr>
+    </w:lvl>
+    <w:lvl w:ilvl="4" w:tentative="1">
+      <w:start w:val="1"/>
+      <w:numFmt w:val="bullet"/>
+      <w:lvlText w:val=""/>
+      <w:lvlJc w:val="left"/>
+      <w:pPr>
+        <w:tabs>
+          <w:tab w:val="num" w:pos="3600"/>
+        </w:tabs>
+        <w:ind w:left="3600" w:hanging="360"/>
+      </w:pPr>
+      <w:rPr>
+        <w:rFonts w:ascii="Wingdings" w:hAnsi="Wingdings" w:hint="default"/>
+        <w:sz w:val="20"/>
+      </w:rPr>
+    </w:lvl>
+    <w:lvl w:ilvl="5" w:tentative="1">
+      <w:start w:val="1"/>
+      <w:numFmt w:val="bullet"/>
+      <w:lvlText w:val=""/>
+      <w:lvlJc w:val="left"/>
+      <w:pPr>
+        <w:tabs>
+          <w:tab w:val="num" w:pos="4320"/>
+        </w:tabs>
+        <w:ind w:left="4320" w:hanging="360"/>
+      </w:pPr>
+      <w:rPr>
+        <w:rFonts w:ascii="Wingdings" w:hAnsi="Wingdings" w:hint="default"/>
+        <w:sz w:val="20"/>
+      </w:rPr>
+    </w:lvl>
+    <w:lvl w:ilvl="6" w:tentative="1">
+      <w:start w:val="1"/>
+      <w:numFmt w:val="bullet"/>
+      <w:lvlText w:val=""/>
+      <w:lvlJc w:val="left"/>
+      <w:pPr>
+        <w:tabs>
+          <w:tab w:val="num" w:pos="5040"/>
+        </w:tabs>
+        <w:ind w:left="5040" w:hanging="360"/>
+      </w:pPr>
+      <w:rPr>
+        <w:rFonts w:ascii="Wingdings" w:hAnsi="Wingdings" w:hint="default"/>
+        <w:sz w:val="20"/>
+      </w:rPr>
+    </w:lvl>
+    <w:lvl w:ilvl="7" w:tentative="1">
+      <w:start w:val="1"/>
+      <w:numFmt w:val="bullet"/>
+      <w:lvlText w:val=""/>
+      <w:lvlJc w:val="left"/>
+      <w:pPr>
+        <w:tabs>
+          <w:tab w:val="num" w:pos="5760"/>
+        </w:tabs>
+        <w:ind w:left="5760" w:hanging="360"/>
+      </w:pPr>
+      <w:rPr>
+        <w:rFonts w:ascii="Wingdings" w:hAnsi="Wingdings" w:hint="default"/>
+        <w:sz w:val="20"/>
+      </w:rPr>
+    </w:lvl>
+    <w:lvl w:ilvl="8" w:tentative="1">
+      <w:start w:val="1"/>
+      <w:numFmt w:val="bullet"/>
+      <w:lvlText w:val=""/>
+      <w:lvlJc w:val="left"/>
+      <w:pPr>
+        <w:tabs>
+          <w:tab w:val="num" w:pos="6480"/>
+        </w:tabs>
+        <w:ind w:left="6480" w:hanging="360"/>
+      </w:pPr>
+      <w:rPr>
+        <w:rFonts w:ascii="Wingdings" w:hAnsi="Wingdings" w:hint="default"/>
+        <w:sz w:val="20"/>
+      </w:rPr>
+    </w:lvl>
+  </w:abstractNum>
+  <w:abstractNum w:abstractNumId="19" w15:restartNumberingAfterBreak="0">
+    <w:nsid w:val="44BA5449"/>
+    <w:multiLevelType w:val="multilevel"/>
+    <w:tmpl w:val="98F0DE32"/>
+    <w:lvl w:ilvl="0">
+      <w:start w:val="1"/>
+      <w:numFmt w:val="bullet"/>
+      <w:lvlText w:val=""/>
+      <w:lvlJc w:val="left"/>
+      <w:pPr>
+        <w:tabs>
+          <w:tab w:val="num" w:pos="720"/>
+        </w:tabs>
+        <w:ind w:left="720" w:hanging="360"/>
+      </w:pPr>
+      <w:rPr>
+        <w:rFonts w:ascii="Symbol" w:hAnsi="Symbol" w:hint="default"/>
+        <w:sz w:val="20"/>
+      </w:rPr>
+    </w:lvl>
+    <w:lvl w:ilvl="1" w:tentative="1">
+      <w:start w:val="1"/>
+      <w:numFmt w:val="bullet"/>
+      <w:lvlText w:val="o"/>
+      <w:lvlJc w:val="left"/>
+      <w:pPr>
+        <w:tabs>
+          <w:tab w:val="num" w:pos="1440"/>
+        </w:tabs>
+        <w:ind w:left="1440" w:hanging="360"/>
+      </w:pPr>
+      <w:rPr>
+        <w:rFonts w:ascii="Courier New" w:hAnsi="Courier New" w:hint="default"/>
+        <w:sz w:val="20"/>
+      </w:rPr>
+    </w:lvl>
+    <w:lvl w:ilvl="2" w:tentative="1">
+      <w:start w:val="1"/>
+      <w:numFmt w:val="bullet"/>
+      <w:lvlText w:val=""/>
+      <w:lvlJc w:val="left"/>
+      <w:pPr>
+        <w:tabs>
+          <w:tab w:val="num" w:pos="2160"/>
+        </w:tabs>
+        <w:ind w:left="2160" w:hanging="360"/>
+      </w:pPr>
+      <w:rPr>
+        <w:rFonts w:ascii="Wingdings" w:hAnsi="Wingdings" w:hint="default"/>
+        <w:sz w:val="20"/>
+      </w:rPr>
+    </w:lvl>
+    <w:lvl w:ilvl="3" w:tentative="1">
+      <w:start w:val="1"/>
+      <w:numFmt w:val="bullet"/>
+      <w:lvlText w:val=""/>
+      <w:lvlJc w:val="left"/>
+      <w:pPr>
+        <w:tabs>
+          <w:tab w:val="num" w:pos="2880"/>
+        </w:tabs>
+        <w:ind w:left="2880" w:hanging="360"/>
+      </w:pPr>
+      <w:rPr>
+        <w:rFonts w:ascii="Wingdings" w:hAnsi="Wingdings" w:hint="default"/>
+        <w:sz w:val="20"/>
+      </w:rPr>
+    </w:lvl>
+    <w:lvl w:ilvl="4" w:tentative="1">
+      <w:start w:val="1"/>
+      <w:numFmt w:val="bullet"/>
+      <w:lvlText w:val=""/>
+      <w:lvlJc w:val="left"/>
+      <w:pPr>
+        <w:tabs>
+          <w:tab w:val="num" w:pos="3600"/>
+        </w:tabs>
+        <w:ind w:left="3600" w:hanging="360"/>
+      </w:pPr>
+      <w:rPr>
+        <w:rFonts w:ascii="Wingdings" w:hAnsi="Wingdings" w:hint="default"/>
+        <w:sz w:val="20"/>
+      </w:rPr>
+    </w:lvl>
+    <w:lvl w:ilvl="5" w:tentative="1">
+      <w:start w:val="1"/>
+      <w:numFmt w:val="bullet"/>
+      <w:lvlText w:val=""/>
+      <w:lvlJc w:val="left"/>
+      <w:pPr>
+        <w:tabs>
+          <w:tab w:val="num" w:pos="4320"/>
+        </w:tabs>
+        <w:ind w:left="4320" w:hanging="360"/>
+      </w:pPr>
+      <w:rPr>
+        <w:rFonts w:ascii="Wingdings" w:hAnsi="Wingdings" w:hint="default"/>
+        <w:sz w:val="20"/>
+      </w:rPr>
+    </w:lvl>
+    <w:lvl w:ilvl="6" w:tentative="1">
+      <w:start w:val="1"/>
+      <w:numFmt w:val="bullet"/>
+      <w:lvlText w:val=""/>
+      <w:lvlJc w:val="left"/>
+      <w:pPr>
+        <w:tabs>
+          <w:tab w:val="num" w:pos="5040"/>
+        </w:tabs>
+        <w:ind w:left="5040" w:hanging="360"/>
+      </w:pPr>
+      <w:rPr>
+        <w:rFonts w:ascii="Wingdings" w:hAnsi="Wingdings" w:hint="default"/>
+        <w:sz w:val="20"/>
+      </w:rPr>
+    </w:lvl>
+    <w:lvl w:ilvl="7" w:tentative="1">
+      <w:start w:val="1"/>
+      <w:numFmt w:val="bullet"/>
+      <w:lvlText w:val=""/>
+      <w:lvlJc w:val="left"/>
+      <w:pPr>
+        <w:tabs>
+          <w:tab w:val="num" w:pos="5760"/>
+        </w:tabs>
+        <w:ind w:left="5760" w:hanging="360"/>
+      </w:pPr>
+      <w:rPr>
+        <w:rFonts w:ascii="Wingdings" w:hAnsi="Wingdings" w:hint="default"/>
+        <w:sz w:val="20"/>
+      </w:rPr>
+    </w:lvl>
+    <w:lvl w:ilvl="8" w:tentative="1">
+      <w:start w:val="1"/>
+      <w:numFmt w:val="bullet"/>
+      <w:lvlText w:val=""/>
+      <w:lvlJc w:val="left"/>
+      <w:pPr>
+        <w:tabs>
+          <w:tab w:val="num" w:pos="6480"/>
+        </w:tabs>
+        <w:ind w:left="6480" w:hanging="360"/>
+      </w:pPr>
+      <w:rPr>
+        <w:rFonts w:ascii="Wingdings" w:hAnsi="Wingdings" w:hint="default"/>
+        <w:sz w:val="20"/>
+      </w:rPr>
+    </w:lvl>
+  </w:abstractNum>
+  <w:abstractNum w:abstractNumId="20" w15:restartNumberingAfterBreak="0">
+    <w:nsid w:val="47E14197"/>
+    <w:multiLevelType w:val="multilevel"/>
+    <w:tmpl w:val="E0C689B4"/>
+    <w:lvl w:ilvl="0">
+      <w:start w:val="1"/>
+      <w:numFmt w:val="bullet"/>
+      <w:lvlText w:val=""/>
+      <w:lvlJc w:val="left"/>
+      <w:pPr>
+        <w:tabs>
+          <w:tab w:val="num" w:pos="720"/>
+        </w:tabs>
+        <w:ind w:left="720" w:hanging="360"/>
+      </w:pPr>
+      <w:rPr>
+        <w:rFonts w:ascii="Symbol" w:hAnsi="Symbol" w:hint="default"/>
+        <w:sz w:val="20"/>
+      </w:rPr>
+    </w:lvl>
+    <w:lvl w:ilvl="1" w:tentative="1">
+      <w:start w:val="1"/>
+      <w:numFmt w:val="bullet"/>
+      <w:lvlText w:val="o"/>
+      <w:lvlJc w:val="left"/>
+      <w:pPr>
+        <w:tabs>
+          <w:tab w:val="num" w:pos="1440"/>
+        </w:tabs>
+        <w:ind w:left="1440" w:hanging="360"/>
+      </w:pPr>
+      <w:rPr>
+        <w:rFonts w:ascii="Courier New" w:hAnsi="Courier New" w:hint="default"/>
+        <w:sz w:val="20"/>
+      </w:rPr>
+    </w:lvl>
+    <w:lvl w:ilvl="2" w:tentative="1">
+      <w:start w:val="1"/>
+      <w:numFmt w:val="bullet"/>
+      <w:lvlText w:val=""/>
+      <w:lvlJc w:val="left"/>
+      <w:pPr>
+        <w:tabs>
+          <w:tab w:val="num" w:pos="2160"/>
+        </w:tabs>
+        <w:ind w:left="2160" w:hanging="360"/>
+      </w:pPr>
+      <w:rPr>
+        <w:rFonts w:ascii="Wingdings" w:hAnsi="Wingdings" w:hint="default"/>
+        <w:sz w:val="20"/>
+      </w:rPr>
+    </w:lvl>
+    <w:lvl w:ilvl="3" w:tentative="1">
+      <w:start w:val="1"/>
+      <w:numFmt w:val="bullet"/>
+      <w:lvlText w:val=""/>
+      <w:lvlJc w:val="left"/>
+      <w:pPr>
+        <w:tabs>
+          <w:tab w:val="num" w:pos="2880"/>
+        </w:tabs>
+        <w:ind w:left="2880" w:hanging="360"/>
+      </w:pPr>
+      <w:rPr>
+        <w:rFonts w:ascii="Wingdings" w:hAnsi="Wingdings" w:hint="default"/>
+        <w:sz w:val="20"/>
+      </w:rPr>
+    </w:lvl>
+    <w:lvl w:ilvl="4" w:tentative="1">
+      <w:start w:val="1"/>
+      <w:numFmt w:val="bullet"/>
+      <w:lvlText w:val=""/>
+      <w:lvlJc w:val="left"/>
+      <w:pPr>
+        <w:tabs>
+          <w:tab w:val="num" w:pos="3600"/>
+        </w:tabs>
+        <w:ind w:left="3600" w:hanging="360"/>
+      </w:pPr>
+      <w:rPr>
+        <w:rFonts w:ascii="Wingdings" w:hAnsi="Wingdings" w:hint="default"/>
+        <w:sz w:val="20"/>
+      </w:rPr>
+    </w:lvl>
+    <w:lvl w:ilvl="5" w:tentative="1">
+      <w:start w:val="1"/>
+      <w:numFmt w:val="bullet"/>
+      <w:lvlText w:val=""/>
+      <w:lvlJc w:val="left"/>
+      <w:pPr>
+        <w:tabs>
+          <w:tab w:val="num" w:pos="4320"/>
+        </w:tabs>
+        <w:ind w:left="4320" w:hanging="360"/>
+      </w:pPr>
+      <w:rPr>
+        <w:rFonts w:ascii="Wingdings" w:hAnsi="Wingdings" w:hint="default"/>
+        <w:sz w:val="20"/>
+      </w:rPr>
+    </w:lvl>
+    <w:lvl w:ilvl="6" w:tentative="1">
+      <w:start w:val="1"/>
+      <w:numFmt w:val="bullet"/>
+      <w:lvlText w:val=""/>
+      <w:lvlJc w:val="left"/>
+      <w:pPr>
+        <w:tabs>
+          <w:tab w:val="num" w:pos="5040"/>
+        </w:tabs>
+        <w:ind w:left="5040" w:hanging="360"/>
+      </w:pPr>
+      <w:rPr>
+        <w:rFonts w:ascii="Wingdings" w:hAnsi="Wingdings" w:hint="default"/>
+        <w:sz w:val="20"/>
+      </w:rPr>
+    </w:lvl>
+    <w:lvl w:ilvl="7" w:tentative="1">
+      <w:start w:val="1"/>
+      <w:numFmt w:val="bullet"/>
+      <w:lvlText w:val=""/>
+      <w:lvlJc w:val="left"/>
+      <w:pPr>
+        <w:tabs>
+          <w:tab w:val="num" w:pos="5760"/>
+        </w:tabs>
+        <w:ind w:left="5760" w:hanging="360"/>
+      </w:pPr>
+      <w:rPr>
+        <w:rFonts w:ascii="Wingdings" w:hAnsi="Wingdings" w:hint="default"/>
+        <w:sz w:val="20"/>
+      </w:rPr>
+    </w:lvl>
+    <w:lvl w:ilvl="8" w:tentative="1">
+      <w:start w:val="1"/>
+      <w:numFmt w:val="bullet"/>
+      <w:lvlText w:val=""/>
+      <w:lvlJc w:val="left"/>
+      <w:pPr>
+        <w:tabs>
+          <w:tab w:val="num" w:pos="6480"/>
+        </w:tabs>
+        <w:ind w:left="6480" w:hanging="360"/>
+      </w:pPr>
+      <w:rPr>
+        <w:rFonts w:ascii="Wingdings" w:hAnsi="Wingdings" w:hint="default"/>
+        <w:sz w:val="20"/>
+      </w:rPr>
+    </w:lvl>
+  </w:abstractNum>
+  <w:abstractNum w:abstractNumId="21" w15:restartNumberingAfterBreak="0">
+    <w:nsid w:val="492E336B"/>
+    <w:multiLevelType w:val="multilevel"/>
+    <w:tmpl w:val="C0946124"/>
+    <w:lvl w:ilvl="0">
+      <w:start w:val="1"/>
+      <w:numFmt w:val="bullet"/>
+      <w:lvlText w:val=""/>
+      <w:lvlJc w:val="left"/>
+      <w:pPr>
+        <w:tabs>
+          <w:tab w:val="num" w:pos="720"/>
+        </w:tabs>
+        <w:ind w:left="720" w:hanging="360"/>
+      </w:pPr>
+      <w:rPr>
+        <w:rFonts w:ascii="Symbol" w:hAnsi="Symbol" w:hint="default"/>
+        <w:sz w:val="20"/>
+      </w:rPr>
+    </w:lvl>
+    <w:lvl w:ilvl="1" w:tentative="1">
+      <w:start w:val="1"/>
+      <w:numFmt w:val="bullet"/>
+      <w:lvlText w:val="o"/>
+      <w:lvlJc w:val="left"/>
+      <w:pPr>
+        <w:tabs>
+          <w:tab w:val="num" w:pos="1440"/>
+        </w:tabs>
+        <w:ind w:left="1440" w:hanging="360"/>
+      </w:pPr>
+      <w:rPr>
+        <w:rFonts w:ascii="Courier New" w:hAnsi="Courier New" w:hint="default"/>
+        <w:sz w:val="20"/>
+      </w:rPr>
+    </w:lvl>
+    <w:lvl w:ilvl="2" w:tentative="1">
+      <w:start w:val="1"/>
+      <w:numFmt w:val="bullet"/>
+      <w:lvlText w:val=""/>
+      <w:lvlJc w:val="left"/>
+      <w:pPr>
+        <w:tabs>
+          <w:tab w:val="num" w:pos="2160"/>
+        </w:tabs>
+        <w:ind w:left="2160" w:hanging="360"/>
+      </w:pPr>
+      <w:rPr>
+        <w:rFonts w:ascii="Wingdings" w:hAnsi="Wingdings" w:hint="default"/>
+        <w:sz w:val="20"/>
+      </w:rPr>
+    </w:lvl>
+    <w:lvl w:ilvl="3" w:tentative="1">
+      <w:start w:val="1"/>
+      <w:numFmt w:val="bullet"/>
+      <w:lvlText w:val=""/>
+      <w:lvlJc w:val="left"/>
+      <w:pPr>
+        <w:tabs>
+          <w:tab w:val="num" w:pos="2880"/>
+        </w:tabs>
+        <w:ind w:left="2880" w:hanging="360"/>
+      </w:pPr>
+      <w:rPr>
+        <w:rFonts w:ascii="Wingdings" w:hAnsi="Wingdings" w:hint="default"/>
+        <w:sz w:val="20"/>
+      </w:rPr>
+    </w:lvl>
+    <w:lvl w:ilvl="4" w:tentative="1">
+      <w:start w:val="1"/>
+      <w:numFmt w:val="bullet"/>
+      <w:lvlText w:val=""/>
+      <w:lvlJc w:val="left"/>
+      <w:pPr>
+        <w:tabs>
+          <w:tab w:val="num" w:pos="3600"/>
+        </w:tabs>
+        <w:ind w:left="3600" w:hanging="360"/>
+      </w:pPr>
+      <w:rPr>
+        <w:rFonts w:ascii="Wingdings" w:hAnsi="Wingdings" w:hint="default"/>
+        <w:sz w:val="20"/>
+      </w:rPr>
+    </w:lvl>
+    <w:lvl w:ilvl="5" w:tentative="1">
+      <w:start w:val="1"/>
+      <w:numFmt w:val="bullet"/>
+      <w:lvlText w:val=""/>
+      <w:lvlJc w:val="left"/>
+      <w:pPr>
+        <w:tabs>
+          <w:tab w:val="num" w:pos="4320"/>
+        </w:tabs>
+        <w:ind w:left="4320" w:hanging="360"/>
+      </w:pPr>
+      <w:rPr>
+        <w:rFonts w:ascii="Wingdings" w:hAnsi="Wingdings" w:hint="default"/>
+        <w:sz w:val="20"/>
+      </w:rPr>
+    </w:lvl>
+    <w:lvl w:ilvl="6" w:tentative="1">
+      <w:start w:val="1"/>
+      <w:numFmt w:val="bullet"/>
+      <w:lvlText w:val=""/>
+      <w:lvlJc w:val="left"/>
+      <w:pPr>
+        <w:tabs>
+          <w:tab w:val="num" w:pos="5040"/>
+        </w:tabs>
+        <w:ind w:left="5040" w:hanging="360"/>
+      </w:pPr>
+      <w:rPr>
+        <w:rFonts w:ascii="Wingdings" w:hAnsi="Wingdings" w:hint="default"/>
+        <w:sz w:val="20"/>
+      </w:rPr>
+    </w:lvl>
+    <w:lvl w:ilvl="7" w:tentative="1">
+      <w:start w:val="1"/>
+      <w:numFmt w:val="bullet"/>
+      <w:lvlText w:val=""/>
+      <w:lvlJc w:val="left"/>
+      <w:pPr>
+        <w:tabs>
+          <w:tab w:val="num" w:pos="5760"/>
+        </w:tabs>
+        <w:ind w:left="5760" w:hanging="360"/>
+      </w:pPr>
+      <w:rPr>
+        <w:rFonts w:ascii="Wingdings" w:hAnsi="Wingdings" w:hint="default"/>
+        <w:sz w:val="20"/>
+      </w:rPr>
+    </w:lvl>
+    <w:lvl w:ilvl="8" w:tentative="1">
+      <w:start w:val="1"/>
+      <w:numFmt w:val="bullet"/>
+      <w:lvlText w:val=""/>
+      <w:lvlJc w:val="left"/>
+      <w:pPr>
+        <w:tabs>
+          <w:tab w:val="num" w:pos="6480"/>
+        </w:tabs>
+        <w:ind w:left="6480" w:hanging="360"/>
+      </w:pPr>
+      <w:rPr>
+        <w:rFonts w:ascii="Wingdings" w:hAnsi="Wingdings" w:hint="default"/>
+        <w:sz w:val="20"/>
+      </w:rPr>
+    </w:lvl>
+  </w:abstractNum>
+  <w:abstractNum w:abstractNumId="22" w15:restartNumberingAfterBreak="0">
     <w:nsid w:val="4CFE7B3D"/>
     <w:multiLevelType w:val="multilevel"/>
     <w:tmpl w:val="72E09168"/>
@@ -1573,7 +5819,7 @@
       </w:rPr>
     </w:lvl>
   </w:abstractNum>
-  <w:abstractNum w:abstractNumId="4" w15:restartNumberingAfterBreak="0">
+  <w:abstractNum w:abstractNumId="23" w15:restartNumberingAfterBreak="0">
     <w:nsid w:val="54CF5A1B"/>
     <w:multiLevelType w:val="multilevel"/>
     <w:tmpl w:val="12E67B1C"/>
@@ -1722,7 +5968,156 @@
       </w:rPr>
     </w:lvl>
   </w:abstractNum>
-  <w:abstractNum w:abstractNumId="5" w15:restartNumberingAfterBreak="0">
+  <w:abstractNum w:abstractNumId="24" w15:restartNumberingAfterBreak="0">
+    <w:nsid w:val="5EC97F47"/>
+    <w:multiLevelType w:val="multilevel"/>
+    <w:tmpl w:val="4C9C8D60"/>
+    <w:lvl w:ilvl="0">
+      <w:start w:val="1"/>
+      <w:numFmt w:val="bullet"/>
+      <w:lvlText w:val=""/>
+      <w:lvlJc w:val="left"/>
+      <w:pPr>
+        <w:tabs>
+          <w:tab w:val="num" w:pos="720"/>
+        </w:tabs>
+        <w:ind w:left="720" w:hanging="360"/>
+      </w:pPr>
+      <w:rPr>
+        <w:rFonts w:ascii="Symbol" w:hAnsi="Symbol" w:hint="default"/>
+        <w:sz w:val="20"/>
+      </w:rPr>
+    </w:lvl>
+    <w:lvl w:ilvl="1" w:tentative="1">
+      <w:start w:val="1"/>
+      <w:numFmt w:val="bullet"/>
+      <w:lvlText w:val="o"/>
+      <w:lvlJc w:val="left"/>
+      <w:pPr>
+        <w:tabs>
+          <w:tab w:val="num" w:pos="1440"/>
+        </w:tabs>
+        <w:ind w:left="1440" w:hanging="360"/>
+      </w:pPr>
+      <w:rPr>
+        <w:rFonts w:ascii="Courier New" w:hAnsi="Courier New" w:hint="default"/>
+        <w:sz w:val="20"/>
+      </w:rPr>
+    </w:lvl>
+    <w:lvl w:ilvl="2" w:tentative="1">
+      <w:start w:val="1"/>
+      <w:numFmt w:val="bullet"/>
+      <w:lvlText w:val=""/>
+      <w:lvlJc w:val="left"/>
+      <w:pPr>
+        <w:tabs>
+          <w:tab w:val="num" w:pos="2160"/>
+        </w:tabs>
+        <w:ind w:left="2160" w:hanging="360"/>
+      </w:pPr>
+      <w:rPr>
+        <w:rFonts w:ascii="Wingdings" w:hAnsi="Wingdings" w:hint="default"/>
+        <w:sz w:val="20"/>
+      </w:rPr>
+    </w:lvl>
+    <w:lvl w:ilvl="3" w:tentative="1">
+      <w:start w:val="1"/>
+      <w:numFmt w:val="bullet"/>
+      <w:lvlText w:val=""/>
+      <w:lvlJc w:val="left"/>
+      <w:pPr>
+        <w:tabs>
+          <w:tab w:val="num" w:pos="2880"/>
+        </w:tabs>
+        <w:ind w:left="2880" w:hanging="360"/>
+      </w:pPr>
+      <w:rPr>
+        <w:rFonts w:ascii="Wingdings" w:hAnsi="Wingdings" w:hint="default"/>
+        <w:sz w:val="20"/>
+      </w:rPr>
+    </w:lvl>
+    <w:lvl w:ilvl="4" w:tentative="1">
+      <w:start w:val="1"/>
+      <w:numFmt w:val="bullet"/>
+      <w:lvlText w:val=""/>
+      <w:lvlJc w:val="left"/>
+      <w:pPr>
+        <w:tabs>
+          <w:tab w:val="num" w:pos="3600"/>
+        </w:tabs>
+        <w:ind w:left="3600" w:hanging="360"/>
+      </w:pPr>
+      <w:rPr>
+        <w:rFonts w:ascii="Wingdings" w:hAnsi="Wingdings" w:hint="default"/>
+        <w:sz w:val="20"/>
+      </w:rPr>
+    </w:lvl>
+    <w:lvl w:ilvl="5" w:tentative="1">
+      <w:start w:val="1"/>
+      <w:numFmt w:val="bullet"/>
+      <w:lvlText w:val=""/>
+      <w:lvlJc w:val="left"/>
+      <w:pPr>
+        <w:tabs>
+          <w:tab w:val="num" w:pos="4320"/>
+        </w:tabs>
+        <w:ind w:left="4320" w:hanging="360"/>
+      </w:pPr>
+      <w:rPr>
+        <w:rFonts w:ascii="Wingdings" w:hAnsi="Wingdings" w:hint="default"/>
+        <w:sz w:val="20"/>
+      </w:rPr>
+    </w:lvl>
+    <w:lvl w:ilvl="6" w:tentative="1">
+      <w:start w:val="1"/>
+      <w:numFmt w:val="bullet"/>
+      <w:lvlText w:val=""/>
+      <w:lvlJc w:val="left"/>
+      <w:pPr>
+        <w:tabs>
+          <w:tab w:val="num" w:pos="5040"/>
+        </w:tabs>
+        <w:ind w:left="5040" w:hanging="360"/>
+      </w:pPr>
+      <w:rPr>
+        <w:rFonts w:ascii="Wingdings" w:hAnsi="Wingdings" w:hint="default"/>
+        <w:sz w:val="20"/>
+      </w:rPr>
+    </w:lvl>
+    <w:lvl w:ilvl="7" w:tentative="1">
+      <w:start w:val="1"/>
+      <w:numFmt w:val="bullet"/>
+      <w:lvlText w:val=""/>
+      <w:lvlJc w:val="left"/>
+      <w:pPr>
+        <w:tabs>
+          <w:tab w:val="num" w:pos="5760"/>
+        </w:tabs>
+        <w:ind w:left="5760" w:hanging="360"/>
+      </w:pPr>
+      <w:rPr>
+        <w:rFonts w:ascii="Wingdings" w:hAnsi="Wingdings" w:hint="default"/>
+        <w:sz w:val="20"/>
+      </w:rPr>
+    </w:lvl>
+    <w:lvl w:ilvl="8" w:tentative="1">
+      <w:start w:val="1"/>
+      <w:numFmt w:val="bullet"/>
+      <w:lvlText w:val=""/>
+      <w:lvlJc w:val="left"/>
+      <w:pPr>
+        <w:tabs>
+          <w:tab w:val="num" w:pos="6480"/>
+        </w:tabs>
+        <w:ind w:left="6480" w:hanging="360"/>
+      </w:pPr>
+      <w:rPr>
+        <w:rFonts w:ascii="Wingdings" w:hAnsi="Wingdings" w:hint="default"/>
+        <w:sz w:val="20"/>
+      </w:rPr>
+    </w:lvl>
+  </w:abstractNum>
+  <w:abstractNum w:abstractNumId="25" w15:restartNumberingAfterBreak="0">
     <w:nsid w:val="5EF35AE9"/>
     <w:multiLevelType w:val="multilevel"/>
     <w:tmpl w:val="E940DD90"/>
@@ -1871,23 +6266,995 @@
       </w:rPr>
     </w:lvl>
   </w:abstractNum>
+  <w:abstractNum w:abstractNumId="26" w15:restartNumberingAfterBreak="0">
+    <w:nsid w:val="68345D0E"/>
+    <w:multiLevelType w:val="multilevel"/>
+    <w:tmpl w:val="386262FE"/>
+    <w:lvl w:ilvl="0">
+      <w:start w:val="1"/>
+      <w:numFmt w:val="bullet"/>
+      <w:lvlText w:val=""/>
+      <w:lvlJc w:val="left"/>
+      <w:pPr>
+        <w:tabs>
+          <w:tab w:val="num" w:pos="720"/>
+        </w:tabs>
+        <w:ind w:left="720" w:hanging="360"/>
+      </w:pPr>
+      <w:rPr>
+        <w:rFonts w:ascii="Symbol" w:hAnsi="Symbol" w:hint="default"/>
+        <w:sz w:val="20"/>
+      </w:rPr>
+    </w:lvl>
+    <w:lvl w:ilvl="1" w:tentative="1">
+      <w:start w:val="1"/>
+      <w:numFmt w:val="bullet"/>
+      <w:lvlText w:val="o"/>
+      <w:lvlJc w:val="left"/>
+      <w:pPr>
+        <w:tabs>
+          <w:tab w:val="num" w:pos="1440"/>
+        </w:tabs>
+        <w:ind w:left="1440" w:hanging="360"/>
+      </w:pPr>
+      <w:rPr>
+        <w:rFonts w:ascii="Courier New" w:hAnsi="Courier New" w:hint="default"/>
+        <w:sz w:val="20"/>
+      </w:rPr>
+    </w:lvl>
+    <w:lvl w:ilvl="2" w:tentative="1">
+      <w:start w:val="1"/>
+      <w:numFmt w:val="bullet"/>
+      <w:lvlText w:val=""/>
+      <w:lvlJc w:val="left"/>
+      <w:pPr>
+        <w:tabs>
+          <w:tab w:val="num" w:pos="2160"/>
+        </w:tabs>
+        <w:ind w:left="2160" w:hanging="360"/>
+      </w:pPr>
+      <w:rPr>
+        <w:rFonts w:ascii="Wingdings" w:hAnsi="Wingdings" w:hint="default"/>
+        <w:sz w:val="20"/>
+      </w:rPr>
+    </w:lvl>
+    <w:lvl w:ilvl="3" w:tentative="1">
+      <w:start w:val="1"/>
+      <w:numFmt w:val="bullet"/>
+      <w:lvlText w:val=""/>
+      <w:lvlJc w:val="left"/>
+      <w:pPr>
+        <w:tabs>
+          <w:tab w:val="num" w:pos="2880"/>
+        </w:tabs>
+        <w:ind w:left="2880" w:hanging="360"/>
+      </w:pPr>
+      <w:rPr>
+        <w:rFonts w:ascii="Wingdings" w:hAnsi="Wingdings" w:hint="default"/>
+        <w:sz w:val="20"/>
+      </w:rPr>
+    </w:lvl>
+    <w:lvl w:ilvl="4" w:tentative="1">
+      <w:start w:val="1"/>
+      <w:numFmt w:val="bullet"/>
+      <w:lvlText w:val=""/>
+      <w:lvlJc w:val="left"/>
+      <w:pPr>
+        <w:tabs>
+          <w:tab w:val="num" w:pos="3600"/>
+        </w:tabs>
+        <w:ind w:left="3600" w:hanging="360"/>
+      </w:pPr>
+      <w:rPr>
+        <w:rFonts w:ascii="Wingdings" w:hAnsi="Wingdings" w:hint="default"/>
+        <w:sz w:val="20"/>
+      </w:rPr>
+    </w:lvl>
+    <w:lvl w:ilvl="5" w:tentative="1">
+      <w:start w:val="1"/>
+      <w:numFmt w:val="bullet"/>
+      <w:lvlText w:val=""/>
+      <w:lvlJc w:val="left"/>
+      <w:pPr>
+        <w:tabs>
+          <w:tab w:val="num" w:pos="4320"/>
+        </w:tabs>
+        <w:ind w:left="4320" w:hanging="360"/>
+      </w:pPr>
+      <w:rPr>
+        <w:rFonts w:ascii="Wingdings" w:hAnsi="Wingdings" w:hint="default"/>
+        <w:sz w:val="20"/>
+      </w:rPr>
+    </w:lvl>
+    <w:lvl w:ilvl="6" w:tentative="1">
+      <w:start w:val="1"/>
+      <w:numFmt w:val="bullet"/>
+      <w:lvlText w:val=""/>
+      <w:lvlJc w:val="left"/>
+      <w:pPr>
+        <w:tabs>
+          <w:tab w:val="num" w:pos="5040"/>
+        </w:tabs>
+        <w:ind w:left="5040" w:hanging="360"/>
+      </w:pPr>
+      <w:rPr>
+        <w:rFonts w:ascii="Wingdings" w:hAnsi="Wingdings" w:hint="default"/>
+        <w:sz w:val="20"/>
+      </w:rPr>
+    </w:lvl>
+    <w:lvl w:ilvl="7" w:tentative="1">
+      <w:start w:val="1"/>
+      <w:numFmt w:val="bullet"/>
+      <w:lvlText w:val=""/>
+      <w:lvlJc w:val="left"/>
+      <w:pPr>
+        <w:tabs>
+          <w:tab w:val="num" w:pos="5760"/>
+        </w:tabs>
+        <w:ind w:left="5760" w:hanging="360"/>
+      </w:pPr>
+      <w:rPr>
+        <w:rFonts w:ascii="Wingdings" w:hAnsi="Wingdings" w:hint="default"/>
+        <w:sz w:val="20"/>
+      </w:rPr>
+    </w:lvl>
+    <w:lvl w:ilvl="8" w:tentative="1">
+      <w:start w:val="1"/>
+      <w:numFmt w:val="bullet"/>
+      <w:lvlText w:val=""/>
+      <w:lvlJc w:val="left"/>
+      <w:pPr>
+        <w:tabs>
+          <w:tab w:val="num" w:pos="6480"/>
+        </w:tabs>
+        <w:ind w:left="6480" w:hanging="360"/>
+      </w:pPr>
+      <w:rPr>
+        <w:rFonts w:ascii="Wingdings" w:hAnsi="Wingdings" w:hint="default"/>
+        <w:sz w:val="20"/>
+      </w:rPr>
+    </w:lvl>
+  </w:abstractNum>
+  <w:abstractNum w:abstractNumId="27" w15:restartNumberingAfterBreak="0">
+    <w:nsid w:val="699838A4"/>
+    <w:multiLevelType w:val="multilevel"/>
+    <w:tmpl w:val="6D525048"/>
+    <w:lvl w:ilvl="0">
+      <w:start w:val="1"/>
+      <w:numFmt w:val="bullet"/>
+      <w:lvlText w:val=""/>
+      <w:lvlJc w:val="left"/>
+      <w:pPr>
+        <w:tabs>
+          <w:tab w:val="num" w:pos="720"/>
+        </w:tabs>
+        <w:ind w:left="720" w:hanging="360"/>
+      </w:pPr>
+      <w:rPr>
+        <w:rFonts w:ascii="Symbol" w:hAnsi="Symbol" w:hint="default"/>
+        <w:sz w:val="20"/>
+      </w:rPr>
+    </w:lvl>
+    <w:lvl w:ilvl="1" w:tentative="1">
+      <w:start w:val="1"/>
+      <w:numFmt w:val="bullet"/>
+      <w:lvlText w:val="o"/>
+      <w:lvlJc w:val="left"/>
+      <w:pPr>
+        <w:tabs>
+          <w:tab w:val="num" w:pos="1440"/>
+        </w:tabs>
+        <w:ind w:left="1440" w:hanging="360"/>
+      </w:pPr>
+      <w:rPr>
+        <w:rFonts w:ascii="Courier New" w:hAnsi="Courier New" w:hint="default"/>
+        <w:sz w:val="20"/>
+      </w:rPr>
+    </w:lvl>
+    <w:lvl w:ilvl="2" w:tentative="1">
+      <w:start w:val="1"/>
+      <w:numFmt w:val="bullet"/>
+      <w:lvlText w:val=""/>
+      <w:lvlJc w:val="left"/>
+      <w:pPr>
+        <w:tabs>
+          <w:tab w:val="num" w:pos="2160"/>
+        </w:tabs>
+        <w:ind w:left="2160" w:hanging="360"/>
+      </w:pPr>
+      <w:rPr>
+        <w:rFonts w:ascii="Wingdings" w:hAnsi="Wingdings" w:hint="default"/>
+        <w:sz w:val="20"/>
+      </w:rPr>
+    </w:lvl>
+    <w:lvl w:ilvl="3" w:tentative="1">
+      <w:start w:val="1"/>
+      <w:numFmt w:val="bullet"/>
+      <w:lvlText w:val=""/>
+      <w:lvlJc w:val="left"/>
+      <w:pPr>
+        <w:tabs>
+          <w:tab w:val="num" w:pos="2880"/>
+        </w:tabs>
+        <w:ind w:left="2880" w:hanging="360"/>
+      </w:pPr>
+      <w:rPr>
+        <w:rFonts w:ascii="Wingdings" w:hAnsi="Wingdings" w:hint="default"/>
+        <w:sz w:val="20"/>
+      </w:rPr>
+    </w:lvl>
+    <w:lvl w:ilvl="4" w:tentative="1">
+      <w:start w:val="1"/>
+      <w:numFmt w:val="bullet"/>
+      <w:lvlText w:val=""/>
+      <w:lvlJc w:val="left"/>
+      <w:pPr>
+        <w:tabs>
+          <w:tab w:val="num" w:pos="3600"/>
+        </w:tabs>
+        <w:ind w:left="3600" w:hanging="360"/>
+      </w:pPr>
+      <w:rPr>
+        <w:rFonts w:ascii="Wingdings" w:hAnsi="Wingdings" w:hint="default"/>
+        <w:sz w:val="20"/>
+      </w:rPr>
+    </w:lvl>
+    <w:lvl w:ilvl="5" w:tentative="1">
+      <w:start w:val="1"/>
+      <w:numFmt w:val="bullet"/>
+      <w:lvlText w:val=""/>
+      <w:lvlJc w:val="left"/>
+      <w:pPr>
+        <w:tabs>
+          <w:tab w:val="num" w:pos="4320"/>
+        </w:tabs>
+        <w:ind w:left="4320" w:hanging="360"/>
+      </w:pPr>
+      <w:rPr>
+        <w:rFonts w:ascii="Wingdings" w:hAnsi="Wingdings" w:hint="default"/>
+        <w:sz w:val="20"/>
+      </w:rPr>
+    </w:lvl>
+    <w:lvl w:ilvl="6" w:tentative="1">
+      <w:start w:val="1"/>
+      <w:numFmt w:val="bullet"/>
+      <w:lvlText w:val=""/>
+      <w:lvlJc w:val="left"/>
+      <w:pPr>
+        <w:tabs>
+          <w:tab w:val="num" w:pos="5040"/>
+        </w:tabs>
+        <w:ind w:left="5040" w:hanging="360"/>
+      </w:pPr>
+      <w:rPr>
+        <w:rFonts w:ascii="Wingdings" w:hAnsi="Wingdings" w:hint="default"/>
+        <w:sz w:val="20"/>
+      </w:rPr>
+    </w:lvl>
+    <w:lvl w:ilvl="7" w:tentative="1">
+      <w:start w:val="1"/>
+      <w:numFmt w:val="bullet"/>
+      <w:lvlText w:val=""/>
+      <w:lvlJc w:val="left"/>
+      <w:pPr>
+        <w:tabs>
+          <w:tab w:val="num" w:pos="5760"/>
+        </w:tabs>
+        <w:ind w:left="5760" w:hanging="360"/>
+      </w:pPr>
+      <w:rPr>
+        <w:rFonts w:ascii="Wingdings" w:hAnsi="Wingdings" w:hint="default"/>
+        <w:sz w:val="20"/>
+      </w:rPr>
+    </w:lvl>
+    <w:lvl w:ilvl="8" w:tentative="1">
+      <w:start w:val="1"/>
+      <w:numFmt w:val="bullet"/>
+      <w:lvlText w:val=""/>
+      <w:lvlJc w:val="left"/>
+      <w:pPr>
+        <w:tabs>
+          <w:tab w:val="num" w:pos="6480"/>
+        </w:tabs>
+        <w:ind w:left="6480" w:hanging="360"/>
+      </w:pPr>
+      <w:rPr>
+        <w:rFonts w:ascii="Wingdings" w:hAnsi="Wingdings" w:hint="default"/>
+        <w:sz w:val="20"/>
+      </w:rPr>
+    </w:lvl>
+  </w:abstractNum>
+  <w:abstractNum w:abstractNumId="28" w15:restartNumberingAfterBreak="0">
+    <w:nsid w:val="6CCF1407"/>
+    <w:multiLevelType w:val="multilevel"/>
+    <w:tmpl w:val="157CA3BC"/>
+    <w:lvl w:ilvl="0">
+      <w:start w:val="1"/>
+      <w:numFmt w:val="bullet"/>
+      <w:lvlText w:val=""/>
+      <w:lvlJc w:val="left"/>
+      <w:pPr>
+        <w:tabs>
+          <w:tab w:val="num" w:pos="720"/>
+        </w:tabs>
+        <w:ind w:left="720" w:hanging="360"/>
+      </w:pPr>
+      <w:rPr>
+        <w:rFonts w:ascii="Symbol" w:hAnsi="Symbol" w:hint="default"/>
+        <w:sz w:val="20"/>
+      </w:rPr>
+    </w:lvl>
+    <w:lvl w:ilvl="1" w:tentative="1">
+      <w:start w:val="1"/>
+      <w:numFmt w:val="bullet"/>
+      <w:lvlText w:val="o"/>
+      <w:lvlJc w:val="left"/>
+      <w:pPr>
+        <w:tabs>
+          <w:tab w:val="num" w:pos="1440"/>
+        </w:tabs>
+        <w:ind w:left="1440" w:hanging="360"/>
+      </w:pPr>
+      <w:rPr>
+        <w:rFonts w:ascii="Courier New" w:hAnsi="Courier New" w:hint="default"/>
+        <w:sz w:val="20"/>
+      </w:rPr>
+    </w:lvl>
+    <w:lvl w:ilvl="2" w:tentative="1">
+      <w:start w:val="1"/>
+      <w:numFmt w:val="bullet"/>
+      <w:lvlText w:val=""/>
+      <w:lvlJc w:val="left"/>
+      <w:pPr>
+        <w:tabs>
+          <w:tab w:val="num" w:pos="2160"/>
+        </w:tabs>
+        <w:ind w:left="2160" w:hanging="360"/>
+      </w:pPr>
+      <w:rPr>
+        <w:rFonts w:ascii="Wingdings" w:hAnsi="Wingdings" w:hint="default"/>
+        <w:sz w:val="20"/>
+      </w:rPr>
+    </w:lvl>
+    <w:lvl w:ilvl="3" w:tentative="1">
+      <w:start w:val="1"/>
+      <w:numFmt w:val="bullet"/>
+      <w:lvlText w:val=""/>
+      <w:lvlJc w:val="left"/>
+      <w:pPr>
+        <w:tabs>
+          <w:tab w:val="num" w:pos="2880"/>
+        </w:tabs>
+        <w:ind w:left="2880" w:hanging="360"/>
+      </w:pPr>
+      <w:rPr>
+        <w:rFonts w:ascii="Wingdings" w:hAnsi="Wingdings" w:hint="default"/>
+        <w:sz w:val="20"/>
+      </w:rPr>
+    </w:lvl>
+    <w:lvl w:ilvl="4" w:tentative="1">
+      <w:start w:val="1"/>
+      <w:numFmt w:val="bullet"/>
+      <w:lvlText w:val=""/>
+      <w:lvlJc w:val="left"/>
+      <w:pPr>
+        <w:tabs>
+          <w:tab w:val="num" w:pos="3600"/>
+        </w:tabs>
+        <w:ind w:left="3600" w:hanging="360"/>
+      </w:pPr>
+      <w:rPr>
+        <w:rFonts w:ascii="Wingdings" w:hAnsi="Wingdings" w:hint="default"/>
+        <w:sz w:val="20"/>
+      </w:rPr>
+    </w:lvl>
+    <w:lvl w:ilvl="5" w:tentative="1">
+      <w:start w:val="1"/>
+      <w:numFmt w:val="bullet"/>
+      <w:lvlText w:val=""/>
+      <w:lvlJc w:val="left"/>
+      <w:pPr>
+        <w:tabs>
+          <w:tab w:val="num" w:pos="4320"/>
+        </w:tabs>
+        <w:ind w:left="4320" w:hanging="360"/>
+      </w:pPr>
+      <w:rPr>
+        <w:rFonts w:ascii="Wingdings" w:hAnsi="Wingdings" w:hint="default"/>
+        <w:sz w:val="20"/>
+      </w:rPr>
+    </w:lvl>
+    <w:lvl w:ilvl="6" w:tentative="1">
+      <w:start w:val="1"/>
+      <w:numFmt w:val="bullet"/>
+      <w:lvlText w:val=""/>
+      <w:lvlJc w:val="left"/>
+      <w:pPr>
+        <w:tabs>
+          <w:tab w:val="num" w:pos="5040"/>
+        </w:tabs>
+        <w:ind w:left="5040" w:hanging="360"/>
+      </w:pPr>
+      <w:rPr>
+        <w:rFonts w:ascii="Wingdings" w:hAnsi="Wingdings" w:hint="default"/>
+        <w:sz w:val="20"/>
+      </w:rPr>
+    </w:lvl>
+    <w:lvl w:ilvl="7" w:tentative="1">
+      <w:start w:val="1"/>
+      <w:numFmt w:val="bullet"/>
+      <w:lvlText w:val=""/>
+      <w:lvlJc w:val="left"/>
+      <w:pPr>
+        <w:tabs>
+          <w:tab w:val="num" w:pos="5760"/>
+        </w:tabs>
+        <w:ind w:left="5760" w:hanging="360"/>
+      </w:pPr>
+      <w:rPr>
+        <w:rFonts w:ascii="Wingdings" w:hAnsi="Wingdings" w:hint="default"/>
+        <w:sz w:val="20"/>
+      </w:rPr>
+    </w:lvl>
+    <w:lvl w:ilvl="8" w:tentative="1">
+      <w:start w:val="1"/>
+      <w:numFmt w:val="bullet"/>
+      <w:lvlText w:val=""/>
+      <w:lvlJc w:val="left"/>
+      <w:pPr>
+        <w:tabs>
+          <w:tab w:val="num" w:pos="6480"/>
+        </w:tabs>
+        <w:ind w:left="6480" w:hanging="360"/>
+      </w:pPr>
+      <w:rPr>
+        <w:rFonts w:ascii="Wingdings" w:hAnsi="Wingdings" w:hint="default"/>
+        <w:sz w:val="20"/>
+      </w:rPr>
+    </w:lvl>
+  </w:abstractNum>
+  <w:abstractNum w:abstractNumId="29" w15:restartNumberingAfterBreak="0">
+    <w:nsid w:val="6E73116F"/>
+    <w:multiLevelType w:val="multilevel"/>
+    <w:tmpl w:val="1A9046EA"/>
+    <w:lvl w:ilvl="0">
+      <w:start w:val="1"/>
+      <w:numFmt w:val="bullet"/>
+      <w:lvlText w:val=""/>
+      <w:lvlJc w:val="left"/>
+      <w:pPr>
+        <w:tabs>
+          <w:tab w:val="num" w:pos="720"/>
+        </w:tabs>
+        <w:ind w:left="720" w:hanging="360"/>
+      </w:pPr>
+      <w:rPr>
+        <w:rFonts w:ascii="Symbol" w:hAnsi="Symbol" w:hint="default"/>
+        <w:sz w:val="20"/>
+      </w:rPr>
+    </w:lvl>
+    <w:lvl w:ilvl="1" w:tentative="1">
+      <w:start w:val="1"/>
+      <w:numFmt w:val="bullet"/>
+      <w:lvlText w:val="o"/>
+      <w:lvlJc w:val="left"/>
+      <w:pPr>
+        <w:tabs>
+          <w:tab w:val="num" w:pos="1440"/>
+        </w:tabs>
+        <w:ind w:left="1440" w:hanging="360"/>
+      </w:pPr>
+      <w:rPr>
+        <w:rFonts w:ascii="Courier New" w:hAnsi="Courier New" w:hint="default"/>
+        <w:sz w:val="20"/>
+      </w:rPr>
+    </w:lvl>
+    <w:lvl w:ilvl="2" w:tentative="1">
+      <w:start w:val="1"/>
+      <w:numFmt w:val="bullet"/>
+      <w:lvlText w:val=""/>
+      <w:lvlJc w:val="left"/>
+      <w:pPr>
+        <w:tabs>
+          <w:tab w:val="num" w:pos="2160"/>
+        </w:tabs>
+        <w:ind w:left="2160" w:hanging="360"/>
+      </w:pPr>
+      <w:rPr>
+        <w:rFonts w:ascii="Wingdings" w:hAnsi="Wingdings" w:hint="default"/>
+        <w:sz w:val="20"/>
+      </w:rPr>
+    </w:lvl>
+    <w:lvl w:ilvl="3" w:tentative="1">
+      <w:start w:val="1"/>
+      <w:numFmt w:val="bullet"/>
+      <w:lvlText w:val=""/>
+      <w:lvlJc w:val="left"/>
+      <w:pPr>
+        <w:tabs>
+          <w:tab w:val="num" w:pos="2880"/>
+        </w:tabs>
+        <w:ind w:left="2880" w:hanging="360"/>
+      </w:pPr>
+      <w:rPr>
+        <w:rFonts w:ascii="Wingdings" w:hAnsi="Wingdings" w:hint="default"/>
+        <w:sz w:val="20"/>
+      </w:rPr>
+    </w:lvl>
+    <w:lvl w:ilvl="4" w:tentative="1">
+      <w:start w:val="1"/>
+      <w:numFmt w:val="bullet"/>
+      <w:lvlText w:val=""/>
+      <w:lvlJc w:val="left"/>
+      <w:pPr>
+        <w:tabs>
+          <w:tab w:val="num" w:pos="3600"/>
+        </w:tabs>
+        <w:ind w:left="3600" w:hanging="360"/>
+      </w:pPr>
+      <w:rPr>
+        <w:rFonts w:ascii="Wingdings" w:hAnsi="Wingdings" w:hint="default"/>
+        <w:sz w:val="20"/>
+      </w:rPr>
+    </w:lvl>
+    <w:lvl w:ilvl="5" w:tentative="1">
+      <w:start w:val="1"/>
+      <w:numFmt w:val="bullet"/>
+      <w:lvlText w:val=""/>
+      <w:lvlJc w:val="left"/>
+      <w:pPr>
+        <w:tabs>
+          <w:tab w:val="num" w:pos="4320"/>
+        </w:tabs>
+        <w:ind w:left="4320" w:hanging="360"/>
+      </w:pPr>
+      <w:rPr>
+        <w:rFonts w:ascii="Wingdings" w:hAnsi="Wingdings" w:hint="default"/>
+        <w:sz w:val="20"/>
+      </w:rPr>
+    </w:lvl>
+    <w:lvl w:ilvl="6" w:tentative="1">
+      <w:start w:val="1"/>
+      <w:numFmt w:val="bullet"/>
+      <w:lvlText w:val=""/>
+      <w:lvlJc w:val="left"/>
+      <w:pPr>
+        <w:tabs>
+          <w:tab w:val="num" w:pos="5040"/>
+        </w:tabs>
+        <w:ind w:left="5040" w:hanging="360"/>
+      </w:pPr>
+      <w:rPr>
+        <w:rFonts w:ascii="Wingdings" w:hAnsi="Wingdings" w:hint="default"/>
+        <w:sz w:val="20"/>
+      </w:rPr>
+    </w:lvl>
+    <w:lvl w:ilvl="7" w:tentative="1">
+      <w:start w:val="1"/>
+      <w:numFmt w:val="bullet"/>
+      <w:lvlText w:val=""/>
+      <w:lvlJc w:val="left"/>
+      <w:pPr>
+        <w:tabs>
+          <w:tab w:val="num" w:pos="5760"/>
+        </w:tabs>
+        <w:ind w:left="5760" w:hanging="360"/>
+      </w:pPr>
+      <w:rPr>
+        <w:rFonts w:ascii="Wingdings" w:hAnsi="Wingdings" w:hint="default"/>
+        <w:sz w:val="20"/>
+      </w:rPr>
+    </w:lvl>
+    <w:lvl w:ilvl="8" w:tentative="1">
+      <w:start w:val="1"/>
+      <w:numFmt w:val="bullet"/>
+      <w:lvlText w:val=""/>
+      <w:lvlJc w:val="left"/>
+      <w:pPr>
+        <w:tabs>
+          <w:tab w:val="num" w:pos="6480"/>
+        </w:tabs>
+        <w:ind w:left="6480" w:hanging="360"/>
+      </w:pPr>
+      <w:rPr>
+        <w:rFonts w:ascii="Wingdings" w:hAnsi="Wingdings" w:hint="default"/>
+        <w:sz w:val="20"/>
+      </w:rPr>
+    </w:lvl>
+  </w:abstractNum>
+  <w:abstractNum w:abstractNumId="30" w15:restartNumberingAfterBreak="0">
+    <w:nsid w:val="726A2917"/>
+    <w:multiLevelType w:val="multilevel"/>
+    <w:tmpl w:val="229877FE"/>
+    <w:lvl w:ilvl="0">
+      <w:start w:val="1"/>
+      <w:numFmt w:val="bullet"/>
+      <w:lvlText w:val=""/>
+      <w:lvlJc w:val="left"/>
+      <w:pPr>
+        <w:tabs>
+          <w:tab w:val="num" w:pos="720"/>
+        </w:tabs>
+        <w:ind w:left="720" w:hanging="360"/>
+      </w:pPr>
+      <w:rPr>
+        <w:rFonts w:ascii="Symbol" w:hAnsi="Symbol" w:hint="default"/>
+        <w:sz w:val="20"/>
+      </w:rPr>
+    </w:lvl>
+    <w:lvl w:ilvl="1" w:tentative="1">
+      <w:start w:val="1"/>
+      <w:numFmt w:val="bullet"/>
+      <w:lvlText w:val="o"/>
+      <w:lvlJc w:val="left"/>
+      <w:pPr>
+        <w:tabs>
+          <w:tab w:val="num" w:pos="1440"/>
+        </w:tabs>
+        <w:ind w:left="1440" w:hanging="360"/>
+      </w:pPr>
+      <w:rPr>
+        <w:rFonts w:ascii="Courier New" w:hAnsi="Courier New" w:hint="default"/>
+        <w:sz w:val="20"/>
+      </w:rPr>
+    </w:lvl>
+    <w:lvl w:ilvl="2" w:tentative="1">
+      <w:start w:val="1"/>
+      <w:numFmt w:val="bullet"/>
+      <w:lvlText w:val=""/>
+      <w:lvlJc w:val="left"/>
+      <w:pPr>
+        <w:tabs>
+          <w:tab w:val="num" w:pos="2160"/>
+        </w:tabs>
+        <w:ind w:left="2160" w:hanging="360"/>
+      </w:pPr>
+      <w:rPr>
+        <w:rFonts w:ascii="Wingdings" w:hAnsi="Wingdings" w:hint="default"/>
+        <w:sz w:val="20"/>
+      </w:rPr>
+    </w:lvl>
+    <w:lvl w:ilvl="3" w:tentative="1">
+      <w:start w:val="1"/>
+      <w:numFmt w:val="bullet"/>
+      <w:lvlText w:val=""/>
+      <w:lvlJc w:val="left"/>
+      <w:pPr>
+        <w:tabs>
+          <w:tab w:val="num" w:pos="2880"/>
+        </w:tabs>
+        <w:ind w:left="2880" w:hanging="360"/>
+      </w:pPr>
+      <w:rPr>
+        <w:rFonts w:ascii="Wingdings" w:hAnsi="Wingdings" w:hint="default"/>
+        <w:sz w:val="20"/>
+      </w:rPr>
+    </w:lvl>
+    <w:lvl w:ilvl="4" w:tentative="1">
+      <w:start w:val="1"/>
+      <w:numFmt w:val="bullet"/>
+      <w:lvlText w:val=""/>
+      <w:lvlJc w:val="left"/>
+      <w:pPr>
+        <w:tabs>
+          <w:tab w:val="num" w:pos="3600"/>
+        </w:tabs>
+        <w:ind w:left="3600" w:hanging="360"/>
+      </w:pPr>
+      <w:rPr>
+        <w:rFonts w:ascii="Wingdings" w:hAnsi="Wingdings" w:hint="default"/>
+        <w:sz w:val="20"/>
+      </w:rPr>
+    </w:lvl>
+    <w:lvl w:ilvl="5" w:tentative="1">
+      <w:start w:val="1"/>
+      <w:numFmt w:val="bullet"/>
+      <w:lvlText w:val=""/>
+      <w:lvlJc w:val="left"/>
+      <w:pPr>
+        <w:tabs>
+          <w:tab w:val="num" w:pos="4320"/>
+        </w:tabs>
+        <w:ind w:left="4320" w:hanging="360"/>
+      </w:pPr>
+      <w:rPr>
+        <w:rFonts w:ascii="Wingdings" w:hAnsi="Wingdings" w:hint="default"/>
+        <w:sz w:val="20"/>
+      </w:rPr>
+    </w:lvl>
+    <w:lvl w:ilvl="6" w:tentative="1">
+      <w:start w:val="1"/>
+      <w:numFmt w:val="bullet"/>
+      <w:lvlText w:val=""/>
+      <w:lvlJc w:val="left"/>
+      <w:pPr>
+        <w:tabs>
+          <w:tab w:val="num" w:pos="5040"/>
+        </w:tabs>
+        <w:ind w:left="5040" w:hanging="360"/>
+      </w:pPr>
+      <w:rPr>
+        <w:rFonts w:ascii="Wingdings" w:hAnsi="Wingdings" w:hint="default"/>
+        <w:sz w:val="20"/>
+      </w:rPr>
+    </w:lvl>
+    <w:lvl w:ilvl="7" w:tentative="1">
+      <w:start w:val="1"/>
+      <w:numFmt w:val="bullet"/>
+      <w:lvlText w:val=""/>
+      <w:lvlJc w:val="left"/>
+      <w:pPr>
+        <w:tabs>
+          <w:tab w:val="num" w:pos="5760"/>
+        </w:tabs>
+        <w:ind w:left="5760" w:hanging="360"/>
+      </w:pPr>
+      <w:rPr>
+        <w:rFonts w:ascii="Wingdings" w:hAnsi="Wingdings" w:hint="default"/>
+        <w:sz w:val="20"/>
+      </w:rPr>
+    </w:lvl>
+    <w:lvl w:ilvl="8" w:tentative="1">
+      <w:start w:val="1"/>
+      <w:numFmt w:val="bullet"/>
+      <w:lvlText w:val=""/>
+      <w:lvlJc w:val="left"/>
+      <w:pPr>
+        <w:tabs>
+          <w:tab w:val="num" w:pos="6480"/>
+        </w:tabs>
+        <w:ind w:left="6480" w:hanging="360"/>
+      </w:pPr>
+      <w:rPr>
+        <w:rFonts w:ascii="Wingdings" w:hAnsi="Wingdings" w:hint="default"/>
+        <w:sz w:val="20"/>
+      </w:rPr>
+    </w:lvl>
+  </w:abstractNum>
+  <w:abstractNum w:abstractNumId="31" w15:restartNumberingAfterBreak="0">
+    <w:nsid w:val="7C243504"/>
+    <w:multiLevelType w:val="multilevel"/>
+    <w:tmpl w:val="33B27BCA"/>
+    <w:lvl w:ilvl="0">
+      <w:start w:val="1"/>
+      <w:numFmt w:val="bullet"/>
+      <w:lvlText w:val=""/>
+      <w:lvlJc w:val="left"/>
+      <w:pPr>
+        <w:tabs>
+          <w:tab w:val="num" w:pos="720"/>
+        </w:tabs>
+        <w:ind w:left="720" w:hanging="360"/>
+      </w:pPr>
+      <w:rPr>
+        <w:rFonts w:ascii="Symbol" w:hAnsi="Symbol" w:hint="default"/>
+        <w:sz w:val="20"/>
+      </w:rPr>
+    </w:lvl>
+    <w:lvl w:ilvl="1" w:tentative="1">
+      <w:start w:val="1"/>
+      <w:numFmt w:val="bullet"/>
+      <w:lvlText w:val="o"/>
+      <w:lvlJc w:val="left"/>
+      <w:pPr>
+        <w:tabs>
+          <w:tab w:val="num" w:pos="1440"/>
+        </w:tabs>
+        <w:ind w:left="1440" w:hanging="360"/>
+      </w:pPr>
+      <w:rPr>
+        <w:rFonts w:ascii="Courier New" w:hAnsi="Courier New" w:hint="default"/>
+        <w:sz w:val="20"/>
+      </w:rPr>
+    </w:lvl>
+    <w:lvl w:ilvl="2" w:tentative="1">
+      <w:start w:val="1"/>
+      <w:numFmt w:val="bullet"/>
+      <w:lvlText w:val=""/>
+      <w:lvlJc w:val="left"/>
+      <w:pPr>
+        <w:tabs>
+          <w:tab w:val="num" w:pos="2160"/>
+        </w:tabs>
+        <w:ind w:left="2160" w:hanging="360"/>
+      </w:pPr>
+      <w:rPr>
+        <w:rFonts w:ascii="Wingdings" w:hAnsi="Wingdings" w:hint="default"/>
+        <w:sz w:val="20"/>
+      </w:rPr>
+    </w:lvl>
+    <w:lvl w:ilvl="3" w:tentative="1">
+      <w:start w:val="1"/>
+      <w:numFmt w:val="bullet"/>
+      <w:lvlText w:val=""/>
+      <w:lvlJc w:val="left"/>
+      <w:pPr>
+        <w:tabs>
+          <w:tab w:val="num" w:pos="2880"/>
+        </w:tabs>
+        <w:ind w:left="2880" w:hanging="360"/>
+      </w:pPr>
+      <w:rPr>
+        <w:rFonts w:ascii="Wingdings" w:hAnsi="Wingdings" w:hint="default"/>
+        <w:sz w:val="20"/>
+      </w:rPr>
+    </w:lvl>
+    <w:lvl w:ilvl="4" w:tentative="1">
+      <w:start w:val="1"/>
+      <w:numFmt w:val="bullet"/>
+      <w:lvlText w:val=""/>
+      <w:lvlJc w:val="left"/>
+      <w:pPr>
+        <w:tabs>
+          <w:tab w:val="num" w:pos="3600"/>
+        </w:tabs>
+        <w:ind w:left="3600" w:hanging="360"/>
+      </w:pPr>
+      <w:rPr>
+        <w:rFonts w:ascii="Wingdings" w:hAnsi="Wingdings" w:hint="default"/>
+        <w:sz w:val="20"/>
+      </w:rPr>
+    </w:lvl>
+    <w:lvl w:ilvl="5" w:tentative="1">
+      <w:start w:val="1"/>
+      <w:numFmt w:val="bullet"/>
+      <w:lvlText w:val=""/>
+      <w:lvlJc w:val="left"/>
+      <w:pPr>
+        <w:tabs>
+          <w:tab w:val="num" w:pos="4320"/>
+        </w:tabs>
+        <w:ind w:left="4320" w:hanging="360"/>
+      </w:pPr>
+      <w:rPr>
+        <w:rFonts w:ascii="Wingdings" w:hAnsi="Wingdings" w:hint="default"/>
+        <w:sz w:val="20"/>
+      </w:rPr>
+    </w:lvl>
+    <w:lvl w:ilvl="6" w:tentative="1">
+      <w:start w:val="1"/>
+      <w:numFmt w:val="bullet"/>
+      <w:lvlText w:val=""/>
+      <w:lvlJc w:val="left"/>
+      <w:pPr>
+        <w:tabs>
+          <w:tab w:val="num" w:pos="5040"/>
+        </w:tabs>
+        <w:ind w:left="5040" w:hanging="360"/>
+      </w:pPr>
+      <w:rPr>
+        <w:rFonts w:ascii="Wingdings" w:hAnsi="Wingdings" w:hint="default"/>
+        <w:sz w:val="20"/>
+      </w:rPr>
+    </w:lvl>
+    <w:lvl w:ilvl="7" w:tentative="1">
+      <w:start w:val="1"/>
+      <w:numFmt w:val="bullet"/>
+      <w:lvlText w:val=""/>
+      <w:lvlJc w:val="left"/>
+      <w:pPr>
+        <w:tabs>
+          <w:tab w:val="num" w:pos="5760"/>
+        </w:tabs>
+        <w:ind w:left="5760" w:hanging="360"/>
+      </w:pPr>
+      <w:rPr>
+        <w:rFonts w:ascii="Wingdings" w:hAnsi="Wingdings" w:hint="default"/>
+        <w:sz w:val="20"/>
+      </w:rPr>
+    </w:lvl>
+    <w:lvl w:ilvl="8" w:tentative="1">
+      <w:start w:val="1"/>
+      <w:numFmt w:val="bullet"/>
+      <w:lvlText w:val=""/>
+      <w:lvlJc w:val="left"/>
+      <w:pPr>
+        <w:tabs>
+          <w:tab w:val="num" w:pos="6480"/>
+        </w:tabs>
+        <w:ind w:left="6480" w:hanging="360"/>
+      </w:pPr>
+      <w:rPr>
+        <w:rFonts w:ascii="Wingdings" w:hAnsi="Wingdings" w:hint="default"/>
+        <w:sz w:val="20"/>
+      </w:rPr>
+    </w:lvl>
+  </w:abstractNum>
   <w:num w:numId="1" w16cid:durableId="1323662001">
-    <w:abstractNumId w:val="1"/>
+    <w:abstractNumId w:val="3"/>
   </w:num>
   <w:num w:numId="2" w16cid:durableId="1648976087">
     <w:abstractNumId w:val="0"/>
   </w:num>
   <w:num w:numId="3" w16cid:durableId="887565993">
+    <w:abstractNumId w:val="25"/>
+  </w:num>
+  <w:num w:numId="4" w16cid:durableId="719549257">
+    <w:abstractNumId w:val="23"/>
+  </w:num>
+  <w:num w:numId="5" w16cid:durableId="1516261259">
+    <w:abstractNumId w:val="7"/>
+  </w:num>
+  <w:num w:numId="6" w16cid:durableId="1890846757">
+    <w:abstractNumId w:val="22"/>
+  </w:num>
+  <w:num w:numId="7" w16cid:durableId="1732532700">
     <w:abstractNumId w:val="5"/>
   </w:num>
-  <w:num w:numId="4" w16cid:durableId="719549257">
+  <w:num w:numId="8" w16cid:durableId="504056981">
+    <w:abstractNumId w:val="6"/>
+  </w:num>
+  <w:num w:numId="9" w16cid:durableId="1555317395">
+    <w:abstractNumId w:val="12"/>
+  </w:num>
+  <w:num w:numId="10" w16cid:durableId="735323265">
+    <w:abstractNumId w:val="20"/>
+  </w:num>
+  <w:num w:numId="11" w16cid:durableId="513956872">
+    <w:abstractNumId w:val="11"/>
+  </w:num>
+  <w:num w:numId="12" w16cid:durableId="530263450">
+    <w:abstractNumId w:val="26"/>
+  </w:num>
+  <w:num w:numId="13" w16cid:durableId="292296429">
+    <w:abstractNumId w:val="9"/>
+  </w:num>
+  <w:num w:numId="14" w16cid:durableId="1173032209">
+    <w:abstractNumId w:val="17"/>
+  </w:num>
+  <w:num w:numId="15" w16cid:durableId="1540162882">
+    <w:abstractNumId w:val="30"/>
+  </w:num>
+  <w:num w:numId="16" w16cid:durableId="637300667">
+    <w:abstractNumId w:val="27"/>
+  </w:num>
+  <w:num w:numId="17" w16cid:durableId="102460516">
+    <w:abstractNumId w:val="13"/>
+  </w:num>
+  <w:num w:numId="18" w16cid:durableId="1532188184">
+    <w:abstractNumId w:val="1"/>
+  </w:num>
+  <w:num w:numId="19" w16cid:durableId="1190991016">
+    <w:abstractNumId w:val="31"/>
+  </w:num>
+  <w:num w:numId="20" w16cid:durableId="435759090">
+    <w:abstractNumId w:val="15"/>
+  </w:num>
+  <w:num w:numId="21" w16cid:durableId="996955358">
     <w:abstractNumId w:val="4"/>
   </w:num>
-  <w:num w:numId="5" w16cid:durableId="1516261259">
+  <w:num w:numId="22" w16cid:durableId="1228146809">
+    <w:abstractNumId w:val="10"/>
+  </w:num>
+  <w:num w:numId="23" w16cid:durableId="271476700">
+    <w:abstractNumId w:val="16"/>
+  </w:num>
+  <w:num w:numId="24" w16cid:durableId="987516782">
+    <w:abstractNumId w:val="8"/>
+  </w:num>
+  <w:num w:numId="25" w16cid:durableId="1785996120">
+    <w:abstractNumId w:val="28"/>
+  </w:num>
+  <w:num w:numId="26" w16cid:durableId="1402948677">
     <w:abstractNumId w:val="2"/>
   </w:num>
-  <w:num w:numId="6" w16cid:durableId="1890846757">
-    <w:abstractNumId w:val="3"/>
+  <w:num w:numId="27" w16cid:durableId="107772682">
+    <w:abstractNumId w:val="21"/>
+  </w:num>
+  <w:num w:numId="28" w16cid:durableId="1953437772">
+    <w:abstractNumId w:val="14"/>
+  </w:num>
+  <w:num w:numId="29" w16cid:durableId="599220031">
+    <w:abstractNumId w:val="24"/>
+  </w:num>
+  <w:num w:numId="30" w16cid:durableId="1401364204">
+    <w:abstractNumId w:val="19"/>
+  </w:num>
+  <w:num w:numId="31" w16cid:durableId="100539097">
+    <w:abstractNumId w:val="29"/>
+  </w:num>
+  <w:num w:numId="32" w16cid:durableId="1787700680">
+    <w:abstractNumId w:val="18"/>
   </w:num>
 </w:numbering>
 </file>
